--- a/assignment_2.docx
+++ b/assignment_2.docx
@@ -2,6 +2,8 @@
 <file path=word/document.xml><?xml version="1.0" encoding="utf-8"?>
 <w:document xmlns:wpc="http://schemas.microsoft.com/office/word/2010/wordprocessingCanvas" xmlns:cx="http://schemas.microsoft.com/office/drawing/2014/chartex" xmlns:cx1="http://schemas.microsoft.com/office/drawing/2015/9/8/chartex" xmlns:cx2="http://schemas.microsoft.com/office/drawing/2015/10/21/chartex" xmlns:cx3="http://schemas.microsoft.com/office/drawing/2016/5/9/chartex" xmlns:cx4="http://schemas.microsoft.com/office/drawing/2016/5/10/chartex" xmlns:cx5="http://schemas.microsoft.com/office/drawing/2016/5/11/chartex" xmlns:cx6="http://schemas.microsoft.com/office/drawing/2016/5/12/chartex" xmlns:cx7="http://schemas.microsoft.com/office/drawing/2016/5/13/chartex" xmlns:cx8="http://schemas.microsoft.com/office/drawing/2016/5/14/chartex" xmlns:mc="http://schemas.openxmlformats.org/markup-compatibility/2006" xmlns:aink="http://schemas.microsoft.com/office/drawing/2016/ink" xmlns:am3d="http://schemas.microsoft.com/office/drawing/2017/model3d" xmlns:o="urn:schemas-microsoft-com:office:office" xmlns:oel="http://schemas.microsoft.com/office/2019/extlst" xmlns:r="http://schemas.openxmlformats.org/officeDocument/2006/relationships" xmlns:m="http://schemas.openxmlformats.org/officeDocument/2006/math" xmlns:v="urn:schemas-microsoft-com:vml" xmlns:wp14="http://schemas.microsoft.com/office/word/2010/wordprocessingDrawing" xmlns:wp="http://schemas.openxmlformats.org/drawingml/2006/wordprocessingDrawing" xmlns:w10="urn:schemas-microsoft-com:office:word" xmlns:w="http://schemas.openxmlformats.org/wordprocessingml/2006/main" xmlns:w14="http://schemas.microsoft.com/office/word/2010/wordml" xmlns:w15="http://schemas.microsoft.com/office/word/2012/wordml" xmlns:w16cex="http://schemas.microsoft.com/office/word/2018/wordml/cex" xmlns:w16cid="http://schemas.microsoft.com/office/word/2016/wordml/cid" xmlns:w16="http://schemas.microsoft.com/office/word/2018/wordml" xmlns:w16du="http://schemas.microsoft.com/office/word/2023/wordml/word16du" xmlns:w16sdtdh="http://schemas.microsoft.com/office/word/2020/wordml/sdtdatahash" xmlns:w16sdtfl="http://schemas.microsoft.com/office/word/2024/wordml/sdtformatlock" xmlns:w16se="http://schemas.microsoft.com/office/word/2015/wordml/symex" xmlns:wpg="http://schemas.microsoft.com/office/word/2010/wordprocessingGroup" xmlns:wpi="http://schemas.microsoft.com/office/word/2010/wordprocessingInk" xmlns:wne="http://schemas.microsoft.com/office/word/2006/wordml" xmlns:wps="http://schemas.microsoft.com/office/word/2010/wordprocessingShape" mc:Ignorable="w14 w15 w16se w16cid w16 w16cex w16sdtdh w16sdtfl w16du wp14">
   <w:body>
+    <w:bookmarkStart w:id="0" w:name="_Hlk200471980" w:displacedByCustomXml="next"/>
+    <w:bookmarkEnd w:id="0" w:displacedByCustomXml="next"/>
     <w:sdt>
       <w:sdtPr>
         <w:id w:val="2089339085"/>
@@ -34,7 +36,7 @@
             <w:tblLook w:val="04A0" w:firstRow="1" w:lastRow="0" w:firstColumn="1" w:lastColumn="0" w:noHBand="0" w:noVBand="1"/>
           </w:tblPr>
           <w:tblGrid>
-            <w:gridCol w:w="8039"/>
+            <w:gridCol w:w="7245"/>
           </w:tblGrid>
           <w:tr>
             <w:sdt>
@@ -130,7 +132,47 @@
                         <w:szCs w:val="88"/>
                         <w:lang w:val="en-US"/>
                       </w:rPr>
-                      <w:t>TASK 01: TIME FREQUENCYANALYSIS</w:t>
+                      <w:t>TASK 0</w:t>
+                    </w:r>
+                    <w:r>
+                      <w:rPr>
+                        <w:rFonts w:asciiTheme="majorHAnsi" w:eastAsiaTheme="majorEastAsia" w:hAnsiTheme="majorHAnsi" w:cstheme="majorBidi"/>
+                        <w:color w:val="348C00" w:themeColor="accent6" w:themeShade="BF"/>
+                        <w:sz w:val="88"/>
+                        <w:szCs w:val="88"/>
+                        <w:lang w:val="en-US"/>
+                      </w:rPr>
+                      <w:t>2</w:t>
+                    </w:r>
+                    <w:r>
+                      <w:rPr>
+                        <w:rFonts w:asciiTheme="majorHAnsi" w:eastAsiaTheme="majorEastAsia" w:hAnsiTheme="majorHAnsi" w:cstheme="majorBidi"/>
+                        <w:color w:val="348C00" w:themeColor="accent6" w:themeShade="BF"/>
+                        <w:sz w:val="88"/>
+                        <w:szCs w:val="88"/>
+                        <w:lang w:val="en-US"/>
+                      </w:rPr>
+                      <w:t>: TIME FREQUENCY</w:t>
+                    </w:r>
+                    <w:r>
+                      <w:rPr>
+                        <w:rFonts w:asciiTheme="majorHAnsi" w:eastAsiaTheme="majorEastAsia" w:hAnsiTheme="majorHAnsi" w:cstheme="majorBidi"/>
+                        <w:color w:val="348C00" w:themeColor="accent6" w:themeShade="BF"/>
+                        <w:sz w:val="88"/>
+                        <w:szCs w:val="88"/>
+                        <w:lang w:val="en-US"/>
+                      </w:rPr>
+                      <w:t xml:space="preserve"> </w:t>
+                    </w:r>
+                    <w:r>
+                      <w:rPr>
+                        <w:rFonts w:asciiTheme="majorHAnsi" w:eastAsiaTheme="majorEastAsia" w:hAnsiTheme="majorHAnsi" w:cstheme="majorBidi"/>
+                        <w:color w:val="348C00" w:themeColor="accent6" w:themeShade="BF"/>
+                        <w:sz w:val="88"/>
+                        <w:szCs w:val="88"/>
+                        <w:lang w:val="en-US"/>
+                      </w:rPr>
+                      <w:t>ANALYSIS</w:t>
                     </w:r>
                   </w:p>
                 </w:sdtContent>
@@ -701,13 +743,17 @@
               <w:rPr>
                 <w:rFonts w:ascii="Aptos Narrow" w:eastAsia="Times New Roman" w:hAnsi="Aptos Narrow" w:cs="Times New Roman"/>
                 <w:color w:val="000000"/>
-                <w:lang w:val="en-US"/>
-              </w:rPr>
-            </w:pPr>
-            <w:r>
-              <w:rPr>
-                <w:rFonts w:ascii="Aptos Narrow" w:eastAsia="Times New Roman" w:hAnsi="Aptos Narrow" w:cs="Times New Roman"/>
-                <w:color w:val="000000"/>
+                <w:sz w:val="20"/>
+                <w:szCs w:val="20"/>
+                <w:lang w:val="en-US"/>
+              </w:rPr>
+            </w:pPr>
+            <w:r>
+              <w:rPr>
+                <w:rFonts w:ascii="Aptos Narrow" w:eastAsia="Times New Roman" w:hAnsi="Aptos Narrow" w:cs="Times New Roman"/>
+                <w:color w:val="000000"/>
+                <w:sz w:val="20"/>
+                <w:szCs w:val="20"/>
                 <w:lang w:val="en-US"/>
               </w:rPr>
               <w:t>Dataset Name</w:t>
@@ -726,13 +772,17 @@
               <w:rPr>
                 <w:rFonts w:ascii="Aptos Narrow" w:eastAsia="Times New Roman" w:hAnsi="Aptos Narrow" w:cs="Times New Roman"/>
                 <w:color w:val="000000"/>
-                <w:lang w:val="en-US"/>
-              </w:rPr>
-            </w:pPr>
-            <w:r>
-              <w:rPr>
-                <w:rFonts w:ascii="Aptos Narrow" w:eastAsia="Times New Roman" w:hAnsi="Aptos Narrow" w:cs="Times New Roman"/>
-                <w:color w:val="000000"/>
+                <w:sz w:val="20"/>
+                <w:szCs w:val="20"/>
+                <w:lang w:val="en-US"/>
+              </w:rPr>
+            </w:pPr>
+            <w:r>
+              <w:rPr>
+                <w:rFonts w:ascii="Aptos Narrow" w:eastAsia="Times New Roman" w:hAnsi="Aptos Narrow" w:cs="Times New Roman"/>
+                <w:color w:val="000000"/>
+                <w:sz w:val="20"/>
+                <w:szCs w:val="20"/>
                 <w:lang w:val="en-US"/>
               </w:rPr>
               <w:t>Mean</w:t>
@@ -751,13 +801,17 @@
               <w:rPr>
                 <w:rFonts w:ascii="Aptos Narrow" w:eastAsia="Times New Roman" w:hAnsi="Aptos Narrow" w:cs="Times New Roman"/>
                 <w:color w:val="000000"/>
-                <w:lang w:val="en-US"/>
-              </w:rPr>
-            </w:pPr>
-            <w:r>
-              <w:rPr>
-                <w:rFonts w:ascii="Aptos Narrow" w:eastAsia="Times New Roman" w:hAnsi="Aptos Narrow" w:cs="Times New Roman"/>
-                <w:color w:val="000000"/>
+                <w:sz w:val="20"/>
+                <w:szCs w:val="20"/>
+                <w:lang w:val="en-US"/>
+              </w:rPr>
+            </w:pPr>
+            <w:r>
+              <w:rPr>
+                <w:rFonts w:ascii="Aptos Narrow" w:eastAsia="Times New Roman" w:hAnsi="Aptos Narrow" w:cs="Times New Roman"/>
+                <w:color w:val="000000"/>
+                <w:sz w:val="20"/>
+                <w:szCs w:val="20"/>
                 <w:lang w:val="en-US"/>
               </w:rPr>
               <w:t>Median</w:t>
@@ -776,13 +830,17 @@
               <w:rPr>
                 <w:rFonts w:ascii="Aptos Narrow" w:eastAsia="Times New Roman" w:hAnsi="Aptos Narrow" w:cs="Times New Roman"/>
                 <w:color w:val="000000"/>
-                <w:lang w:val="en-US"/>
-              </w:rPr>
-            </w:pPr>
-            <w:r>
-              <w:rPr>
-                <w:rFonts w:ascii="Aptos Narrow" w:eastAsia="Times New Roman" w:hAnsi="Aptos Narrow" w:cs="Times New Roman"/>
-                <w:color w:val="000000"/>
+                <w:sz w:val="20"/>
+                <w:szCs w:val="20"/>
+                <w:lang w:val="en-US"/>
+              </w:rPr>
+            </w:pPr>
+            <w:r>
+              <w:rPr>
+                <w:rFonts w:ascii="Aptos Narrow" w:eastAsia="Times New Roman" w:hAnsi="Aptos Narrow" w:cs="Times New Roman"/>
+                <w:color w:val="000000"/>
+                <w:sz w:val="20"/>
+                <w:szCs w:val="20"/>
                 <w:lang w:val="en-US"/>
               </w:rPr>
               <w:t>Variance</w:t>
@@ -801,13 +859,17 @@
               <w:rPr>
                 <w:rFonts w:ascii="Aptos Narrow" w:eastAsia="Times New Roman" w:hAnsi="Aptos Narrow" w:cs="Times New Roman"/>
                 <w:color w:val="000000"/>
-                <w:lang w:val="en-US"/>
-              </w:rPr>
-            </w:pPr>
-            <w:r>
-              <w:rPr>
-                <w:rFonts w:ascii="Aptos Narrow" w:eastAsia="Times New Roman" w:hAnsi="Aptos Narrow" w:cs="Times New Roman"/>
-                <w:color w:val="000000"/>
+                <w:sz w:val="20"/>
+                <w:szCs w:val="20"/>
+                <w:lang w:val="en-US"/>
+              </w:rPr>
+            </w:pPr>
+            <w:r>
+              <w:rPr>
+                <w:rFonts w:ascii="Aptos Narrow" w:eastAsia="Times New Roman" w:hAnsi="Aptos Narrow" w:cs="Times New Roman"/>
+                <w:color w:val="000000"/>
+                <w:sz w:val="20"/>
+                <w:szCs w:val="20"/>
                 <w:lang w:val="en-US"/>
               </w:rPr>
               <w:t>Std Dev</w:t>
@@ -826,13 +888,17 @@
               <w:rPr>
                 <w:rFonts w:ascii="Aptos Narrow" w:eastAsia="Times New Roman" w:hAnsi="Aptos Narrow" w:cs="Times New Roman"/>
                 <w:color w:val="000000"/>
-                <w:lang w:val="en-US"/>
-              </w:rPr>
-            </w:pPr>
-            <w:r>
-              <w:rPr>
-                <w:rFonts w:ascii="Aptos Narrow" w:eastAsia="Times New Roman" w:hAnsi="Aptos Narrow" w:cs="Times New Roman"/>
-                <w:color w:val="000000"/>
+                <w:sz w:val="20"/>
+                <w:szCs w:val="20"/>
+                <w:lang w:val="en-US"/>
+              </w:rPr>
+            </w:pPr>
+            <w:r>
+              <w:rPr>
+                <w:rFonts w:ascii="Aptos Narrow" w:eastAsia="Times New Roman" w:hAnsi="Aptos Narrow" w:cs="Times New Roman"/>
+                <w:color w:val="000000"/>
+                <w:sz w:val="20"/>
+                <w:szCs w:val="20"/>
                 <w:lang w:val="en-US"/>
               </w:rPr>
               <w:t>Skewness</w:t>
@@ -851,13 +917,17 @@
               <w:rPr>
                 <w:rFonts w:ascii="Aptos Narrow" w:eastAsia="Times New Roman" w:hAnsi="Aptos Narrow" w:cs="Times New Roman"/>
                 <w:color w:val="000000"/>
-                <w:lang w:val="en-US"/>
-              </w:rPr>
-            </w:pPr>
-            <w:r>
-              <w:rPr>
-                <w:rFonts w:ascii="Aptos Narrow" w:eastAsia="Times New Roman" w:hAnsi="Aptos Narrow" w:cs="Times New Roman"/>
-                <w:color w:val="000000"/>
+                <w:sz w:val="20"/>
+                <w:szCs w:val="20"/>
+                <w:lang w:val="en-US"/>
+              </w:rPr>
+            </w:pPr>
+            <w:r>
+              <w:rPr>
+                <w:rFonts w:ascii="Aptos Narrow" w:eastAsia="Times New Roman" w:hAnsi="Aptos Narrow" w:cs="Times New Roman"/>
+                <w:color w:val="000000"/>
+                <w:sz w:val="20"/>
+                <w:szCs w:val="20"/>
                 <w:lang w:val="en-US"/>
               </w:rPr>
               <w:t>RMS</w:t>
@@ -876,13 +946,17 @@
               <w:rPr>
                 <w:rFonts w:ascii="Aptos Narrow" w:eastAsia="Times New Roman" w:hAnsi="Aptos Narrow" w:cs="Times New Roman"/>
                 <w:color w:val="000000"/>
-                <w:lang w:val="en-US"/>
-              </w:rPr>
-            </w:pPr>
-            <w:r>
-              <w:rPr>
-                <w:rFonts w:ascii="Aptos Narrow" w:eastAsia="Times New Roman" w:hAnsi="Aptos Narrow" w:cs="Times New Roman"/>
-                <w:color w:val="000000"/>
+                <w:sz w:val="20"/>
+                <w:szCs w:val="20"/>
+                <w:lang w:val="en-US"/>
+              </w:rPr>
+            </w:pPr>
+            <w:r>
+              <w:rPr>
+                <w:rFonts w:ascii="Aptos Narrow" w:eastAsia="Times New Roman" w:hAnsi="Aptos Narrow" w:cs="Times New Roman"/>
+                <w:color w:val="000000"/>
+                <w:sz w:val="20"/>
+                <w:szCs w:val="20"/>
                 <w:lang w:val="en-US"/>
               </w:rPr>
               <w:t>Zero-Crossing Rate</w:t>
@@ -901,13 +975,17 @@
               <w:rPr>
                 <w:rFonts w:ascii="Aptos Narrow" w:eastAsia="Times New Roman" w:hAnsi="Aptos Narrow" w:cs="Times New Roman"/>
                 <w:color w:val="000000"/>
-                <w:lang w:val="en-US"/>
-              </w:rPr>
-            </w:pPr>
-            <w:r>
-              <w:rPr>
-                <w:rFonts w:ascii="Aptos Narrow" w:eastAsia="Times New Roman" w:hAnsi="Aptos Narrow" w:cs="Times New Roman"/>
-                <w:color w:val="000000"/>
+                <w:sz w:val="20"/>
+                <w:szCs w:val="20"/>
+                <w:lang w:val="en-US"/>
+              </w:rPr>
+            </w:pPr>
+            <w:r>
+              <w:rPr>
+                <w:rFonts w:ascii="Aptos Narrow" w:eastAsia="Times New Roman" w:hAnsi="Aptos Narrow" w:cs="Times New Roman"/>
+                <w:color w:val="000000"/>
+                <w:sz w:val="20"/>
+                <w:szCs w:val="20"/>
                 <w:lang w:val="en-US"/>
               </w:rPr>
               <w:t>Energy</w:t>
@@ -926,13 +1004,17 @@
               <w:rPr>
                 <w:rFonts w:ascii="Aptos Narrow" w:eastAsia="Times New Roman" w:hAnsi="Aptos Narrow" w:cs="Times New Roman"/>
                 <w:color w:val="000000"/>
-                <w:lang w:val="en-US"/>
-              </w:rPr>
-            </w:pPr>
-            <w:r>
-              <w:rPr>
-                <w:rFonts w:ascii="Aptos Narrow" w:eastAsia="Times New Roman" w:hAnsi="Aptos Narrow" w:cs="Times New Roman"/>
-                <w:color w:val="000000"/>
+                <w:sz w:val="20"/>
+                <w:szCs w:val="20"/>
+                <w:lang w:val="en-US"/>
+              </w:rPr>
+            </w:pPr>
+            <w:r>
+              <w:rPr>
+                <w:rFonts w:ascii="Aptos Narrow" w:eastAsia="Times New Roman" w:hAnsi="Aptos Narrow" w:cs="Times New Roman"/>
+                <w:color w:val="000000"/>
+                <w:sz w:val="20"/>
+                <w:szCs w:val="20"/>
                 <w:lang w:val="en-US"/>
               </w:rPr>
               <w:t>Power</w:t>
@@ -981,13 +1063,17 @@
               <w:rPr>
                 <w:rFonts w:ascii="Aptos Narrow" w:eastAsia="Times New Roman" w:hAnsi="Aptos Narrow" w:cs="Times New Roman"/>
                 <w:color w:val="000000"/>
-                <w:lang w:val="en-US"/>
-              </w:rPr>
-            </w:pPr>
-            <w:r>
-              <w:rPr>
-                <w:rFonts w:ascii="Aptos Narrow" w:eastAsia="Times New Roman" w:hAnsi="Aptos Narrow" w:cs="Times New Roman"/>
-                <w:color w:val="000000"/>
+                <w:sz w:val="20"/>
+                <w:szCs w:val="20"/>
+                <w:lang w:val="en-US"/>
+              </w:rPr>
+            </w:pPr>
+            <w:r>
+              <w:rPr>
+                <w:rFonts w:ascii="Aptos Narrow" w:eastAsia="Times New Roman" w:hAnsi="Aptos Narrow" w:cs="Times New Roman"/>
+                <w:color w:val="000000"/>
+                <w:sz w:val="20"/>
+                <w:szCs w:val="20"/>
                 <w:lang w:val="en-US"/>
               </w:rPr>
               <w:t>Clean BP</w:t>
@@ -1006,13 +1092,17 @@
               <w:rPr>
                 <w:rFonts w:ascii="Aptos Narrow" w:eastAsia="Times New Roman" w:hAnsi="Aptos Narrow" w:cs="Times New Roman"/>
                 <w:color w:val="000000"/>
-                <w:lang w:val="en-US"/>
-              </w:rPr>
-            </w:pPr>
-            <w:r>
-              <w:rPr>
-                <w:rFonts w:ascii="Aptos Narrow" w:eastAsia="Times New Roman" w:hAnsi="Aptos Narrow" w:cs="Times New Roman"/>
-                <w:color w:val="000000"/>
+                <w:sz w:val="20"/>
+                <w:szCs w:val="20"/>
+                <w:lang w:val="en-US"/>
+              </w:rPr>
+            </w:pPr>
+            <w:r>
+              <w:rPr>
+                <w:rFonts w:ascii="Aptos Narrow" w:eastAsia="Times New Roman" w:hAnsi="Aptos Narrow" w:cs="Times New Roman"/>
+                <w:color w:val="000000"/>
+                <w:sz w:val="20"/>
+                <w:szCs w:val="20"/>
                 <w:lang w:val="en-US"/>
               </w:rPr>
               <w:t>-0.001124</w:t>
@@ -1031,13 +1121,17 @@
               <w:rPr>
                 <w:rFonts w:ascii="Aptos Narrow" w:eastAsia="Times New Roman" w:hAnsi="Aptos Narrow" w:cs="Times New Roman"/>
                 <w:color w:val="000000"/>
-                <w:lang w:val="en-US"/>
-              </w:rPr>
-            </w:pPr>
-            <w:r>
-              <w:rPr>
-                <w:rFonts w:ascii="Aptos Narrow" w:eastAsia="Times New Roman" w:hAnsi="Aptos Narrow" w:cs="Times New Roman"/>
-                <w:color w:val="000000"/>
+                <w:sz w:val="20"/>
+                <w:szCs w:val="20"/>
+                <w:lang w:val="en-US"/>
+              </w:rPr>
+            </w:pPr>
+            <w:r>
+              <w:rPr>
+                <w:rFonts w:ascii="Aptos Narrow" w:eastAsia="Times New Roman" w:hAnsi="Aptos Narrow" w:cs="Times New Roman"/>
+                <w:color w:val="000000"/>
+                <w:sz w:val="20"/>
+                <w:szCs w:val="20"/>
                 <w:lang w:val="en-US"/>
               </w:rPr>
               <w:t>-0.011291</w:t>
@@ -1056,13 +1150,17 @@
               <w:rPr>
                 <w:rFonts w:ascii="Aptos Narrow" w:eastAsia="Times New Roman" w:hAnsi="Aptos Narrow" w:cs="Times New Roman"/>
                 <w:color w:val="000000"/>
-                <w:lang w:val="en-US"/>
-              </w:rPr>
-            </w:pPr>
-            <w:r>
-              <w:rPr>
-                <w:rFonts w:ascii="Aptos Narrow" w:eastAsia="Times New Roman" w:hAnsi="Aptos Narrow" w:cs="Times New Roman"/>
-                <w:color w:val="000000"/>
+                <w:sz w:val="20"/>
+                <w:szCs w:val="20"/>
+                <w:lang w:val="en-US"/>
+              </w:rPr>
+            </w:pPr>
+            <w:r>
+              <w:rPr>
+                <w:rFonts w:ascii="Aptos Narrow" w:eastAsia="Times New Roman" w:hAnsi="Aptos Narrow" w:cs="Times New Roman"/>
+                <w:color w:val="000000"/>
+                <w:sz w:val="20"/>
+                <w:szCs w:val="20"/>
                 <w:lang w:val="en-US"/>
               </w:rPr>
               <w:t>0.002783</w:t>
@@ -1081,13 +1179,17 @@
               <w:rPr>
                 <w:rFonts w:ascii="Aptos Narrow" w:eastAsia="Times New Roman" w:hAnsi="Aptos Narrow" w:cs="Times New Roman"/>
                 <w:color w:val="000000"/>
-                <w:lang w:val="en-US"/>
-              </w:rPr>
-            </w:pPr>
-            <w:r>
-              <w:rPr>
-                <w:rFonts w:ascii="Aptos Narrow" w:eastAsia="Times New Roman" w:hAnsi="Aptos Narrow" w:cs="Times New Roman"/>
-                <w:color w:val="000000"/>
+                <w:sz w:val="20"/>
+                <w:szCs w:val="20"/>
+                <w:lang w:val="en-US"/>
+              </w:rPr>
+            </w:pPr>
+            <w:r>
+              <w:rPr>
+                <w:rFonts w:ascii="Aptos Narrow" w:eastAsia="Times New Roman" w:hAnsi="Aptos Narrow" w:cs="Times New Roman"/>
+                <w:color w:val="000000"/>
+                <w:sz w:val="20"/>
+                <w:szCs w:val="20"/>
                 <w:lang w:val="en-US"/>
               </w:rPr>
               <w:t>0.052757</w:t>
@@ -1106,13 +1208,17 @@
               <w:rPr>
                 <w:rFonts w:ascii="Aptos Narrow" w:eastAsia="Times New Roman" w:hAnsi="Aptos Narrow" w:cs="Times New Roman"/>
                 <w:color w:val="000000"/>
-                <w:lang w:val="en-US"/>
-              </w:rPr>
-            </w:pPr>
-            <w:r>
-              <w:rPr>
-                <w:rFonts w:ascii="Aptos Narrow" w:eastAsia="Times New Roman" w:hAnsi="Aptos Narrow" w:cs="Times New Roman"/>
-                <w:color w:val="000000"/>
+                <w:sz w:val="20"/>
+                <w:szCs w:val="20"/>
+                <w:lang w:val="en-US"/>
+              </w:rPr>
+            </w:pPr>
+            <w:r>
+              <w:rPr>
+                <w:rFonts w:ascii="Aptos Narrow" w:eastAsia="Times New Roman" w:hAnsi="Aptos Narrow" w:cs="Times New Roman"/>
+                <w:color w:val="000000"/>
+                <w:sz w:val="20"/>
+                <w:szCs w:val="20"/>
                 <w:lang w:val="en-US"/>
               </w:rPr>
               <w:t>0.690227</w:t>
@@ -1131,13 +1237,17 @@
               <w:rPr>
                 <w:rFonts w:ascii="Aptos Narrow" w:eastAsia="Times New Roman" w:hAnsi="Aptos Narrow" w:cs="Times New Roman"/>
                 <w:color w:val="000000"/>
-                <w:lang w:val="en-US"/>
-              </w:rPr>
-            </w:pPr>
-            <w:r>
-              <w:rPr>
-                <w:rFonts w:ascii="Aptos Narrow" w:eastAsia="Times New Roman" w:hAnsi="Aptos Narrow" w:cs="Times New Roman"/>
-                <w:color w:val="000000"/>
+                <w:sz w:val="20"/>
+                <w:szCs w:val="20"/>
+                <w:lang w:val="en-US"/>
+              </w:rPr>
+            </w:pPr>
+            <w:r>
+              <w:rPr>
+                <w:rFonts w:ascii="Aptos Narrow" w:eastAsia="Times New Roman" w:hAnsi="Aptos Narrow" w:cs="Times New Roman"/>
+                <w:color w:val="000000"/>
+                <w:sz w:val="20"/>
+                <w:szCs w:val="20"/>
                 <w:lang w:val="en-US"/>
               </w:rPr>
               <w:t>0.052768</w:t>
@@ -1156,13 +1266,17 @@
               <w:rPr>
                 <w:rFonts w:ascii="Aptos Narrow" w:eastAsia="Times New Roman" w:hAnsi="Aptos Narrow" w:cs="Times New Roman"/>
                 <w:color w:val="000000"/>
-                <w:lang w:val="en-US"/>
-              </w:rPr>
-            </w:pPr>
-            <w:r>
-              <w:rPr>
-                <w:rFonts w:ascii="Aptos Narrow" w:eastAsia="Times New Roman" w:hAnsi="Aptos Narrow" w:cs="Times New Roman"/>
-                <w:color w:val="000000"/>
+                <w:sz w:val="20"/>
+                <w:szCs w:val="20"/>
+                <w:lang w:val="en-US"/>
+              </w:rPr>
+            </w:pPr>
+            <w:r>
+              <w:rPr>
+                <w:rFonts w:ascii="Aptos Narrow" w:eastAsia="Times New Roman" w:hAnsi="Aptos Narrow" w:cs="Times New Roman"/>
+                <w:color w:val="000000"/>
+                <w:sz w:val="20"/>
+                <w:szCs w:val="20"/>
                 <w:lang w:val="en-US"/>
               </w:rPr>
               <w:t>0.0225</w:t>
@@ -1181,13 +1295,17 @@
               <w:rPr>
                 <w:rFonts w:ascii="Aptos Narrow" w:eastAsia="Times New Roman" w:hAnsi="Aptos Narrow" w:cs="Times New Roman"/>
                 <w:color w:val="000000"/>
-                <w:lang w:val="en-US"/>
-              </w:rPr>
-            </w:pPr>
-            <w:r>
-              <w:rPr>
-                <w:rFonts w:ascii="Aptos Narrow" w:eastAsia="Times New Roman" w:hAnsi="Aptos Narrow" w:cs="Times New Roman"/>
-                <w:color w:val="000000"/>
+                <w:sz w:val="20"/>
+                <w:szCs w:val="20"/>
+                <w:lang w:val="en-US"/>
+              </w:rPr>
+            </w:pPr>
+            <w:r>
+              <w:rPr>
+                <w:rFonts w:ascii="Aptos Narrow" w:eastAsia="Times New Roman" w:hAnsi="Aptos Narrow" w:cs="Times New Roman"/>
+                <w:color w:val="000000"/>
+                <w:sz w:val="20"/>
+                <w:szCs w:val="20"/>
                 <w:lang w:val="en-US"/>
               </w:rPr>
               <w:t>1.670717e</w:t>
@@ -1196,6 +1314,8 @@
               <w:rPr>
                 <w:rFonts w:ascii="Aptos Narrow" w:eastAsia="Times New Roman" w:hAnsi="Aptos Narrow" w:cs="Times New Roman"/>
                 <w:color w:val="000000"/>
+                <w:sz w:val="20"/>
+                <w:szCs w:val="20"/>
                 <w:lang w:val="en-US"/>
               </w:rPr>
               <w:t>^</w:t>
@@ -1204,6 +1324,8 @@
               <w:rPr>
                 <w:rFonts w:ascii="Aptos Narrow" w:eastAsia="Times New Roman" w:hAnsi="Aptos Narrow" w:cs="Times New Roman"/>
                 <w:color w:val="000000"/>
+                <w:sz w:val="20"/>
+                <w:szCs w:val="20"/>
                 <w:lang w:val="en-US"/>
               </w:rPr>
               <w:t>+02</w:t>
@@ -1222,13 +1344,17 @@
               <w:rPr>
                 <w:rFonts w:ascii="Aptos Narrow" w:eastAsia="Times New Roman" w:hAnsi="Aptos Narrow" w:cs="Times New Roman"/>
                 <w:color w:val="000000"/>
-                <w:lang w:val="en-US"/>
-              </w:rPr>
-            </w:pPr>
-            <w:r>
-              <w:rPr>
-                <w:rFonts w:ascii="Aptos Narrow" w:eastAsia="Times New Roman" w:hAnsi="Aptos Narrow" w:cs="Times New Roman"/>
-                <w:color w:val="000000"/>
+                <w:sz w:val="20"/>
+                <w:szCs w:val="20"/>
+                <w:lang w:val="en-US"/>
+              </w:rPr>
+            </w:pPr>
+            <w:r>
+              <w:rPr>
+                <w:rFonts w:ascii="Aptos Narrow" w:eastAsia="Times New Roman" w:hAnsi="Aptos Narrow" w:cs="Times New Roman"/>
+                <w:color w:val="000000"/>
+                <w:sz w:val="20"/>
+                <w:szCs w:val="20"/>
                 <w:lang w:val="en-US"/>
               </w:rPr>
               <w:t>2.784482e</w:t>
@@ -1237,6 +1363,8 @@
               <w:rPr>
                 <w:rFonts w:ascii="Aptos Narrow" w:eastAsia="Times New Roman" w:hAnsi="Aptos Narrow" w:cs="Times New Roman"/>
                 <w:color w:val="000000"/>
+                <w:sz w:val="20"/>
+                <w:szCs w:val="20"/>
                 <w:lang w:val="en-US"/>
               </w:rPr>
               <w:t>^</w:t>
@@ -1245,6 +1373,8 @@
               <w:rPr>
                 <w:rFonts w:ascii="Aptos Narrow" w:eastAsia="Times New Roman" w:hAnsi="Aptos Narrow" w:cs="Times New Roman"/>
                 <w:color w:val="000000"/>
+                <w:sz w:val="20"/>
+                <w:szCs w:val="20"/>
                 <w:lang w:val="en-US"/>
               </w:rPr>
               <w:t>-03</w:t>
@@ -1293,13 +1423,17 @@
               <w:rPr>
                 <w:rFonts w:ascii="Aptos Narrow" w:eastAsia="Times New Roman" w:hAnsi="Aptos Narrow" w:cs="Times New Roman"/>
                 <w:color w:val="000000"/>
-                <w:lang w:val="en-US"/>
-              </w:rPr>
-            </w:pPr>
-            <w:r>
-              <w:rPr>
-                <w:rFonts w:ascii="Aptos Narrow" w:eastAsia="Times New Roman" w:hAnsi="Aptos Narrow" w:cs="Times New Roman"/>
-                <w:color w:val="000000"/>
+                <w:sz w:val="20"/>
+                <w:szCs w:val="20"/>
+                <w:lang w:val="en-US"/>
+              </w:rPr>
+            </w:pPr>
+            <w:r>
+              <w:rPr>
+                <w:rFonts w:ascii="Aptos Narrow" w:eastAsia="Times New Roman" w:hAnsi="Aptos Narrow" w:cs="Times New Roman"/>
+                <w:color w:val="000000"/>
+                <w:sz w:val="20"/>
+                <w:szCs w:val="20"/>
                 <w:lang w:val="en-US"/>
               </w:rPr>
               <w:t>Noisy BP</w:t>
@@ -1318,13 +1452,17 @@
               <w:rPr>
                 <w:rFonts w:ascii="Aptos Narrow" w:eastAsia="Times New Roman" w:hAnsi="Aptos Narrow" w:cs="Times New Roman"/>
                 <w:color w:val="000000"/>
-                <w:lang w:val="en-US"/>
-              </w:rPr>
-            </w:pPr>
-            <w:r>
-              <w:rPr>
-                <w:rFonts w:ascii="Aptos Narrow" w:eastAsia="Times New Roman" w:hAnsi="Aptos Narrow" w:cs="Times New Roman"/>
-                <w:color w:val="000000"/>
+                <w:sz w:val="20"/>
+                <w:szCs w:val="20"/>
+                <w:lang w:val="en-US"/>
+              </w:rPr>
+            </w:pPr>
+            <w:r>
+              <w:rPr>
+                <w:rFonts w:ascii="Aptos Narrow" w:eastAsia="Times New Roman" w:hAnsi="Aptos Narrow" w:cs="Times New Roman"/>
+                <w:color w:val="000000"/>
+                <w:sz w:val="20"/>
+                <w:szCs w:val="20"/>
                 <w:lang w:val="en-US"/>
               </w:rPr>
               <w:t>0.001727</w:t>
@@ -1343,13 +1481,17 @@
               <w:rPr>
                 <w:rFonts w:ascii="Aptos Narrow" w:eastAsia="Times New Roman" w:hAnsi="Aptos Narrow" w:cs="Times New Roman"/>
                 <w:color w:val="000000"/>
-                <w:lang w:val="en-US"/>
-              </w:rPr>
-            </w:pPr>
-            <w:r>
-              <w:rPr>
-                <w:rFonts w:ascii="Aptos Narrow" w:eastAsia="Times New Roman" w:hAnsi="Aptos Narrow" w:cs="Times New Roman"/>
-                <w:color w:val="000000"/>
+                <w:sz w:val="20"/>
+                <w:szCs w:val="20"/>
+                <w:lang w:val="en-US"/>
+              </w:rPr>
+            </w:pPr>
+            <w:r>
+              <w:rPr>
+                <w:rFonts w:ascii="Aptos Narrow" w:eastAsia="Times New Roman" w:hAnsi="Aptos Narrow" w:cs="Times New Roman"/>
+                <w:color w:val="000000"/>
+                <w:sz w:val="20"/>
+                <w:szCs w:val="20"/>
                 <w:lang w:val="en-US"/>
               </w:rPr>
               <w:t>0.006714</w:t>
@@ -1368,13 +1510,17 @@
               <w:rPr>
                 <w:rFonts w:ascii="Aptos Narrow" w:eastAsia="Times New Roman" w:hAnsi="Aptos Narrow" w:cs="Times New Roman"/>
                 <w:color w:val="000000"/>
-                <w:lang w:val="en-US"/>
-              </w:rPr>
-            </w:pPr>
-            <w:r>
-              <w:rPr>
-                <w:rFonts w:ascii="Aptos Narrow" w:eastAsia="Times New Roman" w:hAnsi="Aptos Narrow" w:cs="Times New Roman"/>
-                <w:color w:val="000000"/>
+                <w:sz w:val="20"/>
+                <w:szCs w:val="20"/>
+                <w:lang w:val="en-US"/>
+              </w:rPr>
+            </w:pPr>
+            <w:r>
+              <w:rPr>
+                <w:rFonts w:ascii="Aptos Narrow" w:eastAsia="Times New Roman" w:hAnsi="Aptos Narrow" w:cs="Times New Roman"/>
+                <w:color w:val="000000"/>
+                <w:sz w:val="20"/>
+                <w:szCs w:val="20"/>
                 <w:lang w:val="en-US"/>
               </w:rPr>
               <w:t>0.135900</w:t>
@@ -1393,13 +1539,17 @@
               <w:rPr>
                 <w:rFonts w:ascii="Aptos Narrow" w:eastAsia="Times New Roman" w:hAnsi="Aptos Narrow" w:cs="Times New Roman"/>
                 <w:color w:val="000000"/>
-                <w:lang w:val="en-US"/>
-              </w:rPr>
-            </w:pPr>
-            <w:r>
-              <w:rPr>
-                <w:rFonts w:ascii="Aptos Narrow" w:eastAsia="Times New Roman" w:hAnsi="Aptos Narrow" w:cs="Times New Roman"/>
-                <w:color w:val="000000"/>
+                <w:sz w:val="20"/>
+                <w:szCs w:val="20"/>
+                <w:lang w:val="en-US"/>
+              </w:rPr>
+            </w:pPr>
+            <w:r>
+              <w:rPr>
+                <w:rFonts w:ascii="Aptos Narrow" w:eastAsia="Times New Roman" w:hAnsi="Aptos Narrow" w:cs="Times New Roman"/>
+                <w:color w:val="000000"/>
+                <w:sz w:val="20"/>
+                <w:szCs w:val="20"/>
                 <w:lang w:val="en-US"/>
               </w:rPr>
               <w:t>0.368646</w:t>
@@ -1418,13 +1568,17 @@
               <w:rPr>
                 <w:rFonts w:ascii="Aptos Narrow" w:eastAsia="Times New Roman" w:hAnsi="Aptos Narrow" w:cs="Times New Roman"/>
                 <w:color w:val="000000"/>
-                <w:lang w:val="en-US"/>
-              </w:rPr>
-            </w:pPr>
-            <w:r>
-              <w:rPr>
-                <w:rFonts w:ascii="Aptos Narrow" w:eastAsia="Times New Roman" w:hAnsi="Aptos Narrow" w:cs="Times New Roman"/>
-                <w:color w:val="000000"/>
+                <w:sz w:val="20"/>
+                <w:szCs w:val="20"/>
+                <w:lang w:val="en-US"/>
+              </w:rPr>
+            </w:pPr>
+            <w:r>
+              <w:rPr>
+                <w:rFonts w:ascii="Aptos Narrow" w:eastAsia="Times New Roman" w:hAnsi="Aptos Narrow" w:cs="Times New Roman"/>
+                <w:color w:val="000000"/>
+                <w:sz w:val="20"/>
+                <w:szCs w:val="20"/>
                 <w:lang w:val="en-US"/>
               </w:rPr>
               <w:t>-0.462944</w:t>
@@ -1443,13 +1597,17 @@
               <w:rPr>
                 <w:rFonts w:ascii="Aptos Narrow" w:eastAsia="Times New Roman" w:hAnsi="Aptos Narrow" w:cs="Times New Roman"/>
                 <w:color w:val="000000"/>
-                <w:lang w:val="en-US"/>
-              </w:rPr>
-            </w:pPr>
-            <w:r>
-              <w:rPr>
-                <w:rFonts w:ascii="Aptos Narrow" w:eastAsia="Times New Roman" w:hAnsi="Aptos Narrow" w:cs="Times New Roman"/>
-                <w:color w:val="000000"/>
+                <w:sz w:val="20"/>
+                <w:szCs w:val="20"/>
+                <w:lang w:val="en-US"/>
+              </w:rPr>
+            </w:pPr>
+            <w:r>
+              <w:rPr>
+                <w:rFonts w:ascii="Aptos Narrow" w:eastAsia="Times New Roman" w:hAnsi="Aptos Narrow" w:cs="Times New Roman"/>
+                <w:color w:val="000000"/>
+                <w:sz w:val="20"/>
+                <w:szCs w:val="20"/>
                 <w:lang w:val="en-US"/>
               </w:rPr>
               <w:t>0.368647</w:t>
@@ -1468,13 +1626,17 @@
               <w:rPr>
                 <w:rFonts w:ascii="Aptos Narrow" w:eastAsia="Times New Roman" w:hAnsi="Aptos Narrow" w:cs="Times New Roman"/>
                 <w:color w:val="000000"/>
-                <w:lang w:val="en-US"/>
-              </w:rPr>
-            </w:pPr>
-            <w:r>
-              <w:rPr>
-                <w:rFonts w:ascii="Aptos Narrow" w:eastAsia="Times New Roman" w:hAnsi="Aptos Narrow" w:cs="Times New Roman"/>
-                <w:color w:val="000000"/>
+                <w:sz w:val="20"/>
+                <w:szCs w:val="20"/>
+                <w:lang w:val="en-US"/>
+              </w:rPr>
+            </w:pPr>
+            <w:r>
+              <w:rPr>
+                <w:rFonts w:ascii="Aptos Narrow" w:eastAsia="Times New Roman" w:hAnsi="Aptos Narrow" w:cs="Times New Roman"/>
+                <w:color w:val="000000"/>
+                <w:sz w:val="20"/>
+                <w:szCs w:val="20"/>
                 <w:lang w:val="en-US"/>
               </w:rPr>
               <w:t>0.0900</w:t>
@@ -1493,13 +1655,17 @@
               <w:rPr>
                 <w:rFonts w:ascii="Aptos Narrow" w:eastAsia="Times New Roman" w:hAnsi="Aptos Narrow" w:cs="Times New Roman"/>
                 <w:color w:val="000000"/>
-                <w:lang w:val="en-US"/>
-              </w:rPr>
-            </w:pPr>
-            <w:r>
-              <w:rPr>
-                <w:rFonts w:ascii="Aptos Narrow" w:eastAsia="Times New Roman" w:hAnsi="Aptos Narrow" w:cs="Times New Roman"/>
-                <w:color w:val="000000"/>
+                <w:sz w:val="20"/>
+                <w:szCs w:val="20"/>
+                <w:lang w:val="en-US"/>
+              </w:rPr>
+            </w:pPr>
+            <w:r>
+              <w:rPr>
+                <w:rFonts w:ascii="Aptos Narrow" w:eastAsia="Times New Roman" w:hAnsi="Aptos Narrow" w:cs="Times New Roman"/>
+                <w:color w:val="000000"/>
+                <w:sz w:val="20"/>
+                <w:szCs w:val="20"/>
                 <w:lang w:val="en-US"/>
               </w:rPr>
               <w:t>8.154151e</w:t>
@@ -1508,6 +1674,8 @@
               <w:rPr>
                 <w:rFonts w:ascii="Aptos Narrow" w:eastAsia="Times New Roman" w:hAnsi="Aptos Narrow" w:cs="Times New Roman"/>
                 <w:color w:val="000000"/>
+                <w:sz w:val="20"/>
+                <w:szCs w:val="20"/>
                 <w:lang w:val="en-US"/>
               </w:rPr>
               <w:t>^</w:t>
@@ -1516,6 +1684,8 @@
               <w:rPr>
                 <w:rFonts w:ascii="Aptos Narrow" w:eastAsia="Times New Roman" w:hAnsi="Aptos Narrow" w:cs="Times New Roman"/>
                 <w:color w:val="000000"/>
+                <w:sz w:val="20"/>
+                <w:szCs w:val="20"/>
                 <w:lang w:val="en-US"/>
               </w:rPr>
               <w:t>+03</w:t>
@@ -1534,13 +1704,17 @@
               <w:rPr>
                 <w:rFonts w:ascii="Aptos Narrow" w:eastAsia="Times New Roman" w:hAnsi="Aptos Narrow" w:cs="Times New Roman"/>
                 <w:color w:val="000000"/>
-                <w:lang w:val="en-US"/>
-              </w:rPr>
-            </w:pPr>
-            <w:r>
-              <w:rPr>
-                <w:rFonts w:ascii="Aptos Narrow" w:eastAsia="Times New Roman" w:hAnsi="Aptos Narrow" w:cs="Times New Roman"/>
-                <w:color w:val="000000"/>
+                <w:sz w:val="20"/>
+                <w:szCs w:val="20"/>
+                <w:lang w:val="en-US"/>
+              </w:rPr>
+            </w:pPr>
+            <w:r>
+              <w:rPr>
+                <w:rFonts w:ascii="Aptos Narrow" w:eastAsia="Times New Roman" w:hAnsi="Aptos Narrow" w:cs="Times New Roman"/>
+                <w:color w:val="000000"/>
+                <w:sz w:val="20"/>
+                <w:szCs w:val="20"/>
                 <w:lang w:val="en-US"/>
               </w:rPr>
               <w:t>1.359003e</w:t>
@@ -1549,6 +1723,8 @@
               <w:rPr>
                 <w:rFonts w:ascii="Aptos Narrow" w:eastAsia="Times New Roman" w:hAnsi="Aptos Narrow" w:cs="Times New Roman"/>
                 <w:color w:val="000000"/>
+                <w:sz w:val="20"/>
+                <w:szCs w:val="20"/>
                 <w:lang w:val="en-US"/>
               </w:rPr>
               <w:t>^</w:t>
@@ -1557,6 +1733,8 @@
               <w:rPr>
                 <w:rFonts w:ascii="Aptos Narrow" w:eastAsia="Times New Roman" w:hAnsi="Aptos Narrow" w:cs="Times New Roman"/>
                 <w:color w:val="000000"/>
+                <w:sz w:val="20"/>
+                <w:szCs w:val="20"/>
                 <w:lang w:val="en-US"/>
               </w:rPr>
               <w:t>-01</w:t>
@@ -1605,7 +1783,25 @@
           <w:lang w:val="en-US"/>
         </w:rPr>
         <w:lastRenderedPageBreak/>
-        <w:t>Discuss, in one paragraph, about what you observe from the descriptive measures</w:t>
+        <w:t>Discuss, in one paragraph</w:t>
+      </w:r>
+      <w:proofErr w:type="gramStart"/>
+      <w:r>
+        <w:rPr>
+          <w:b/>
+          <w:bCs/>
+          <w:lang w:val="en-US"/>
+        </w:rPr>
+        <w:t>, about</w:t>
+      </w:r>
+      <w:proofErr w:type="gramEnd"/>
+      <w:r>
+        <w:rPr>
+          <w:b/>
+          <w:bCs/>
+          <w:lang w:val="en-US"/>
+        </w:rPr>
+        <w:t xml:space="preserve"> what you observe from the descriptive measures</w:t>
       </w:r>
       <w:r>
         <w:rPr>
@@ -1643,7 +1839,35 @@
         <w:rPr>
           <w:lang w:val="en-US"/>
         </w:rPr>
-        <w:t>There are slight differences in mean and median between the clean and noisy data. More significantly though, the noisy data has a much higher variance, standard deviation, and RMS, as expected since these measures describe noise in data. The noisy data has lower positive skewness, probably because a clean ECG has positive skewness (</w:t>
+        <w:t xml:space="preserve">There are slight differences in </w:t>
+      </w:r>
+      <w:proofErr w:type="gramStart"/>
+      <w:r>
+        <w:rPr>
+          <w:lang w:val="en-US"/>
+        </w:rPr>
+        <w:t>mean</w:t>
+      </w:r>
+      <w:proofErr w:type="gramEnd"/>
+      <w:r>
+        <w:rPr>
+          <w:lang w:val="en-US"/>
+        </w:rPr>
+        <w:t xml:space="preserve"> and </w:t>
+      </w:r>
+      <w:proofErr w:type="gramStart"/>
+      <w:r>
+        <w:rPr>
+          <w:lang w:val="en-US"/>
+        </w:rPr>
+        <w:t>median</w:t>
+      </w:r>
+      <w:proofErr w:type="gramEnd"/>
+      <w:r>
+        <w:rPr>
+          <w:lang w:val="en-US"/>
+        </w:rPr>
+        <w:t xml:space="preserve"> between the clean and noisy data. More significantly though, the noisy data has a much higher variance, standard deviation, and RMS, as expected since these measures describe noise in data. The noisy data has lower positive skewness, probably because a clean ECG has positive skewness (</w:t>
       </w:r>
       <w:r>
         <w:rPr>
@@ -1837,7 +2061,6 @@
                 <w:lang w:val="en-US"/>
               </w:rPr>
             </w:pPr>
-            <w:proofErr w:type="spellStart"/>
             <w:r>
               <w:rPr>
                 <w:rFonts w:ascii="Aptos Narrow" w:hAnsi="Aptos Narrow"/>
@@ -1847,7 +2070,6 @@
               </w:rPr>
               <w:t>Variance</w:t>
             </w:r>
-            <w:proofErr w:type="spellEnd"/>
           </w:p>
         </w:tc>
         <w:tc>
@@ -1899,7 +2121,6 @@
                 <w:lang w:val="en-US"/>
               </w:rPr>
             </w:pPr>
-            <w:proofErr w:type="spellStart"/>
             <w:r>
               <w:rPr>
                 <w:rFonts w:ascii="Aptos Narrow" w:hAnsi="Aptos Narrow"/>
@@ -1909,7 +2130,6 @@
               </w:rPr>
               <w:t>Skewness</w:t>
             </w:r>
-            <w:proofErr w:type="spellEnd"/>
           </w:p>
         </w:tc>
         <w:tc>
@@ -9255,7 +9475,6 @@
                 <w:szCs w:val="18"/>
               </w:rPr>
             </w:pPr>
-            <w:proofErr w:type="spellStart"/>
             <w:r>
               <w:rPr>
                 <w:rFonts w:ascii="Aptos Narrow" w:hAnsi="Aptos Narrow"/>
@@ -9265,7 +9484,6 @@
               </w:rPr>
               <w:t>Variance</w:t>
             </w:r>
-            <w:proofErr w:type="spellEnd"/>
           </w:p>
         </w:tc>
         <w:tc>
@@ -9311,7 +9529,6 @@
                 <w:szCs w:val="18"/>
               </w:rPr>
             </w:pPr>
-            <w:proofErr w:type="spellStart"/>
             <w:r>
               <w:rPr>
                 <w:rFonts w:ascii="Aptos Narrow" w:hAnsi="Aptos Narrow"/>
@@ -9321,7 +9538,6 @@
               </w:rPr>
               <w:t>Skewness</w:t>
             </w:r>
-            <w:proofErr w:type="spellEnd"/>
           </w:p>
         </w:tc>
         <w:tc>
@@ -13255,8 +13471,7356 @@
         <w:rPr>
           <w:lang w:val="en-US"/>
         </w:rPr>
-        <w:t xml:space="preserve">The overlapping windows give a more fluid representation of the data. In praxis, the non-overlapping windows hold the same values, with every second window removed, since a five second overlap in each direction on a ten second window means that there is no datapoint that is not represented in two windows. </w:t>
-      </w:r>
+        <w:t xml:space="preserve">The overlapping windows give a more fluid representation of the data. </w:t>
+      </w:r>
+    </w:p>
+    <w:p>
+      <w:pPr>
+        <w:rPr>
+          <w:lang w:val="en-US"/>
+        </w:rPr>
+      </w:pPr>
+    </w:p>
+    <w:p>
+      <w:pPr>
+        <w:rPr>
+          <w:b/>
+          <w:bCs/>
+          <w:lang w:val="en-US"/>
+        </w:rPr>
+      </w:pPr>
+      <w:r>
+        <w:rPr>
+          <w:b/>
+          <w:bCs/>
+          <w:lang w:val="en-US"/>
+        </w:rPr>
+        <w:t>Q2</w:t>
+      </w:r>
+      <w:r>
+        <w:rPr>
+          <w:b/>
+          <w:bCs/>
+          <w:lang w:val="en-US"/>
+        </w:rPr>
+        <w:tab/>
+      </w:r>
+      <w:r>
+        <w:rPr>
+          <w:b/>
+          <w:bCs/>
+          <w:lang w:val="en-US"/>
+        </w:rPr>
+        <w:t>Consider a ten-second segment of two ECG signals, one with powerline noise and the other</w:t>
+      </w:r>
+    </w:p>
+    <w:p>
+      <w:pPr>
+        <w:rPr>
+          <w:b/>
+          <w:bCs/>
+          <w:lang w:val="en-US"/>
+        </w:rPr>
+      </w:pPr>
+      <w:r>
+        <w:rPr>
+          <w:b/>
+          <w:bCs/>
+          <w:lang w:val="en-US"/>
+        </w:rPr>
+        <w:t>without, and for them (1 Point):</w:t>
+      </w:r>
+      <w:r>
+        <w:rPr>
+          <w:b/>
+          <w:bCs/>
+          <w:lang w:val="en-US"/>
+        </w:rPr>
+        <w:t xml:space="preserve"> </w:t>
+      </w:r>
+    </w:p>
+    <w:p>
+      <w:pPr>
+        <w:rPr>
+          <w:b/>
+          <w:bCs/>
+          <w:lang w:val="en-US"/>
+        </w:rPr>
+      </w:pPr>
+    </w:p>
+    <w:p>
+      <w:pPr>
+        <w:pStyle w:val="ListParagraph"/>
+        <w:numPr>
+          <w:ilvl w:val="0"/>
+          <w:numId w:val="10"/>
+        </w:numPr>
+        <w:rPr>
+          <w:b/>
+          <w:bCs/>
+          <w:lang w:val="en-US"/>
+        </w:rPr>
+      </w:pPr>
+      <w:r>
+        <w:rPr>
+          <w:b/>
+          <w:bCs/>
+          <w:lang w:val="en-US"/>
+        </w:rPr>
+        <w:t xml:space="preserve"> </w:t>
+      </w:r>
+      <w:r>
+        <w:rPr>
+          <w:b/>
+          <w:bCs/>
+          <w:lang w:val="en-US"/>
+        </w:rPr>
+        <w:tab/>
+      </w:r>
+      <w:r>
+        <w:rPr>
+          <w:b/>
+          <w:bCs/>
+          <w:lang w:val="en-US"/>
+        </w:rPr>
+        <w:t>Compute the DFT. Plot the signals in the time domain and the absolute value of the DFT.</w:t>
+      </w:r>
+    </w:p>
+    <w:p>
+      <w:pPr>
+        <w:rPr>
+          <w:b/>
+          <w:bCs/>
+          <w:lang w:val="en-US"/>
+        </w:rPr>
+      </w:pPr>
+    </w:p>
+    <w:p>
+      <w:pPr>
+        <w:rPr>
+          <w:b/>
+          <w:bCs/>
+          <w:lang w:val="en-US"/>
+        </w:rPr>
+      </w:pPr>
+      <w:r>
+        <w:rPr>
+          <w:b/>
+          <w:bCs/>
+          <w:lang w:val="en-US"/>
+        </w:rPr>
+        <w:lastRenderedPageBreak/>
+        <w:drawing>
+          <wp:inline distT="0" distB="0" distL="0" distR="0" wp14:anchorId="45FE4C4A" wp14:editId="33D41064">
+            <wp:extent cx="5760085" cy="4131310"/>
+            <wp:effectExtent l="0" t="0" r="0" b="2540"/>
+            <wp:docPr id="1711279347" name="Picture 1" descr="A screen shot of a graph&#10;&#10;AI-generated content may be incorrect."/>
+            <wp:cNvGraphicFramePr>
+              <a:graphicFrameLocks xmlns:a="http://schemas.openxmlformats.org/drawingml/2006/main" noChangeAspect="1"/>
+            </wp:cNvGraphicFramePr>
+            <a:graphic xmlns:a="http://schemas.openxmlformats.org/drawingml/2006/main">
+              <a:graphicData uri="http://schemas.openxmlformats.org/drawingml/2006/picture">
+                <pic:pic xmlns:pic="http://schemas.openxmlformats.org/drawingml/2006/picture">
+                  <pic:nvPicPr>
+                    <pic:cNvPr id="1711279347" name="Picture 1" descr="A screen shot of a graph&#10;&#10;AI-generated content may be incorrect."/>
+                    <pic:cNvPicPr/>
+                  </pic:nvPicPr>
+                  <pic:blipFill>
+                    <a:blip r:embed="rId11"/>
+                    <a:stretch>
+                      <a:fillRect/>
+                    </a:stretch>
+                  </pic:blipFill>
+                  <pic:spPr>
+                    <a:xfrm>
+                      <a:off x="0" y="0"/>
+                      <a:ext cx="5760085" cy="4131310"/>
+                    </a:xfrm>
+                    <a:prstGeom prst="rect">
+                      <a:avLst/>
+                    </a:prstGeom>
+                  </pic:spPr>
+                </pic:pic>
+              </a:graphicData>
+            </a:graphic>
+          </wp:inline>
+        </w:drawing>
+      </w:r>
+    </w:p>
+    <w:p>
+      <w:pPr>
+        <w:rPr>
+          <w:color w:val="7F7F7F" w:themeColor="text1" w:themeTint="80"/>
+          <w:lang w:val="en-US"/>
+        </w:rPr>
+      </w:pPr>
+      <w:r>
+        <w:rPr>
+          <w:color w:val="7F7F7F" w:themeColor="text1" w:themeTint="80"/>
+          <w:lang w:val="en-US"/>
+        </w:rPr>
+        <w:t xml:space="preserve">Figure 3: DFT calculated on </w:t>
+      </w:r>
+      <w:r>
+        <w:rPr>
+          <w:color w:val="7F7F7F" w:themeColor="text1" w:themeTint="80"/>
+          <w:lang w:val="en-US"/>
+        </w:rPr>
+        <w:t xml:space="preserve">10 </w:t>
+      </w:r>
+      <w:proofErr w:type="gramStart"/>
+      <w:r>
+        <w:rPr>
+          <w:color w:val="7F7F7F" w:themeColor="text1" w:themeTint="80"/>
+          <w:lang w:val="en-US"/>
+        </w:rPr>
+        <w:t>window</w:t>
+      </w:r>
+      <w:proofErr w:type="gramEnd"/>
+      <w:r>
+        <w:rPr>
+          <w:color w:val="7F7F7F" w:themeColor="text1" w:themeTint="80"/>
+          <w:lang w:val="en-US"/>
+        </w:rPr>
+        <w:t xml:space="preserve"> </w:t>
+      </w:r>
+      <w:r>
+        <w:rPr>
+          <w:color w:val="7F7F7F" w:themeColor="text1" w:themeTint="80"/>
+          <w:lang w:val="en-US"/>
+        </w:rPr>
+        <w:t xml:space="preserve">of </w:t>
+      </w:r>
+      <w:r>
+        <w:rPr>
+          <w:color w:val="7F7F7F" w:themeColor="text1" w:themeTint="80"/>
+          <w:lang w:val="en-US"/>
+        </w:rPr>
+        <w:t xml:space="preserve">ECG signal from </w:t>
+      </w:r>
+      <w:proofErr w:type="spellStart"/>
+      <w:r>
+        <w:rPr>
+          <w:color w:val="7F7F7F" w:themeColor="text1" w:themeTint="80"/>
+          <w:lang w:val="en-US"/>
+        </w:rPr>
+        <w:t>BioPac</w:t>
+      </w:r>
+      <w:proofErr w:type="spellEnd"/>
+      <w:r>
+        <w:rPr>
+          <w:color w:val="7F7F7F" w:themeColor="text1" w:themeTint="80"/>
+          <w:lang w:val="en-US"/>
+        </w:rPr>
+        <w:t xml:space="preserve"> device, no additional noise</w:t>
+      </w:r>
+    </w:p>
+    <w:p>
+      <w:pPr>
+        <w:rPr>
+          <w:color w:val="7F7F7F" w:themeColor="text1" w:themeTint="80"/>
+          <w:lang w:val="en-US"/>
+        </w:rPr>
+      </w:pPr>
+    </w:p>
+    <w:p>
+      <w:pPr>
+        <w:rPr>
+          <w:color w:val="7F7F7F" w:themeColor="text1" w:themeTint="80"/>
+          <w:lang w:val="en-US"/>
+        </w:rPr>
+      </w:pPr>
+      <w:r>
+        <w:rPr>
+          <w:color w:val="7F7F7F" w:themeColor="text1" w:themeTint="80"/>
+          <w:lang w:val="en-US"/>
+        </w:rPr>
+        <w:drawing>
+          <wp:inline distT="0" distB="0" distL="0" distR="0" wp14:anchorId="306202DF" wp14:editId="66F343BE">
+            <wp:extent cx="5760085" cy="4030980"/>
+            <wp:effectExtent l="0" t="0" r="0" b="7620"/>
+            <wp:docPr id="1411787158" name="Picture 1" descr="A screen shot of a graph&#10;&#10;AI-generated content may be incorrect."/>
+            <wp:cNvGraphicFramePr>
+              <a:graphicFrameLocks xmlns:a="http://schemas.openxmlformats.org/drawingml/2006/main" noChangeAspect="1"/>
+            </wp:cNvGraphicFramePr>
+            <a:graphic xmlns:a="http://schemas.openxmlformats.org/drawingml/2006/main">
+              <a:graphicData uri="http://schemas.openxmlformats.org/drawingml/2006/picture">
+                <pic:pic xmlns:pic="http://schemas.openxmlformats.org/drawingml/2006/picture">
+                  <pic:nvPicPr>
+                    <pic:cNvPr id="1411787158" name="Picture 1" descr="A screen shot of a graph&#10;&#10;AI-generated content may be incorrect."/>
+                    <pic:cNvPicPr/>
+                  </pic:nvPicPr>
+                  <pic:blipFill>
+                    <a:blip r:embed="rId12"/>
+                    <a:stretch>
+                      <a:fillRect/>
+                    </a:stretch>
+                  </pic:blipFill>
+                  <pic:spPr>
+                    <a:xfrm>
+                      <a:off x="0" y="0"/>
+                      <a:ext cx="5760085" cy="4030980"/>
+                    </a:xfrm>
+                    <a:prstGeom prst="rect">
+                      <a:avLst/>
+                    </a:prstGeom>
+                  </pic:spPr>
+                </pic:pic>
+              </a:graphicData>
+            </a:graphic>
+          </wp:inline>
+        </w:drawing>
+      </w:r>
+    </w:p>
+    <w:p>
+      <w:pPr>
+        <w:rPr>
+          <w:color w:val="7F7F7F" w:themeColor="text1" w:themeTint="80"/>
+          <w:lang w:val="en-US"/>
+        </w:rPr>
+      </w:pPr>
+      <w:r>
+        <w:rPr>
+          <w:color w:val="7F7F7F" w:themeColor="text1" w:themeTint="80"/>
+          <w:lang w:val="en-US"/>
+        </w:rPr>
+        <w:t xml:space="preserve">Figure 4: </w:t>
+      </w:r>
+      <w:r>
+        <w:rPr>
+          <w:color w:val="7F7F7F" w:themeColor="text1" w:themeTint="80"/>
+          <w:lang w:val="en-US"/>
+        </w:rPr>
+        <w:t xml:space="preserve">DFT calculated on 10 </w:t>
+      </w:r>
+      <w:proofErr w:type="gramStart"/>
+      <w:r>
+        <w:rPr>
+          <w:color w:val="7F7F7F" w:themeColor="text1" w:themeTint="80"/>
+          <w:lang w:val="en-US"/>
+        </w:rPr>
+        <w:t>window</w:t>
+      </w:r>
+      <w:proofErr w:type="gramEnd"/>
+      <w:r>
+        <w:rPr>
+          <w:color w:val="7F7F7F" w:themeColor="text1" w:themeTint="80"/>
+          <w:lang w:val="en-US"/>
+        </w:rPr>
+        <w:t xml:space="preserve"> </w:t>
+      </w:r>
+      <w:r>
+        <w:rPr>
+          <w:color w:val="7F7F7F" w:themeColor="text1" w:themeTint="80"/>
+          <w:lang w:val="en-US"/>
+        </w:rPr>
+        <w:t xml:space="preserve">of </w:t>
+      </w:r>
+      <w:r>
+        <w:rPr>
+          <w:color w:val="7F7F7F" w:themeColor="text1" w:themeTint="80"/>
+          <w:lang w:val="en-US"/>
+        </w:rPr>
+        <w:t xml:space="preserve">ECG signal from </w:t>
+      </w:r>
+      <w:proofErr w:type="spellStart"/>
+      <w:r>
+        <w:rPr>
+          <w:color w:val="7F7F7F" w:themeColor="text1" w:themeTint="80"/>
+          <w:lang w:val="en-US"/>
+        </w:rPr>
+        <w:t>BioPac</w:t>
+      </w:r>
+      <w:proofErr w:type="spellEnd"/>
+      <w:r>
+        <w:rPr>
+          <w:color w:val="7F7F7F" w:themeColor="text1" w:themeTint="80"/>
+          <w:lang w:val="en-US"/>
+        </w:rPr>
+        <w:t xml:space="preserve"> device, </w:t>
+      </w:r>
+      <w:r>
+        <w:rPr>
+          <w:color w:val="7F7F7F" w:themeColor="text1" w:themeTint="80"/>
+          <w:lang w:val="en-US"/>
+        </w:rPr>
+        <w:t>with</w:t>
+      </w:r>
+      <w:r>
+        <w:rPr>
+          <w:color w:val="7F7F7F" w:themeColor="text1" w:themeTint="80"/>
+          <w:lang w:val="en-US"/>
+        </w:rPr>
+        <w:t xml:space="preserve"> additional noise</w:t>
+      </w:r>
+    </w:p>
+    <w:p>
+      <w:pPr>
+        <w:rPr>
+          <w:b/>
+          <w:bCs/>
+          <w:color w:val="auto"/>
+          <w:lang w:val="en-US"/>
+        </w:rPr>
+      </w:pPr>
+      <w:r>
+        <w:rPr>
+          <w:b/>
+          <w:bCs/>
+          <w:color w:val="auto"/>
+          <w:lang w:val="en-US"/>
+        </w:rPr>
+        <w:lastRenderedPageBreak/>
+        <w:t>Discuss, in one paragraph (max. 150 words), the spectrums computed from both</w:t>
+      </w:r>
+    </w:p>
+    <w:p>
+      <w:pPr>
+        <w:rPr>
+          <w:b/>
+          <w:bCs/>
+          <w:color w:val="auto"/>
+          <w:lang w:val="en-US"/>
+        </w:rPr>
+      </w:pPr>
+      <w:r>
+        <w:rPr>
+          <w:b/>
+          <w:bCs/>
+          <w:color w:val="auto"/>
+          <w:lang w:val="en-US"/>
+        </w:rPr>
+        <w:t>signals. What information can you get from them?</w:t>
+      </w:r>
+    </w:p>
+    <w:p>
+      <w:pPr>
+        <w:rPr>
+          <w:b/>
+          <w:bCs/>
+          <w:color w:val="auto"/>
+          <w:lang w:val="en-US"/>
+        </w:rPr>
+      </w:pPr>
+    </w:p>
+    <w:p>
+      <w:pPr>
+        <w:rPr>
+          <w:color w:val="auto"/>
+          <w:lang w:val="en-US"/>
+        </w:rPr>
+      </w:pPr>
+      <w:r>
+        <w:rPr>
+          <w:color w:val="auto"/>
+          <w:lang w:val="en-US"/>
+        </w:rPr>
+        <w:t>The noisy ECG shows 3 separate spikes, only one of which overlaps with the DFT amplitude of the clean ECG. The other two appear to be the frequency at which the powerline device introduced its noise.</w:t>
+      </w:r>
+    </w:p>
+    <w:p>
+      <w:pPr>
+        <w:rPr>
+          <w:b/>
+          <w:bCs/>
+          <w:lang w:val="en-US"/>
+        </w:rPr>
+      </w:pPr>
+    </w:p>
+    <w:p>
+      <w:pPr>
+        <w:pStyle w:val="ListParagraph"/>
+        <w:numPr>
+          <w:ilvl w:val="0"/>
+          <w:numId w:val="10"/>
+        </w:numPr>
+        <w:rPr>
+          <w:b/>
+          <w:bCs/>
+          <w:lang w:val="en-US"/>
+        </w:rPr>
+      </w:pPr>
+      <w:r>
+        <w:rPr>
+          <w:b/>
+          <w:bCs/>
+          <w:lang w:val="en-US"/>
+        </w:rPr>
+        <w:t xml:space="preserve"> </w:t>
+      </w:r>
+      <w:r>
+        <w:rPr>
+          <w:b/>
+          <w:bCs/>
+          <w:lang w:val="en-US"/>
+        </w:rPr>
+        <w:tab/>
+      </w:r>
+      <w:r>
+        <w:rPr>
+          <w:b/>
+          <w:bCs/>
+          <w:lang w:val="en-US"/>
+        </w:rPr>
+        <w:t xml:space="preserve">Compute the Power Spectral Density (PSD) from the signals </w:t>
+      </w:r>
+      <w:proofErr w:type="spellStart"/>
+      <w:r>
+        <w:rPr>
+          <w:b/>
+          <w:bCs/>
+          <w:lang w:val="en-US"/>
+        </w:rPr>
+        <w:t>analysed</w:t>
+      </w:r>
+      <w:proofErr w:type="spellEnd"/>
+      <w:r>
+        <w:rPr>
+          <w:b/>
+          <w:bCs/>
+          <w:lang w:val="en-US"/>
+        </w:rPr>
+        <w:t xml:space="preserve"> in the previous</w:t>
+      </w:r>
+      <w:r>
+        <w:rPr>
+          <w:b/>
+          <w:bCs/>
+          <w:lang w:val="en-US"/>
+        </w:rPr>
+        <w:t xml:space="preserve"> </w:t>
+      </w:r>
+      <w:r>
+        <w:rPr>
+          <w:b/>
+          <w:bCs/>
+          <w:lang w:val="en-US"/>
+        </w:rPr>
+        <w:t>item.</w:t>
+      </w:r>
+      <w:r>
+        <w:rPr>
+          <w:b/>
+          <w:bCs/>
+          <w:lang w:val="en-US"/>
+        </w:rPr>
+        <w:t xml:space="preserve"> F</w:t>
+      </w:r>
+      <w:r>
+        <w:rPr>
+          <w:b/>
+          <w:bCs/>
+          <w:lang w:val="en-US"/>
+        </w:rPr>
+        <w:t>or this, consider the periodogram and the Welch's method. From the PSD</w:t>
+      </w:r>
+    </w:p>
+    <w:p>
+      <w:pPr>
+        <w:pStyle w:val="ListParagraph"/>
+        <w:ind w:left="360"/>
+        <w:rPr>
+          <w:b/>
+          <w:bCs/>
+          <w:lang w:val="en-US"/>
+        </w:rPr>
+      </w:pPr>
+      <w:r>
+        <w:rPr>
+          <w:b/>
+          <w:bCs/>
+          <w:lang w:val="en-US"/>
+        </w:rPr>
+        <w:t xml:space="preserve">calculated with the Welch's method, </w:t>
+      </w:r>
+      <w:proofErr w:type="gramStart"/>
+      <w:r>
+        <w:rPr>
+          <w:b/>
+          <w:bCs/>
+          <w:lang w:val="en-US"/>
+        </w:rPr>
+        <w:t>compute</w:t>
+      </w:r>
+      <w:proofErr w:type="gramEnd"/>
+      <w:r>
+        <w:rPr>
+          <w:b/>
+          <w:bCs/>
+          <w:lang w:val="en-US"/>
+        </w:rPr>
+        <w:t xml:space="preserve"> the Spectral Centroid and Spectral</w:t>
+      </w:r>
+    </w:p>
+    <w:p>
+      <w:pPr>
+        <w:pStyle w:val="ListParagraph"/>
+        <w:ind w:left="360"/>
+        <w:rPr>
+          <w:b/>
+          <w:bCs/>
+          <w:lang w:val="en-US"/>
+        </w:rPr>
+      </w:pPr>
+      <w:r>
+        <w:rPr>
+          <w:b/>
+          <w:bCs/>
+          <w:lang w:val="en-US"/>
+        </w:rPr>
+        <w:t>Entropy. Compare two ECG, one from the chest (</w:t>
+      </w:r>
+      <w:proofErr w:type="spellStart"/>
+      <w:r>
+        <w:rPr>
+          <w:b/>
+          <w:bCs/>
+          <w:lang w:val="en-US"/>
+        </w:rPr>
+        <w:t>Biopac</w:t>
+      </w:r>
+      <w:proofErr w:type="spellEnd"/>
+      <w:r>
+        <w:rPr>
+          <w:b/>
+          <w:bCs/>
+          <w:lang w:val="en-US"/>
+        </w:rPr>
+        <w:t xml:space="preserve"> recording) and one from the</w:t>
+      </w:r>
+    </w:p>
+    <w:p>
+      <w:pPr>
+        <w:pStyle w:val="ListParagraph"/>
+        <w:ind w:left="360"/>
+        <w:rPr>
+          <w:b/>
+          <w:bCs/>
+          <w:lang w:val="en-US"/>
+        </w:rPr>
+      </w:pPr>
+      <w:r>
+        <w:rPr>
+          <w:b/>
+          <w:bCs/>
+          <w:lang w:val="en-US"/>
+        </w:rPr>
+        <w:t>wrist (smartwatch). What happens to the spectra if noise is introduced?</w:t>
+      </w:r>
+    </w:p>
+    <w:p>
+      <w:pPr>
+        <w:pStyle w:val="ListParagraph"/>
+        <w:ind w:left="360"/>
+        <w:rPr>
+          <w:b/>
+          <w:bCs/>
+          <w:lang w:val="en-US"/>
+        </w:rPr>
+      </w:pPr>
+    </w:p>
+    <w:p>
+      <w:pPr>
+        <w:rPr>
+          <w:lang w:val="en-US"/>
+        </w:rPr>
+      </w:pPr>
+      <w:r>
+        <w:rPr>
+          <w:lang w:val="en-US"/>
+        </w:rPr>
+        <w:drawing>
+          <wp:inline distT="0" distB="0" distL="0" distR="0" wp14:anchorId="1D8948E8" wp14:editId="168B8D12">
+            <wp:extent cx="5760085" cy="4092575"/>
+            <wp:effectExtent l="0" t="0" r="0" b="3175"/>
+            <wp:docPr id="1535595931" name="Picture 1" descr="A graph of a person with a black background&#10;&#10;AI-generated content may be incorrect."/>
+            <wp:cNvGraphicFramePr>
+              <a:graphicFrameLocks xmlns:a="http://schemas.openxmlformats.org/drawingml/2006/main" noChangeAspect="1"/>
+            </wp:cNvGraphicFramePr>
+            <a:graphic xmlns:a="http://schemas.openxmlformats.org/drawingml/2006/main">
+              <a:graphicData uri="http://schemas.openxmlformats.org/drawingml/2006/picture">
+                <pic:pic xmlns:pic="http://schemas.openxmlformats.org/drawingml/2006/picture">
+                  <pic:nvPicPr>
+                    <pic:cNvPr id="1535595931" name="Picture 1" descr="A graph of a person with a black background&#10;&#10;AI-generated content may be incorrect."/>
+                    <pic:cNvPicPr/>
+                  </pic:nvPicPr>
+                  <pic:blipFill>
+                    <a:blip r:embed="rId13"/>
+                    <a:stretch>
+                      <a:fillRect/>
+                    </a:stretch>
+                  </pic:blipFill>
+                  <pic:spPr>
+                    <a:xfrm>
+                      <a:off x="0" y="0"/>
+                      <a:ext cx="5760085" cy="4092575"/>
+                    </a:xfrm>
+                    <a:prstGeom prst="rect">
+                      <a:avLst/>
+                    </a:prstGeom>
+                  </pic:spPr>
+                </pic:pic>
+              </a:graphicData>
+            </a:graphic>
+          </wp:inline>
+        </w:drawing>
+      </w:r>
+    </w:p>
+    <w:p>
+      <w:pPr>
+        <w:rPr>
+          <w:color w:val="7F7F7F" w:themeColor="text1" w:themeTint="80"/>
+          <w:lang w:val="en-US"/>
+        </w:rPr>
+      </w:pPr>
+      <w:r>
+        <w:rPr>
+          <w:color w:val="7F7F7F" w:themeColor="text1" w:themeTint="80"/>
+          <w:lang w:val="en-US"/>
+        </w:rPr>
+        <w:t xml:space="preserve">Figure 5: PSD of 10s clean </w:t>
+      </w:r>
+      <w:proofErr w:type="spellStart"/>
+      <w:r>
+        <w:rPr>
+          <w:color w:val="7F7F7F" w:themeColor="text1" w:themeTint="80"/>
+          <w:lang w:val="en-US"/>
+        </w:rPr>
+        <w:t>BioPac</w:t>
+      </w:r>
+      <w:proofErr w:type="spellEnd"/>
+      <w:r>
+        <w:rPr>
+          <w:color w:val="7F7F7F" w:themeColor="text1" w:themeTint="80"/>
+          <w:lang w:val="en-US"/>
+        </w:rPr>
+        <w:t xml:space="preserve"> ECG window (periodogram)</w:t>
+      </w:r>
+    </w:p>
+    <w:p>
+      <w:pPr>
+        <w:rPr>
+          <w:b/>
+          <w:bCs/>
+          <w:color w:val="7F7F7F" w:themeColor="text1" w:themeTint="80"/>
+          <w:lang w:val="en-US"/>
+        </w:rPr>
+      </w:pPr>
+    </w:p>
+    <w:p>
+      <w:pPr>
+        <w:rPr>
+          <w:b/>
+          <w:bCs/>
+          <w:color w:val="7F7F7F" w:themeColor="text1" w:themeTint="80"/>
+          <w:lang w:val="en-US"/>
+        </w:rPr>
+      </w:pPr>
+      <w:r>
+        <w:rPr>
+          <w:b/>
+          <w:bCs/>
+          <w:color w:val="7F7F7F" w:themeColor="text1" w:themeTint="80"/>
+          <w:lang w:val="en-US"/>
+        </w:rPr>
+        <w:lastRenderedPageBreak/>
+        <w:drawing>
+          <wp:inline distT="0" distB="0" distL="0" distR="0" wp14:anchorId="6330219D" wp14:editId="66B9367C">
+            <wp:extent cx="5760085" cy="4057015"/>
+            <wp:effectExtent l="0" t="0" r="0" b="635"/>
+            <wp:docPr id="1838415295" name="Picture 1" descr="A graph of a window&#10;&#10;AI-generated content may be incorrect."/>
+            <wp:cNvGraphicFramePr>
+              <a:graphicFrameLocks xmlns:a="http://schemas.openxmlformats.org/drawingml/2006/main" noChangeAspect="1"/>
+            </wp:cNvGraphicFramePr>
+            <a:graphic xmlns:a="http://schemas.openxmlformats.org/drawingml/2006/main">
+              <a:graphicData uri="http://schemas.openxmlformats.org/drawingml/2006/picture">
+                <pic:pic xmlns:pic="http://schemas.openxmlformats.org/drawingml/2006/picture">
+                  <pic:nvPicPr>
+                    <pic:cNvPr id="1838415295" name="Picture 1" descr="A graph of a window&#10;&#10;AI-generated content may be incorrect."/>
+                    <pic:cNvPicPr/>
+                  </pic:nvPicPr>
+                  <pic:blipFill>
+                    <a:blip r:embed="rId14"/>
+                    <a:stretch>
+                      <a:fillRect/>
+                    </a:stretch>
+                  </pic:blipFill>
+                  <pic:spPr>
+                    <a:xfrm>
+                      <a:off x="0" y="0"/>
+                      <a:ext cx="5760085" cy="4057015"/>
+                    </a:xfrm>
+                    <a:prstGeom prst="rect">
+                      <a:avLst/>
+                    </a:prstGeom>
+                  </pic:spPr>
+                </pic:pic>
+              </a:graphicData>
+            </a:graphic>
+          </wp:inline>
+        </w:drawing>
+      </w:r>
+    </w:p>
+    <w:p>
+      <w:pPr>
+        <w:rPr>
+          <w:color w:val="7F7F7F" w:themeColor="text1" w:themeTint="80"/>
+          <w:lang w:val="en-US"/>
+        </w:rPr>
+      </w:pPr>
+      <w:r>
+        <w:rPr>
+          <w:color w:val="7F7F7F" w:themeColor="text1" w:themeTint="80"/>
+          <w:lang w:val="en-US"/>
+        </w:rPr>
+        <w:t xml:space="preserve">Figure </w:t>
+      </w:r>
+      <w:r>
+        <w:rPr>
+          <w:color w:val="7F7F7F" w:themeColor="text1" w:themeTint="80"/>
+          <w:lang w:val="en-US"/>
+        </w:rPr>
+        <w:t>6</w:t>
+      </w:r>
+      <w:r>
+        <w:rPr>
+          <w:color w:val="7F7F7F" w:themeColor="text1" w:themeTint="80"/>
+          <w:lang w:val="en-US"/>
+        </w:rPr>
+        <w:t xml:space="preserve">: PSD of 10s clean </w:t>
+      </w:r>
+      <w:proofErr w:type="spellStart"/>
+      <w:r>
+        <w:rPr>
+          <w:color w:val="7F7F7F" w:themeColor="text1" w:themeTint="80"/>
+          <w:lang w:val="en-US"/>
+        </w:rPr>
+        <w:t>BioPac</w:t>
+      </w:r>
+      <w:proofErr w:type="spellEnd"/>
+      <w:r>
+        <w:rPr>
+          <w:color w:val="7F7F7F" w:themeColor="text1" w:themeTint="80"/>
+          <w:lang w:val="en-US"/>
+        </w:rPr>
+        <w:t xml:space="preserve"> ECG window (</w:t>
+      </w:r>
+      <w:r>
+        <w:rPr>
+          <w:color w:val="7F7F7F" w:themeColor="text1" w:themeTint="80"/>
+          <w:lang w:val="en-US"/>
+        </w:rPr>
+        <w:t>Welch’s method</w:t>
+      </w:r>
+      <w:r>
+        <w:rPr>
+          <w:color w:val="7F7F7F" w:themeColor="text1" w:themeTint="80"/>
+          <w:lang w:val="en-US"/>
+        </w:rPr>
+        <w:t>)</w:t>
+      </w:r>
+    </w:p>
+    <w:p>
+      <w:pPr>
+        <w:rPr>
+          <w:b/>
+          <w:bCs/>
+          <w:color w:val="7F7F7F" w:themeColor="text1" w:themeTint="80"/>
+          <w:lang w:val="en-US"/>
+        </w:rPr>
+      </w:pPr>
+    </w:p>
+    <w:p>
+      <w:pPr>
+        <w:rPr>
+          <w:b/>
+          <w:bCs/>
+          <w:color w:val="7F7F7F" w:themeColor="text1" w:themeTint="80"/>
+          <w:lang w:val="en-US"/>
+        </w:rPr>
+      </w:pPr>
+      <w:r>
+        <w:rPr>
+          <w:b/>
+          <w:bCs/>
+          <w:color w:val="7F7F7F" w:themeColor="text1" w:themeTint="80"/>
+          <w:lang w:val="en-US"/>
+        </w:rPr>
+        <w:drawing>
+          <wp:inline distT="0" distB="0" distL="0" distR="0" wp14:anchorId="123BBA93" wp14:editId="6559B426">
+            <wp:extent cx="5760085" cy="4096385"/>
+            <wp:effectExtent l="0" t="0" r="0" b="0"/>
+            <wp:docPr id="135901819" name="Picture 1" descr="A graph of a person's pulse&#10;&#10;AI-generated content may be incorrect."/>
+            <wp:cNvGraphicFramePr>
+              <a:graphicFrameLocks xmlns:a="http://schemas.openxmlformats.org/drawingml/2006/main" noChangeAspect="1"/>
+            </wp:cNvGraphicFramePr>
+            <a:graphic xmlns:a="http://schemas.openxmlformats.org/drawingml/2006/main">
+              <a:graphicData uri="http://schemas.openxmlformats.org/drawingml/2006/picture">
+                <pic:pic xmlns:pic="http://schemas.openxmlformats.org/drawingml/2006/picture">
+                  <pic:nvPicPr>
+                    <pic:cNvPr id="135901819" name="Picture 1" descr="A graph of a person's pulse&#10;&#10;AI-generated content may be incorrect."/>
+                    <pic:cNvPicPr/>
+                  </pic:nvPicPr>
+                  <pic:blipFill>
+                    <a:blip r:embed="rId15"/>
+                    <a:stretch>
+                      <a:fillRect/>
+                    </a:stretch>
+                  </pic:blipFill>
+                  <pic:spPr>
+                    <a:xfrm>
+                      <a:off x="0" y="0"/>
+                      <a:ext cx="5760085" cy="4096385"/>
+                    </a:xfrm>
+                    <a:prstGeom prst="rect">
+                      <a:avLst/>
+                    </a:prstGeom>
+                  </pic:spPr>
+                </pic:pic>
+              </a:graphicData>
+            </a:graphic>
+          </wp:inline>
+        </w:drawing>
+      </w:r>
+    </w:p>
+    <w:p>
+      <w:pPr>
+        <w:rPr>
+          <w:color w:val="7F7F7F" w:themeColor="text1" w:themeTint="80"/>
+          <w:lang w:val="en-US"/>
+        </w:rPr>
+      </w:pPr>
+      <w:r>
+        <w:rPr>
+          <w:color w:val="7F7F7F" w:themeColor="text1" w:themeTint="80"/>
+          <w:lang w:val="en-US"/>
+        </w:rPr>
+        <w:t xml:space="preserve">Figure </w:t>
+      </w:r>
+      <w:r>
+        <w:rPr>
+          <w:color w:val="7F7F7F" w:themeColor="text1" w:themeTint="80"/>
+          <w:lang w:val="en-US"/>
+        </w:rPr>
+        <w:t>7</w:t>
+      </w:r>
+      <w:r>
+        <w:rPr>
+          <w:color w:val="7F7F7F" w:themeColor="text1" w:themeTint="80"/>
+          <w:lang w:val="en-US"/>
+        </w:rPr>
+        <w:t xml:space="preserve">: PSD of </w:t>
+      </w:r>
+      <w:proofErr w:type="gramStart"/>
+      <w:r>
+        <w:rPr>
+          <w:color w:val="7F7F7F" w:themeColor="text1" w:themeTint="80"/>
+          <w:lang w:val="en-US"/>
+        </w:rPr>
+        <w:t>10s</w:t>
+      </w:r>
+      <w:proofErr w:type="gramEnd"/>
+      <w:r>
+        <w:rPr>
+          <w:color w:val="7F7F7F" w:themeColor="text1" w:themeTint="80"/>
+          <w:lang w:val="en-US"/>
+        </w:rPr>
+        <w:t xml:space="preserve"> </w:t>
+      </w:r>
+      <w:r>
+        <w:rPr>
+          <w:color w:val="7F7F7F" w:themeColor="text1" w:themeTint="80"/>
+          <w:lang w:val="en-US"/>
+        </w:rPr>
+        <w:t>noisy</w:t>
+      </w:r>
+      <w:r>
+        <w:rPr>
+          <w:color w:val="7F7F7F" w:themeColor="text1" w:themeTint="80"/>
+          <w:lang w:val="en-US"/>
+        </w:rPr>
+        <w:t xml:space="preserve"> </w:t>
+      </w:r>
+      <w:proofErr w:type="spellStart"/>
+      <w:r>
+        <w:rPr>
+          <w:color w:val="7F7F7F" w:themeColor="text1" w:themeTint="80"/>
+          <w:lang w:val="en-US"/>
+        </w:rPr>
+        <w:t>BioPac</w:t>
+      </w:r>
+      <w:proofErr w:type="spellEnd"/>
+      <w:r>
+        <w:rPr>
+          <w:color w:val="7F7F7F" w:themeColor="text1" w:themeTint="80"/>
+          <w:lang w:val="en-US"/>
+        </w:rPr>
+        <w:t xml:space="preserve"> ECG window (</w:t>
+      </w:r>
+      <w:r>
+        <w:rPr>
+          <w:color w:val="7F7F7F" w:themeColor="text1" w:themeTint="80"/>
+          <w:lang w:val="en-US"/>
+        </w:rPr>
+        <w:t>periodogram</w:t>
+      </w:r>
+      <w:r>
+        <w:rPr>
+          <w:color w:val="7F7F7F" w:themeColor="text1" w:themeTint="80"/>
+          <w:lang w:val="en-US"/>
+        </w:rPr>
+        <w:t>)</w:t>
+      </w:r>
+    </w:p>
+    <w:p>
+      <w:pPr>
+        <w:rPr>
+          <w:b/>
+          <w:bCs/>
+          <w:color w:val="7F7F7F" w:themeColor="text1" w:themeTint="80"/>
+          <w:lang w:val="en-US"/>
+        </w:rPr>
+      </w:pPr>
+      <w:r>
+        <w:rPr>
+          <w:b/>
+          <w:bCs/>
+          <w:color w:val="7F7F7F" w:themeColor="text1" w:themeTint="80"/>
+          <w:lang w:val="en-US"/>
+        </w:rPr>
+        <w:lastRenderedPageBreak/>
+        <w:drawing>
+          <wp:inline distT="0" distB="0" distL="0" distR="0" wp14:anchorId="2A9814E5" wp14:editId="0FE2DD17">
+            <wp:extent cx="5760085" cy="4175760"/>
+            <wp:effectExtent l="0" t="0" r="0" b="0"/>
+            <wp:docPr id="893568080" name="Picture 1" descr="A graph of a computer screen&#10;&#10;AI-generated content may be incorrect."/>
+            <wp:cNvGraphicFramePr>
+              <a:graphicFrameLocks xmlns:a="http://schemas.openxmlformats.org/drawingml/2006/main" noChangeAspect="1"/>
+            </wp:cNvGraphicFramePr>
+            <a:graphic xmlns:a="http://schemas.openxmlformats.org/drawingml/2006/main">
+              <a:graphicData uri="http://schemas.openxmlformats.org/drawingml/2006/picture">
+                <pic:pic xmlns:pic="http://schemas.openxmlformats.org/drawingml/2006/picture">
+                  <pic:nvPicPr>
+                    <pic:cNvPr id="893568080" name="Picture 1" descr="A graph of a computer screen&#10;&#10;AI-generated content may be incorrect."/>
+                    <pic:cNvPicPr/>
+                  </pic:nvPicPr>
+                  <pic:blipFill>
+                    <a:blip r:embed="rId16"/>
+                    <a:stretch>
+                      <a:fillRect/>
+                    </a:stretch>
+                  </pic:blipFill>
+                  <pic:spPr>
+                    <a:xfrm>
+                      <a:off x="0" y="0"/>
+                      <a:ext cx="5760085" cy="4175760"/>
+                    </a:xfrm>
+                    <a:prstGeom prst="rect">
+                      <a:avLst/>
+                    </a:prstGeom>
+                  </pic:spPr>
+                </pic:pic>
+              </a:graphicData>
+            </a:graphic>
+          </wp:inline>
+        </w:drawing>
+      </w:r>
+    </w:p>
+    <w:p>
+      <w:pPr>
+        <w:rPr>
+          <w:color w:val="7F7F7F" w:themeColor="text1" w:themeTint="80"/>
+          <w:lang w:val="en-US"/>
+        </w:rPr>
+      </w:pPr>
+      <w:r>
+        <w:rPr>
+          <w:color w:val="7F7F7F" w:themeColor="text1" w:themeTint="80"/>
+          <w:lang w:val="en-US"/>
+        </w:rPr>
+        <w:t xml:space="preserve">Figure </w:t>
+      </w:r>
+      <w:r>
+        <w:rPr>
+          <w:color w:val="7F7F7F" w:themeColor="text1" w:themeTint="80"/>
+          <w:lang w:val="en-US"/>
+        </w:rPr>
+        <w:t>8</w:t>
+      </w:r>
+      <w:r>
+        <w:rPr>
+          <w:color w:val="7F7F7F" w:themeColor="text1" w:themeTint="80"/>
+          <w:lang w:val="en-US"/>
+        </w:rPr>
+        <w:t xml:space="preserve">: PSD of 10s noisy </w:t>
+      </w:r>
+      <w:proofErr w:type="spellStart"/>
+      <w:r>
+        <w:rPr>
+          <w:color w:val="7F7F7F" w:themeColor="text1" w:themeTint="80"/>
+          <w:lang w:val="en-US"/>
+        </w:rPr>
+        <w:t>BioPac</w:t>
+      </w:r>
+      <w:proofErr w:type="spellEnd"/>
+      <w:r>
+        <w:rPr>
+          <w:color w:val="7F7F7F" w:themeColor="text1" w:themeTint="80"/>
+          <w:lang w:val="en-US"/>
+        </w:rPr>
+        <w:t xml:space="preserve"> ECG window (</w:t>
+      </w:r>
+      <w:r>
+        <w:rPr>
+          <w:color w:val="7F7F7F" w:themeColor="text1" w:themeTint="80"/>
+          <w:lang w:val="en-US"/>
+        </w:rPr>
+        <w:t>Welch’s method</w:t>
+      </w:r>
+      <w:r>
+        <w:rPr>
+          <w:color w:val="7F7F7F" w:themeColor="text1" w:themeTint="80"/>
+          <w:lang w:val="en-US"/>
+        </w:rPr>
+        <w:t>)</w:t>
+      </w:r>
+    </w:p>
+    <w:p>
+      <w:pPr>
+        <w:rPr>
+          <w:b/>
+          <w:bCs/>
+          <w:color w:val="7F7F7F" w:themeColor="text1" w:themeTint="80"/>
+          <w:lang w:val="en-US"/>
+        </w:rPr>
+      </w:pPr>
+    </w:p>
+    <w:p>
+      <w:pPr>
+        <w:rPr>
+          <w:color w:val="auto"/>
+          <w:lang w:val="en-US"/>
+        </w:rPr>
+      </w:pPr>
+      <w:r>
+        <w:rPr>
+          <w:color w:val="auto"/>
+          <w:lang w:val="en-US"/>
+        </w:rPr>
+        <w:t>The spectra</w:t>
+      </w:r>
+      <w:r>
+        <w:rPr>
+          <w:color w:val="auto"/>
+          <w:lang w:val="en-US"/>
+        </w:rPr>
+        <w:t xml:space="preserve"> now </w:t>
+      </w:r>
+      <w:proofErr w:type="gramStart"/>
+      <w:r>
+        <w:rPr>
+          <w:color w:val="auto"/>
+          <w:lang w:val="en-US"/>
+        </w:rPr>
+        <w:t>shows</w:t>
+      </w:r>
+      <w:proofErr w:type="gramEnd"/>
+      <w:r>
+        <w:rPr>
+          <w:color w:val="auto"/>
+          <w:lang w:val="en-US"/>
+        </w:rPr>
+        <w:t xml:space="preserve"> three separate peaks, where it only showed one in the ECG without powerline noise. These results are </w:t>
+      </w:r>
+      <w:proofErr w:type="gramStart"/>
+      <w:r>
+        <w:rPr>
+          <w:color w:val="auto"/>
+          <w:lang w:val="en-US"/>
+        </w:rPr>
+        <w:t>similar to</w:t>
+      </w:r>
+      <w:proofErr w:type="gramEnd"/>
+      <w:r>
+        <w:rPr>
+          <w:color w:val="auto"/>
+          <w:lang w:val="en-US"/>
+        </w:rPr>
+        <w:t xml:space="preserve"> the effects the powerline noise had on the DFTs. The only peak that is also represented in the clean ECG (the leftmost one) is notably the one with the smallest amplitude. </w:t>
+      </w:r>
+    </w:p>
+    <w:p>
+      <w:pPr>
+        <w:rPr>
+          <w:color w:val="auto"/>
+          <w:lang w:val="en-US"/>
+        </w:rPr>
+      </w:pPr>
+    </w:p>
+    <w:p>
+      <w:pPr>
+        <w:rPr>
+          <w:color w:val="auto"/>
+          <w:lang w:val="en-US"/>
+        </w:rPr>
+      </w:pPr>
+      <w:r>
+        <w:rPr>
+          <w:color w:val="auto"/>
+          <w:lang w:val="en-US"/>
+        </w:rPr>
+        <w:lastRenderedPageBreak/>
+        <w:drawing>
+          <wp:inline distT="0" distB="0" distL="0" distR="0" wp14:anchorId="6AD4C7C0" wp14:editId="4C2CD013">
+            <wp:extent cx="5760085" cy="4157345"/>
+            <wp:effectExtent l="0" t="0" r="0" b="0"/>
+            <wp:docPr id="712135298" name="Picture 1" descr="A graph of a computer&#10;&#10;AI-generated content may be incorrect."/>
+            <wp:cNvGraphicFramePr>
+              <a:graphicFrameLocks xmlns:a="http://schemas.openxmlformats.org/drawingml/2006/main" noChangeAspect="1"/>
+            </wp:cNvGraphicFramePr>
+            <a:graphic xmlns:a="http://schemas.openxmlformats.org/drawingml/2006/main">
+              <a:graphicData uri="http://schemas.openxmlformats.org/drawingml/2006/picture">
+                <pic:pic xmlns:pic="http://schemas.openxmlformats.org/drawingml/2006/picture">
+                  <pic:nvPicPr>
+                    <pic:cNvPr id="712135298" name="Picture 1" descr="A graph of a computer&#10;&#10;AI-generated content may be incorrect."/>
+                    <pic:cNvPicPr/>
+                  </pic:nvPicPr>
+                  <pic:blipFill>
+                    <a:blip r:embed="rId17"/>
+                    <a:stretch>
+                      <a:fillRect/>
+                    </a:stretch>
+                  </pic:blipFill>
+                  <pic:spPr>
+                    <a:xfrm>
+                      <a:off x="0" y="0"/>
+                      <a:ext cx="5760085" cy="4157345"/>
+                    </a:xfrm>
+                    <a:prstGeom prst="rect">
+                      <a:avLst/>
+                    </a:prstGeom>
+                  </pic:spPr>
+                </pic:pic>
+              </a:graphicData>
+            </a:graphic>
+          </wp:inline>
+        </w:drawing>
+      </w:r>
+    </w:p>
+    <w:p>
+      <w:pPr>
+        <w:rPr>
+          <w:color w:val="7F7F7F" w:themeColor="text1" w:themeTint="80"/>
+          <w:lang w:val="en-US"/>
+        </w:rPr>
+      </w:pPr>
+      <w:r>
+        <w:rPr>
+          <w:color w:val="7F7F7F" w:themeColor="text1" w:themeTint="80"/>
+          <w:lang w:val="en-US"/>
+        </w:rPr>
+        <w:t xml:space="preserve">Figure </w:t>
+      </w:r>
+      <w:r>
+        <w:rPr>
+          <w:color w:val="7F7F7F" w:themeColor="text1" w:themeTint="80"/>
+          <w:lang w:val="en-US"/>
+        </w:rPr>
+        <w:t>9</w:t>
+      </w:r>
+      <w:r>
+        <w:rPr>
+          <w:color w:val="7F7F7F" w:themeColor="text1" w:themeTint="80"/>
+          <w:lang w:val="en-US"/>
+        </w:rPr>
+        <w:t xml:space="preserve">: PSD of 10s clean </w:t>
+      </w:r>
+      <w:r>
+        <w:rPr>
+          <w:color w:val="7F7F7F" w:themeColor="text1" w:themeTint="80"/>
+          <w:lang w:val="en-US"/>
+        </w:rPr>
+        <w:t>smartwatch</w:t>
+      </w:r>
+      <w:r>
+        <w:rPr>
+          <w:color w:val="7F7F7F" w:themeColor="text1" w:themeTint="80"/>
+          <w:lang w:val="en-US"/>
+        </w:rPr>
+        <w:t xml:space="preserve"> ECG window (periodogram)</w:t>
+      </w:r>
+    </w:p>
+    <w:p>
+      <w:pPr>
+        <w:rPr>
+          <w:b/>
+          <w:bCs/>
+          <w:color w:val="7F7F7F" w:themeColor="text1" w:themeTint="80"/>
+          <w:lang w:val="en-US"/>
+        </w:rPr>
+      </w:pPr>
+      <w:r>
+        <w:rPr>
+          <w:b/>
+          <w:bCs/>
+          <w:color w:val="7F7F7F" w:themeColor="text1" w:themeTint="80"/>
+          <w:lang w:val="en-US"/>
+        </w:rPr>
+        <w:drawing>
+          <wp:inline distT="0" distB="0" distL="0" distR="0" wp14:anchorId="6C4B8984" wp14:editId="5324EAC7">
+            <wp:extent cx="5760085" cy="4203065"/>
+            <wp:effectExtent l="0" t="0" r="0" b="6985"/>
+            <wp:docPr id="815614105" name="Picture 1" descr="A graph of a computer screen&#10;&#10;AI-generated content may be incorrect."/>
+            <wp:cNvGraphicFramePr>
+              <a:graphicFrameLocks xmlns:a="http://schemas.openxmlformats.org/drawingml/2006/main" noChangeAspect="1"/>
+            </wp:cNvGraphicFramePr>
+            <a:graphic xmlns:a="http://schemas.openxmlformats.org/drawingml/2006/main">
+              <a:graphicData uri="http://schemas.openxmlformats.org/drawingml/2006/picture">
+                <pic:pic xmlns:pic="http://schemas.openxmlformats.org/drawingml/2006/picture">
+                  <pic:nvPicPr>
+                    <pic:cNvPr id="815614105" name="Picture 1" descr="A graph of a computer screen&#10;&#10;AI-generated content may be incorrect."/>
+                    <pic:cNvPicPr/>
+                  </pic:nvPicPr>
+                  <pic:blipFill>
+                    <a:blip r:embed="rId18"/>
+                    <a:stretch>
+                      <a:fillRect/>
+                    </a:stretch>
+                  </pic:blipFill>
+                  <pic:spPr>
+                    <a:xfrm>
+                      <a:off x="0" y="0"/>
+                      <a:ext cx="5760085" cy="4203065"/>
+                    </a:xfrm>
+                    <a:prstGeom prst="rect">
+                      <a:avLst/>
+                    </a:prstGeom>
+                  </pic:spPr>
+                </pic:pic>
+              </a:graphicData>
+            </a:graphic>
+          </wp:inline>
+        </w:drawing>
+      </w:r>
+    </w:p>
+    <w:p>
+      <w:pPr>
+        <w:rPr>
+          <w:color w:val="7F7F7F" w:themeColor="text1" w:themeTint="80"/>
+          <w:lang w:val="en-US"/>
+        </w:rPr>
+      </w:pPr>
+      <w:r>
+        <w:rPr>
+          <w:color w:val="7F7F7F" w:themeColor="text1" w:themeTint="80"/>
+          <w:lang w:val="en-US"/>
+        </w:rPr>
+        <w:t xml:space="preserve">Figure </w:t>
+      </w:r>
+      <w:r>
+        <w:rPr>
+          <w:color w:val="7F7F7F" w:themeColor="text1" w:themeTint="80"/>
+          <w:lang w:val="en-US"/>
+        </w:rPr>
+        <w:t>10</w:t>
+      </w:r>
+      <w:r>
+        <w:rPr>
+          <w:color w:val="7F7F7F" w:themeColor="text1" w:themeTint="80"/>
+          <w:lang w:val="en-US"/>
+        </w:rPr>
+        <w:t>: PSD of 10s clean smartwatch ECG window (</w:t>
+      </w:r>
+      <w:r>
+        <w:rPr>
+          <w:color w:val="7F7F7F" w:themeColor="text1" w:themeTint="80"/>
+          <w:lang w:val="en-US"/>
+        </w:rPr>
+        <w:t>Welch’s Method</w:t>
+      </w:r>
+      <w:r>
+        <w:rPr>
+          <w:color w:val="7F7F7F" w:themeColor="text1" w:themeTint="80"/>
+          <w:lang w:val="en-US"/>
+        </w:rPr>
+        <w:t>)</w:t>
+      </w:r>
+    </w:p>
+    <w:p>
+      <w:pPr>
+        <w:rPr>
+          <w:color w:val="7F7F7F" w:themeColor="text1" w:themeTint="80"/>
+          <w:lang w:val="en-US"/>
+        </w:rPr>
+      </w:pPr>
+      <w:r>
+        <w:rPr>
+          <w:color w:val="7F7F7F" w:themeColor="text1" w:themeTint="80"/>
+          <w:lang w:val="en-US"/>
+        </w:rPr>
+        <w:lastRenderedPageBreak/>
+        <w:drawing>
+          <wp:inline distT="0" distB="0" distL="0" distR="0" wp14:anchorId="22AE1AE8" wp14:editId="0F3DB4A6">
+            <wp:extent cx="5760085" cy="4082415"/>
+            <wp:effectExtent l="0" t="0" r="0" b="0"/>
+            <wp:docPr id="653019069" name="Picture 1" descr="A graph of a person's pulse&#10;&#10;AI-generated content may be incorrect."/>
+            <wp:cNvGraphicFramePr>
+              <a:graphicFrameLocks xmlns:a="http://schemas.openxmlformats.org/drawingml/2006/main" noChangeAspect="1"/>
+            </wp:cNvGraphicFramePr>
+            <a:graphic xmlns:a="http://schemas.openxmlformats.org/drawingml/2006/main">
+              <a:graphicData uri="http://schemas.openxmlformats.org/drawingml/2006/picture">
+                <pic:pic xmlns:pic="http://schemas.openxmlformats.org/drawingml/2006/picture">
+                  <pic:nvPicPr>
+                    <pic:cNvPr id="653019069" name="Picture 1" descr="A graph of a person's pulse&#10;&#10;AI-generated content may be incorrect."/>
+                    <pic:cNvPicPr/>
+                  </pic:nvPicPr>
+                  <pic:blipFill>
+                    <a:blip r:embed="rId19"/>
+                    <a:stretch>
+                      <a:fillRect/>
+                    </a:stretch>
+                  </pic:blipFill>
+                  <pic:spPr>
+                    <a:xfrm>
+                      <a:off x="0" y="0"/>
+                      <a:ext cx="5760085" cy="4082415"/>
+                    </a:xfrm>
+                    <a:prstGeom prst="rect">
+                      <a:avLst/>
+                    </a:prstGeom>
+                  </pic:spPr>
+                </pic:pic>
+              </a:graphicData>
+            </a:graphic>
+          </wp:inline>
+        </w:drawing>
+      </w:r>
+    </w:p>
+    <w:p>
+      <w:pPr>
+        <w:rPr>
+          <w:color w:val="7F7F7F" w:themeColor="text1" w:themeTint="80"/>
+          <w:lang w:val="en-US"/>
+        </w:rPr>
+      </w:pPr>
+      <w:r>
+        <w:rPr>
+          <w:color w:val="7F7F7F" w:themeColor="text1" w:themeTint="80"/>
+          <w:lang w:val="en-US"/>
+        </w:rPr>
+        <w:t>Figure 1</w:t>
+      </w:r>
+      <w:r>
+        <w:rPr>
+          <w:color w:val="7F7F7F" w:themeColor="text1" w:themeTint="80"/>
+          <w:lang w:val="en-US"/>
+        </w:rPr>
+        <w:t>1</w:t>
+      </w:r>
+      <w:r>
+        <w:rPr>
+          <w:color w:val="7F7F7F" w:themeColor="text1" w:themeTint="80"/>
+          <w:lang w:val="en-US"/>
+        </w:rPr>
+        <w:t xml:space="preserve">: PSD of 10s </w:t>
+      </w:r>
+      <w:r>
+        <w:rPr>
+          <w:color w:val="7F7F7F" w:themeColor="text1" w:themeTint="80"/>
+          <w:lang w:val="en-US"/>
+        </w:rPr>
+        <w:t>noisy</w:t>
+      </w:r>
+      <w:r>
+        <w:rPr>
+          <w:color w:val="7F7F7F" w:themeColor="text1" w:themeTint="80"/>
+          <w:lang w:val="en-US"/>
+        </w:rPr>
+        <w:t xml:space="preserve"> smartwatch ECG window (</w:t>
+      </w:r>
+      <w:r>
+        <w:rPr>
+          <w:color w:val="7F7F7F" w:themeColor="text1" w:themeTint="80"/>
+          <w:lang w:val="en-US"/>
+        </w:rPr>
+        <w:t>periodogram</w:t>
+      </w:r>
+      <w:r>
+        <w:rPr>
+          <w:color w:val="7F7F7F" w:themeColor="text1" w:themeTint="80"/>
+          <w:lang w:val="en-US"/>
+        </w:rPr>
+        <w:t>)</w:t>
+      </w:r>
+    </w:p>
+    <w:p>
+      <w:pPr>
+        <w:rPr>
+          <w:color w:val="7F7F7F" w:themeColor="text1" w:themeTint="80"/>
+          <w:lang w:val="en-US"/>
+        </w:rPr>
+      </w:pPr>
+    </w:p>
+    <w:p>
+      <w:pPr>
+        <w:rPr>
+          <w:color w:val="7F7F7F" w:themeColor="text1" w:themeTint="80"/>
+          <w:lang w:val="en-US"/>
+        </w:rPr>
+      </w:pPr>
+      <w:r>
+        <w:rPr>
+          <w:color w:val="7F7F7F" w:themeColor="text1" w:themeTint="80"/>
+          <w:lang w:val="en-US"/>
+        </w:rPr>
+        <w:drawing>
+          <wp:inline distT="0" distB="0" distL="0" distR="0" wp14:anchorId="17451796" wp14:editId="157610AC">
+            <wp:extent cx="5760085" cy="4106545"/>
+            <wp:effectExtent l="0" t="0" r="0" b="8255"/>
+            <wp:docPr id="434135213" name="Picture 1" descr="A graph of a sound wave&#10;&#10;AI-generated content may be incorrect."/>
+            <wp:cNvGraphicFramePr>
+              <a:graphicFrameLocks xmlns:a="http://schemas.openxmlformats.org/drawingml/2006/main" noChangeAspect="1"/>
+            </wp:cNvGraphicFramePr>
+            <a:graphic xmlns:a="http://schemas.openxmlformats.org/drawingml/2006/main">
+              <a:graphicData uri="http://schemas.openxmlformats.org/drawingml/2006/picture">
+                <pic:pic xmlns:pic="http://schemas.openxmlformats.org/drawingml/2006/picture">
+                  <pic:nvPicPr>
+                    <pic:cNvPr id="434135213" name="Picture 1" descr="A graph of a sound wave&#10;&#10;AI-generated content may be incorrect."/>
+                    <pic:cNvPicPr/>
+                  </pic:nvPicPr>
+                  <pic:blipFill>
+                    <a:blip r:embed="rId20"/>
+                    <a:stretch>
+                      <a:fillRect/>
+                    </a:stretch>
+                  </pic:blipFill>
+                  <pic:spPr>
+                    <a:xfrm>
+                      <a:off x="0" y="0"/>
+                      <a:ext cx="5760085" cy="4106545"/>
+                    </a:xfrm>
+                    <a:prstGeom prst="rect">
+                      <a:avLst/>
+                    </a:prstGeom>
+                  </pic:spPr>
+                </pic:pic>
+              </a:graphicData>
+            </a:graphic>
+          </wp:inline>
+        </w:drawing>
+      </w:r>
+    </w:p>
+    <w:p>
+      <w:pPr>
+        <w:rPr>
+          <w:color w:val="7F7F7F" w:themeColor="text1" w:themeTint="80"/>
+          <w:lang w:val="en-US"/>
+        </w:rPr>
+      </w:pPr>
+      <w:r>
+        <w:rPr>
+          <w:color w:val="7F7F7F" w:themeColor="text1" w:themeTint="80"/>
+          <w:lang w:val="en-US"/>
+        </w:rPr>
+        <w:t>Figure 1</w:t>
+      </w:r>
+      <w:r>
+        <w:rPr>
+          <w:color w:val="7F7F7F" w:themeColor="text1" w:themeTint="80"/>
+          <w:lang w:val="en-US"/>
+        </w:rPr>
+        <w:t>2</w:t>
+      </w:r>
+      <w:r>
+        <w:rPr>
+          <w:color w:val="7F7F7F" w:themeColor="text1" w:themeTint="80"/>
+          <w:lang w:val="en-US"/>
+        </w:rPr>
+        <w:t xml:space="preserve">: PSD of 10s </w:t>
+      </w:r>
+      <w:r>
+        <w:rPr>
+          <w:color w:val="7F7F7F" w:themeColor="text1" w:themeTint="80"/>
+          <w:lang w:val="en-US"/>
+        </w:rPr>
+        <w:t>noisy</w:t>
+      </w:r>
+      <w:r>
+        <w:rPr>
+          <w:color w:val="7F7F7F" w:themeColor="text1" w:themeTint="80"/>
+          <w:lang w:val="en-US"/>
+        </w:rPr>
+        <w:t xml:space="preserve"> smartwatch ECG window (</w:t>
+      </w:r>
+      <w:r>
+        <w:rPr>
+          <w:color w:val="7F7F7F" w:themeColor="text1" w:themeTint="80"/>
+          <w:lang w:val="en-US"/>
+        </w:rPr>
+        <w:t>Welch’s method</w:t>
+      </w:r>
+      <w:r>
+        <w:rPr>
+          <w:color w:val="7F7F7F" w:themeColor="text1" w:themeTint="80"/>
+          <w:lang w:val="en-US"/>
+        </w:rPr>
+        <w:t>)</w:t>
+      </w:r>
+    </w:p>
+    <w:p>
+      <w:pPr>
+        <w:rPr>
+          <w:color w:val="7F7F7F" w:themeColor="text1" w:themeTint="80"/>
+          <w:lang w:val="en-US"/>
+        </w:rPr>
+      </w:pPr>
+      <w:r>
+        <w:rPr>
+          <w:color w:val="7F7F7F" w:themeColor="text1" w:themeTint="80"/>
+          <w:lang w:val="en-US"/>
+        </w:rPr>
+        <w:lastRenderedPageBreak/>
+        <w:drawing>
+          <wp:inline distT="0" distB="0" distL="0" distR="0" wp14:anchorId="136E0D82" wp14:editId="71EFB5F1">
+            <wp:extent cx="3439005" cy="924054"/>
+            <wp:effectExtent l="0" t="0" r="9525" b="9525"/>
+            <wp:docPr id="776469935" name="Picture 1" descr="A screen shot of a watch&#10;&#10;AI-generated content may be incorrect."/>
+            <wp:cNvGraphicFramePr>
+              <a:graphicFrameLocks xmlns:a="http://schemas.openxmlformats.org/drawingml/2006/main" noChangeAspect="1"/>
+            </wp:cNvGraphicFramePr>
+            <a:graphic xmlns:a="http://schemas.openxmlformats.org/drawingml/2006/main">
+              <a:graphicData uri="http://schemas.openxmlformats.org/drawingml/2006/picture">
+                <pic:pic xmlns:pic="http://schemas.openxmlformats.org/drawingml/2006/picture">
+                  <pic:nvPicPr>
+                    <pic:cNvPr id="776469935" name="Picture 1" descr="A screen shot of a watch&#10;&#10;AI-generated content may be incorrect."/>
+                    <pic:cNvPicPr/>
+                  </pic:nvPicPr>
+                  <pic:blipFill>
+                    <a:blip r:embed="rId21"/>
+                    <a:stretch>
+                      <a:fillRect/>
+                    </a:stretch>
+                  </pic:blipFill>
+                  <pic:spPr>
+                    <a:xfrm>
+                      <a:off x="0" y="0"/>
+                      <a:ext cx="3439005" cy="924054"/>
+                    </a:xfrm>
+                    <a:prstGeom prst="rect">
+                      <a:avLst/>
+                    </a:prstGeom>
+                  </pic:spPr>
+                </pic:pic>
+              </a:graphicData>
+            </a:graphic>
+          </wp:inline>
+        </w:drawing>
+      </w:r>
+    </w:p>
+    <w:p>
+      <w:pPr>
+        <w:rPr>
+          <w:color w:val="7F7F7F" w:themeColor="text1" w:themeTint="80"/>
+          <w:lang w:val="en-US"/>
+        </w:rPr>
+      </w:pPr>
+      <w:r>
+        <w:rPr>
+          <w:color w:val="7F7F7F" w:themeColor="text1" w:themeTint="80"/>
+          <w:lang w:val="en-US"/>
+        </w:rPr>
+        <w:t xml:space="preserve">Figure 13: spectral centroid and entropy of ECGs from watch and </w:t>
+      </w:r>
+      <w:proofErr w:type="spellStart"/>
+      <w:r>
+        <w:rPr>
+          <w:color w:val="7F7F7F" w:themeColor="text1" w:themeTint="80"/>
+          <w:lang w:val="en-US"/>
+        </w:rPr>
+        <w:t>BioPac</w:t>
+      </w:r>
+      <w:proofErr w:type="spellEnd"/>
+      <w:r>
+        <w:rPr>
+          <w:color w:val="7F7F7F" w:themeColor="text1" w:themeTint="80"/>
+          <w:lang w:val="en-US"/>
+        </w:rPr>
+        <w:t xml:space="preserve"> devices, with and without powerline noise</w:t>
+      </w:r>
+    </w:p>
+    <w:p>
+      <w:pPr>
+        <w:rPr>
+          <w:color w:val="auto"/>
+          <w:lang w:val="en-US"/>
+        </w:rPr>
+      </w:pPr>
+    </w:p>
+    <w:p>
+      <w:pPr>
+        <w:rPr>
+          <w:color w:val="auto"/>
+          <w:lang w:val="en-US"/>
+        </w:rPr>
+      </w:pPr>
+      <w:r>
+        <w:rPr>
+          <w:color w:val="auto"/>
+          <w:lang w:val="en-US"/>
+        </w:rPr>
+        <w:t xml:space="preserve">The spectra of the smartwatch by comparison shows only two peaks, one of which is also visible in the clean ECG data. Furthermore, the peak caused by the powerline noise is smaller than the one in the clean ECG, which is the opposite of what happened to the </w:t>
+      </w:r>
+      <w:proofErr w:type="spellStart"/>
+      <w:r>
+        <w:rPr>
+          <w:color w:val="auto"/>
+          <w:lang w:val="en-US"/>
+        </w:rPr>
+        <w:t>BioPac’s</w:t>
+      </w:r>
+      <w:proofErr w:type="spellEnd"/>
+      <w:r>
+        <w:rPr>
+          <w:color w:val="auto"/>
+          <w:lang w:val="en-US"/>
+        </w:rPr>
+        <w:t xml:space="preserve"> ECG’s PSD when noise was introduced (there the noise had higher power than the ground truth).</w:t>
+      </w:r>
+    </w:p>
+    <w:p>
+      <w:pPr>
+        <w:rPr>
+          <w:color w:val="auto"/>
+          <w:lang w:val="en-US"/>
+        </w:rPr>
+      </w:pPr>
+    </w:p>
+    <w:p>
+      <w:pPr>
+        <w:rPr>
+          <w:b/>
+          <w:bCs/>
+          <w:color w:val="auto"/>
+          <w:lang w:val="en-US"/>
+        </w:rPr>
+      </w:pPr>
+      <w:r>
+        <w:rPr>
+          <w:b/>
+          <w:bCs/>
+          <w:color w:val="auto"/>
+          <w:lang w:val="en-US"/>
+        </w:rPr>
+        <w:t>Discuss, in one paragraph (max. 150 words), the PSDs computed from both signals. What</w:t>
+      </w:r>
+    </w:p>
+    <w:p>
+      <w:pPr>
+        <w:rPr>
+          <w:b/>
+          <w:bCs/>
+          <w:color w:val="auto"/>
+          <w:lang w:val="en-US"/>
+        </w:rPr>
+      </w:pPr>
+      <w:proofErr w:type="gramStart"/>
+      <w:r>
+        <w:rPr>
+          <w:b/>
+          <w:bCs/>
+          <w:color w:val="auto"/>
+          <w:lang w:val="en-US"/>
+        </w:rPr>
+        <w:t>information can you get</w:t>
+      </w:r>
+      <w:proofErr w:type="gramEnd"/>
+      <w:r>
+        <w:rPr>
+          <w:b/>
+          <w:bCs/>
+          <w:color w:val="auto"/>
+          <w:lang w:val="en-US"/>
+        </w:rPr>
+        <w:t xml:space="preserve"> from them? What is the difference in comparison with the spectrums</w:t>
+      </w:r>
+    </w:p>
+    <w:p>
+      <w:pPr>
+        <w:rPr>
+          <w:b/>
+          <w:bCs/>
+          <w:color w:val="auto"/>
+          <w:lang w:val="en-US"/>
+        </w:rPr>
+      </w:pPr>
+      <w:r>
+        <w:rPr>
+          <w:b/>
+          <w:bCs/>
+          <w:color w:val="auto"/>
+          <w:lang w:val="en-US"/>
+        </w:rPr>
+        <w:t>from the previous item?</w:t>
+      </w:r>
+    </w:p>
+    <w:p>
+      <w:pPr>
+        <w:rPr>
+          <w:b/>
+          <w:bCs/>
+          <w:color w:val="auto"/>
+          <w:lang w:val="en-US"/>
+        </w:rPr>
+      </w:pPr>
+    </w:p>
+    <w:p>
+      <w:pPr>
+        <w:rPr>
+          <w:color w:val="auto"/>
+          <w:lang w:val="en-US"/>
+        </w:rPr>
+      </w:pPr>
+      <w:r>
+        <w:rPr>
+          <w:color w:val="auto"/>
+          <w:lang w:val="en-US"/>
+        </w:rPr>
+        <w:t xml:space="preserve">Unlike the DFTs, the PSDs are not symmetrical and show no negative amplitudes. </w:t>
+      </w:r>
+    </w:p>
+    <w:p>
+      <w:pPr>
+        <w:rPr>
+          <w:color w:val="auto"/>
+          <w:lang w:val="en-US"/>
+        </w:rPr>
+      </w:pPr>
+      <w:r>
+        <w:rPr>
+          <w:color w:val="auto"/>
+          <w:lang w:val="en-US"/>
+        </w:rPr>
+        <w:t xml:space="preserve">Both show amplitudes at the same frequencies and therefore yield information about which frequencies are most common in the data. </w:t>
+      </w:r>
+    </w:p>
+    <w:p>
+      <w:pPr>
+        <w:rPr>
+          <w:color w:val="auto"/>
+          <w:lang w:val="en-US"/>
+        </w:rPr>
+      </w:pPr>
+    </w:p>
+    <w:p>
+      <w:pPr>
+        <w:rPr>
+          <w:b/>
+          <w:bCs/>
+          <w:color w:val="auto"/>
+          <w:lang w:val="en-US"/>
+        </w:rPr>
+      </w:pPr>
+      <w:r>
+        <w:rPr>
+          <w:b/>
+          <w:bCs/>
+          <w:color w:val="auto"/>
+          <w:lang w:val="en-US"/>
+        </w:rPr>
+        <w:t xml:space="preserve">Q3. </w:t>
+      </w:r>
+      <w:r>
+        <w:rPr>
+          <w:b/>
+          <w:bCs/>
+          <w:color w:val="auto"/>
+          <w:lang w:val="en-US"/>
+        </w:rPr>
+        <w:tab/>
+      </w:r>
+      <w:r>
+        <w:rPr>
+          <w:b/>
+          <w:bCs/>
+          <w:color w:val="auto"/>
+          <w:lang w:val="en-US"/>
+        </w:rPr>
+        <w:t>Consider two finger PPG signals (1 at rest, 1 with motion noise) and do the same as question</w:t>
+      </w:r>
+    </w:p>
+    <w:p>
+      <w:pPr>
+        <w:rPr>
+          <w:b/>
+          <w:bCs/>
+          <w:color w:val="auto"/>
+          <w:lang w:val="en-US"/>
+        </w:rPr>
+      </w:pPr>
+      <w:r>
+        <w:rPr>
+          <w:b/>
+          <w:bCs/>
+          <w:color w:val="auto"/>
+          <w:lang w:val="en-US"/>
+        </w:rPr>
+        <w:t>Q2 for those signals. (1 point)</w:t>
+      </w:r>
+    </w:p>
+    <w:p>
+      <w:pPr>
+        <w:rPr>
+          <w:b/>
+          <w:bCs/>
+          <w:color w:val="7F7F7F" w:themeColor="text1" w:themeTint="80"/>
+          <w:lang w:val="en-US"/>
+        </w:rPr>
+      </w:pPr>
+    </w:p>
+    <w:p>
+      <w:pPr>
+        <w:rPr>
+          <w:color w:val="auto"/>
+          <w:lang w:val="en-US"/>
+        </w:rPr>
+      </w:pPr>
+      <w:r>
+        <w:rPr>
+          <w:color w:val="auto"/>
+          <w:lang w:val="en-US"/>
+        </w:rPr>
+        <w:drawing>
+          <wp:inline distT="0" distB="0" distL="0" distR="0" wp14:anchorId="05F8FE8B" wp14:editId="09D7071E">
+            <wp:extent cx="5760085" cy="4220845"/>
+            <wp:effectExtent l="0" t="0" r="0" b="8255"/>
+            <wp:docPr id="875923358" name="Picture 1" descr="A graph with numbers and lines&#10;&#10;AI-generated content may be incorrect."/>
+            <wp:cNvGraphicFramePr>
+              <a:graphicFrameLocks xmlns:a="http://schemas.openxmlformats.org/drawingml/2006/main" noChangeAspect="1"/>
+            </wp:cNvGraphicFramePr>
+            <a:graphic xmlns:a="http://schemas.openxmlformats.org/drawingml/2006/main">
+              <a:graphicData uri="http://schemas.openxmlformats.org/drawingml/2006/picture">
+                <pic:pic xmlns:pic="http://schemas.openxmlformats.org/drawingml/2006/picture">
+                  <pic:nvPicPr>
+                    <pic:cNvPr id="875923358" name="Picture 1" descr="A graph with numbers and lines&#10;&#10;AI-generated content may be incorrect."/>
+                    <pic:cNvPicPr/>
+                  </pic:nvPicPr>
+                  <pic:blipFill>
+                    <a:blip r:embed="rId22"/>
+                    <a:stretch>
+                      <a:fillRect/>
+                    </a:stretch>
+                  </pic:blipFill>
+                  <pic:spPr>
+                    <a:xfrm>
+                      <a:off x="0" y="0"/>
+                      <a:ext cx="5760085" cy="4220845"/>
+                    </a:xfrm>
+                    <a:prstGeom prst="rect">
+                      <a:avLst/>
+                    </a:prstGeom>
+                  </pic:spPr>
+                </pic:pic>
+              </a:graphicData>
+            </a:graphic>
+          </wp:inline>
+        </w:drawing>
+      </w:r>
+    </w:p>
+    <w:p>
+      <w:pPr>
+        <w:rPr>
+          <w:color w:val="7F7F7F" w:themeColor="text1" w:themeTint="80"/>
+          <w:lang w:val="en-US"/>
+        </w:rPr>
+      </w:pPr>
+      <w:r>
+        <w:rPr>
+          <w:color w:val="7F7F7F" w:themeColor="text1" w:themeTint="80"/>
+          <w:lang w:val="en-US"/>
+        </w:rPr>
+        <w:t xml:space="preserve">Figure 14: </w:t>
+      </w:r>
+      <w:r>
+        <w:rPr>
+          <w:color w:val="7F7F7F" w:themeColor="text1" w:themeTint="80"/>
+          <w:lang w:val="en-US"/>
+        </w:rPr>
+        <w:t xml:space="preserve">DFT calculated on 10 </w:t>
+      </w:r>
+      <w:proofErr w:type="gramStart"/>
+      <w:r>
+        <w:rPr>
+          <w:color w:val="7F7F7F" w:themeColor="text1" w:themeTint="80"/>
+          <w:lang w:val="en-US"/>
+        </w:rPr>
+        <w:t>window</w:t>
+      </w:r>
+      <w:proofErr w:type="gramEnd"/>
+      <w:r>
+        <w:rPr>
+          <w:color w:val="7F7F7F" w:themeColor="text1" w:themeTint="80"/>
+          <w:lang w:val="en-US"/>
+        </w:rPr>
+        <w:t xml:space="preserve"> of </w:t>
+      </w:r>
+      <w:r>
+        <w:rPr>
+          <w:color w:val="7F7F7F" w:themeColor="text1" w:themeTint="80"/>
+          <w:lang w:val="en-US"/>
+        </w:rPr>
+        <w:t>PPG</w:t>
+      </w:r>
+      <w:r>
+        <w:rPr>
+          <w:color w:val="7F7F7F" w:themeColor="text1" w:themeTint="80"/>
+          <w:lang w:val="en-US"/>
+        </w:rPr>
+        <w:t xml:space="preserve"> signal from </w:t>
+      </w:r>
+      <w:r>
+        <w:rPr>
+          <w:color w:val="7F7F7F" w:themeColor="text1" w:themeTint="80"/>
+          <w:lang w:val="en-US"/>
+        </w:rPr>
+        <w:t xml:space="preserve">smartwatch </w:t>
+      </w:r>
+      <w:r>
+        <w:rPr>
+          <w:color w:val="7F7F7F" w:themeColor="text1" w:themeTint="80"/>
+          <w:lang w:val="en-US"/>
+        </w:rPr>
+        <w:t>device, no additional noise</w:t>
+      </w:r>
+    </w:p>
+    <w:p>
+      <w:pPr>
+        <w:rPr>
+          <w:color w:val="7F7F7F" w:themeColor="text1" w:themeTint="80"/>
+          <w:lang w:val="en-US"/>
+        </w:rPr>
+      </w:pPr>
+      <w:r>
+        <w:rPr>
+          <w:color w:val="7F7F7F" w:themeColor="text1" w:themeTint="80"/>
+          <w:lang w:val="en-US"/>
+        </w:rPr>
+        <w:lastRenderedPageBreak/>
+        <w:drawing>
+          <wp:inline distT="0" distB="0" distL="0" distR="0" wp14:anchorId="26E17EA8" wp14:editId="67FA9FFA">
+            <wp:extent cx="5504213" cy="4160775"/>
+            <wp:effectExtent l="0" t="0" r="1270" b="0"/>
+            <wp:docPr id="1463836551" name="Picture 1" descr="A screen shot of a graph&#10;&#10;AI-generated content may be incorrect."/>
+            <wp:cNvGraphicFramePr>
+              <a:graphicFrameLocks xmlns:a="http://schemas.openxmlformats.org/drawingml/2006/main" noChangeAspect="1"/>
+            </wp:cNvGraphicFramePr>
+            <a:graphic xmlns:a="http://schemas.openxmlformats.org/drawingml/2006/main">
+              <a:graphicData uri="http://schemas.openxmlformats.org/drawingml/2006/picture">
+                <pic:pic xmlns:pic="http://schemas.openxmlformats.org/drawingml/2006/picture">
+                  <pic:nvPicPr>
+                    <pic:cNvPr id="1463836551" name="Picture 1" descr="A screen shot of a graph&#10;&#10;AI-generated content may be incorrect."/>
+                    <pic:cNvPicPr/>
+                  </pic:nvPicPr>
+                  <pic:blipFill>
+                    <a:blip r:embed="rId23"/>
+                    <a:stretch>
+                      <a:fillRect/>
+                    </a:stretch>
+                  </pic:blipFill>
+                  <pic:spPr>
+                    <a:xfrm>
+                      <a:off x="0" y="0"/>
+                      <a:ext cx="5511938" cy="4166614"/>
+                    </a:xfrm>
+                    <a:prstGeom prst="rect">
+                      <a:avLst/>
+                    </a:prstGeom>
+                  </pic:spPr>
+                </pic:pic>
+              </a:graphicData>
+            </a:graphic>
+          </wp:inline>
+        </w:drawing>
+      </w:r>
+    </w:p>
+    <w:p>
+      <w:pPr>
+        <w:rPr>
+          <w:color w:val="7F7F7F" w:themeColor="text1" w:themeTint="80"/>
+          <w:lang w:val="en-US"/>
+        </w:rPr>
+      </w:pPr>
+      <w:r>
+        <w:rPr>
+          <w:color w:val="7F7F7F" w:themeColor="text1" w:themeTint="80"/>
+          <w:lang w:val="en-US"/>
+        </w:rPr>
+        <w:t>Figure 1</w:t>
+      </w:r>
+      <w:r>
+        <w:rPr>
+          <w:color w:val="7F7F7F" w:themeColor="text1" w:themeTint="80"/>
+          <w:lang w:val="en-US"/>
+        </w:rPr>
+        <w:t>5</w:t>
+      </w:r>
+      <w:r>
+        <w:rPr>
+          <w:color w:val="7F7F7F" w:themeColor="text1" w:themeTint="80"/>
+          <w:lang w:val="en-US"/>
+        </w:rPr>
+        <w:t>: DFT calculated on 10 window of PPG signal from smartwatch device, no additional noise</w:t>
+      </w:r>
+    </w:p>
+    <w:p>
+      <w:pPr>
+        <w:rPr>
+          <w:color w:val="7F7F7F" w:themeColor="text1" w:themeTint="80"/>
+          <w:lang w:val="en-US"/>
+        </w:rPr>
+      </w:pPr>
+    </w:p>
+    <w:p>
+      <w:pPr>
+        <w:rPr>
+          <w:b/>
+          <w:bCs/>
+          <w:lang w:val="en-US"/>
+        </w:rPr>
+      </w:pPr>
+      <w:r>
+        <w:rPr>
+          <w:b/>
+          <w:bCs/>
+          <w:lang w:val="en-US"/>
+        </w:rPr>
+        <w:drawing>
+          <wp:inline distT="0" distB="0" distL="0" distR="0" wp14:anchorId="1105EBDD" wp14:editId="730927C0">
+            <wp:extent cx="5539839" cy="3998382"/>
+            <wp:effectExtent l="0" t="0" r="3810" b="2540"/>
+            <wp:docPr id="1658587376" name="Picture 1" descr="A screen shot of a graph&#10;&#10;AI-generated content may be incorrect."/>
+            <wp:cNvGraphicFramePr>
+              <a:graphicFrameLocks xmlns:a="http://schemas.openxmlformats.org/drawingml/2006/main" noChangeAspect="1"/>
+            </wp:cNvGraphicFramePr>
+            <a:graphic xmlns:a="http://schemas.openxmlformats.org/drawingml/2006/main">
+              <a:graphicData uri="http://schemas.openxmlformats.org/drawingml/2006/picture">
+                <pic:pic xmlns:pic="http://schemas.openxmlformats.org/drawingml/2006/picture">
+                  <pic:nvPicPr>
+                    <pic:cNvPr id="1658587376" name="Picture 1" descr="A screen shot of a graph&#10;&#10;AI-generated content may be incorrect."/>
+                    <pic:cNvPicPr/>
+                  </pic:nvPicPr>
+                  <pic:blipFill>
+                    <a:blip r:embed="rId24"/>
+                    <a:stretch>
+                      <a:fillRect/>
+                    </a:stretch>
+                  </pic:blipFill>
+                  <pic:spPr>
+                    <a:xfrm>
+                      <a:off x="0" y="0"/>
+                      <a:ext cx="5544257" cy="4001570"/>
+                    </a:xfrm>
+                    <a:prstGeom prst="rect">
+                      <a:avLst/>
+                    </a:prstGeom>
+                  </pic:spPr>
+                </pic:pic>
+              </a:graphicData>
+            </a:graphic>
+          </wp:inline>
+        </w:drawing>
+      </w:r>
+    </w:p>
+    <w:p>
+      <w:pPr>
+        <w:rPr>
+          <w:color w:val="7F7F7F" w:themeColor="text1" w:themeTint="80"/>
+          <w:lang w:val="en-US"/>
+        </w:rPr>
+      </w:pPr>
+      <w:r>
+        <w:rPr>
+          <w:color w:val="7F7F7F" w:themeColor="text1" w:themeTint="80"/>
+          <w:lang w:val="en-US"/>
+        </w:rPr>
+        <w:t>Figure 1</w:t>
+      </w:r>
+      <w:r>
+        <w:rPr>
+          <w:color w:val="7F7F7F" w:themeColor="text1" w:themeTint="80"/>
+          <w:lang w:val="en-US"/>
+        </w:rPr>
+        <w:t>6</w:t>
+      </w:r>
+      <w:r>
+        <w:rPr>
+          <w:color w:val="7F7F7F" w:themeColor="text1" w:themeTint="80"/>
+          <w:lang w:val="en-US"/>
+        </w:rPr>
+        <w:t xml:space="preserve">: PSD of 10s </w:t>
+      </w:r>
+      <w:r>
+        <w:rPr>
+          <w:color w:val="7F7F7F" w:themeColor="text1" w:themeTint="80"/>
+          <w:lang w:val="en-US"/>
+        </w:rPr>
+        <w:t>clean</w:t>
+      </w:r>
+      <w:r>
+        <w:rPr>
+          <w:color w:val="7F7F7F" w:themeColor="text1" w:themeTint="80"/>
+          <w:lang w:val="en-US"/>
+        </w:rPr>
+        <w:t xml:space="preserve"> smartwatch </w:t>
+      </w:r>
+      <w:r>
+        <w:rPr>
+          <w:color w:val="7F7F7F" w:themeColor="text1" w:themeTint="80"/>
+          <w:lang w:val="en-US"/>
+        </w:rPr>
+        <w:t>PPG</w:t>
+      </w:r>
+      <w:r>
+        <w:rPr>
+          <w:color w:val="7F7F7F" w:themeColor="text1" w:themeTint="80"/>
+          <w:lang w:val="en-US"/>
+        </w:rPr>
+        <w:t xml:space="preserve"> window (</w:t>
+      </w:r>
+      <w:r>
+        <w:rPr>
+          <w:color w:val="7F7F7F" w:themeColor="text1" w:themeTint="80"/>
+          <w:lang w:val="en-US"/>
+        </w:rPr>
+        <w:t>periodogram</w:t>
+      </w:r>
+      <w:r>
+        <w:rPr>
+          <w:color w:val="7F7F7F" w:themeColor="text1" w:themeTint="80"/>
+          <w:lang w:val="en-US"/>
+        </w:rPr>
+        <w:t>)</w:t>
+      </w:r>
+    </w:p>
+    <w:p>
+      <w:pPr>
+        <w:rPr>
+          <w:noProof/>
+          <w:lang w:val="en-GB"/>
+        </w:rPr>
+      </w:pPr>
+      <w:r>
+        <w:rPr>
+          <w:color w:val="7F7F7F" w:themeColor="text1" w:themeTint="80"/>
+          <w:lang w:val="en-US"/>
+        </w:rPr>
+        <w:lastRenderedPageBreak/>
+        <w:drawing>
+          <wp:inline distT="0" distB="0" distL="0" distR="0" wp14:anchorId="3CF3BFDE" wp14:editId="2C9056C7">
+            <wp:extent cx="5385459" cy="3890521"/>
+            <wp:effectExtent l="0" t="0" r="5715" b="0"/>
+            <wp:docPr id="184278372" name="Picture 1" descr="A graph of a window&#10;&#10;AI-generated content may be incorrect."/>
+            <wp:cNvGraphicFramePr>
+              <a:graphicFrameLocks xmlns:a="http://schemas.openxmlformats.org/drawingml/2006/main" noChangeAspect="1"/>
+            </wp:cNvGraphicFramePr>
+            <a:graphic xmlns:a="http://schemas.openxmlformats.org/drawingml/2006/main">
+              <a:graphicData uri="http://schemas.openxmlformats.org/drawingml/2006/picture">
+                <pic:pic xmlns:pic="http://schemas.openxmlformats.org/drawingml/2006/picture">
+                  <pic:nvPicPr>
+                    <pic:cNvPr id="184278372" name="Picture 1" descr="A graph of a window&#10;&#10;AI-generated content may be incorrect."/>
+                    <pic:cNvPicPr/>
+                  </pic:nvPicPr>
+                  <pic:blipFill>
+                    <a:blip r:embed="rId25"/>
+                    <a:stretch>
+                      <a:fillRect/>
+                    </a:stretch>
+                  </pic:blipFill>
+                  <pic:spPr>
+                    <a:xfrm>
+                      <a:off x="0" y="0"/>
+                      <a:ext cx="5394473" cy="3897033"/>
+                    </a:xfrm>
+                    <a:prstGeom prst="rect">
+                      <a:avLst/>
+                    </a:prstGeom>
+                  </pic:spPr>
+                </pic:pic>
+              </a:graphicData>
+            </a:graphic>
+          </wp:inline>
+        </w:drawing>
+      </w:r>
+      <w:r>
+        <w:rPr>
+          <w:noProof/>
+          <w:lang w:val="en-GB"/>
+        </w:rPr>
+        <w:t xml:space="preserve"> </w:t>
+      </w:r>
+    </w:p>
+    <w:p>
+      <w:pPr>
+        <w:rPr>
+          <w:color w:val="7F7F7F" w:themeColor="text1" w:themeTint="80"/>
+          <w:lang w:val="en-US"/>
+        </w:rPr>
+      </w:pPr>
+      <w:r>
+        <w:rPr>
+          <w:color w:val="7F7F7F" w:themeColor="text1" w:themeTint="80"/>
+          <w:lang w:val="en-US"/>
+        </w:rPr>
+        <w:t>Figure 1</w:t>
+      </w:r>
+      <w:r>
+        <w:rPr>
+          <w:color w:val="7F7F7F" w:themeColor="text1" w:themeTint="80"/>
+          <w:lang w:val="en-US"/>
+        </w:rPr>
+        <w:t>7</w:t>
+      </w:r>
+      <w:r>
+        <w:rPr>
+          <w:color w:val="7F7F7F" w:themeColor="text1" w:themeTint="80"/>
+          <w:lang w:val="en-US"/>
+        </w:rPr>
+        <w:t xml:space="preserve">: PSD of 10s </w:t>
+      </w:r>
+      <w:r>
+        <w:rPr>
+          <w:color w:val="7F7F7F" w:themeColor="text1" w:themeTint="80"/>
+          <w:lang w:val="en-US"/>
+        </w:rPr>
+        <w:t>noisy</w:t>
+      </w:r>
+      <w:r>
+        <w:rPr>
+          <w:color w:val="7F7F7F" w:themeColor="text1" w:themeTint="80"/>
+          <w:lang w:val="en-US"/>
+        </w:rPr>
+        <w:t xml:space="preserve"> smartwatch </w:t>
+      </w:r>
+      <w:r>
+        <w:rPr>
+          <w:color w:val="7F7F7F" w:themeColor="text1" w:themeTint="80"/>
+          <w:lang w:val="en-US"/>
+        </w:rPr>
+        <w:t>PPG</w:t>
+      </w:r>
+      <w:r>
+        <w:rPr>
+          <w:color w:val="7F7F7F" w:themeColor="text1" w:themeTint="80"/>
+          <w:lang w:val="en-US"/>
+        </w:rPr>
+        <w:t xml:space="preserve"> window (</w:t>
+      </w:r>
+      <w:r>
+        <w:rPr>
+          <w:color w:val="7F7F7F" w:themeColor="text1" w:themeTint="80"/>
+          <w:lang w:val="en-US"/>
+        </w:rPr>
+        <w:t>Welch’s method</w:t>
+      </w:r>
+      <w:r>
+        <w:rPr>
+          <w:color w:val="7F7F7F" w:themeColor="text1" w:themeTint="80"/>
+          <w:lang w:val="en-US"/>
+        </w:rPr>
+        <w:t>)</w:t>
+      </w:r>
+    </w:p>
+    <w:p>
+      <w:pPr>
+        <w:rPr>
+          <w:noProof/>
+          <w:lang w:val="en-GB"/>
+        </w:rPr>
+      </w:pPr>
+    </w:p>
+    <w:p>
+      <w:pPr>
+        <w:rPr>
+          <w:color w:val="7F7F7F" w:themeColor="text1" w:themeTint="80"/>
+          <w:lang w:val="en-US"/>
+        </w:rPr>
+      </w:pPr>
+      <w:r>
+        <w:rPr>
+          <w:color w:val="7F7F7F" w:themeColor="text1" w:themeTint="80"/>
+          <w:lang w:val="en-US"/>
+        </w:rPr>
+        <w:drawing>
+          <wp:inline distT="0" distB="0" distL="0" distR="0" wp14:anchorId="6AA26B5E" wp14:editId="09BAA1EF">
+            <wp:extent cx="5760085" cy="4126865"/>
+            <wp:effectExtent l="0" t="0" r="0" b="6985"/>
+            <wp:docPr id="1620073570" name="Picture 1" descr="A graph with numbers and lines&#10;&#10;AI-generated content may be incorrect."/>
+            <wp:cNvGraphicFramePr>
+              <a:graphicFrameLocks xmlns:a="http://schemas.openxmlformats.org/drawingml/2006/main" noChangeAspect="1"/>
+            </wp:cNvGraphicFramePr>
+            <a:graphic xmlns:a="http://schemas.openxmlformats.org/drawingml/2006/main">
+              <a:graphicData uri="http://schemas.openxmlformats.org/drawingml/2006/picture">
+                <pic:pic xmlns:pic="http://schemas.openxmlformats.org/drawingml/2006/picture">
+                  <pic:nvPicPr>
+                    <pic:cNvPr id="1620073570" name="Picture 1" descr="A graph with numbers and lines&#10;&#10;AI-generated content may be incorrect."/>
+                    <pic:cNvPicPr/>
+                  </pic:nvPicPr>
+                  <pic:blipFill>
+                    <a:blip r:embed="rId26"/>
+                    <a:stretch>
+                      <a:fillRect/>
+                    </a:stretch>
+                  </pic:blipFill>
+                  <pic:spPr>
+                    <a:xfrm>
+                      <a:off x="0" y="0"/>
+                      <a:ext cx="5760085" cy="4126865"/>
+                    </a:xfrm>
+                    <a:prstGeom prst="rect">
+                      <a:avLst/>
+                    </a:prstGeom>
+                  </pic:spPr>
+                </pic:pic>
+              </a:graphicData>
+            </a:graphic>
+          </wp:inline>
+        </w:drawing>
+      </w:r>
+    </w:p>
+    <w:p>
+      <w:pPr>
+        <w:rPr>
+          <w:color w:val="7F7F7F" w:themeColor="text1" w:themeTint="80"/>
+          <w:lang w:val="en-US"/>
+        </w:rPr>
+      </w:pPr>
+      <w:r>
+        <w:rPr>
+          <w:color w:val="7F7F7F" w:themeColor="text1" w:themeTint="80"/>
+          <w:lang w:val="en-US"/>
+        </w:rPr>
+        <w:t>Figure 1</w:t>
+      </w:r>
+      <w:r>
+        <w:rPr>
+          <w:color w:val="7F7F7F" w:themeColor="text1" w:themeTint="80"/>
+          <w:lang w:val="en-US"/>
+        </w:rPr>
+        <w:t>8</w:t>
+      </w:r>
+      <w:r>
+        <w:rPr>
+          <w:color w:val="7F7F7F" w:themeColor="text1" w:themeTint="80"/>
+          <w:lang w:val="en-US"/>
+        </w:rPr>
+        <w:t xml:space="preserve">: PSD of 10s </w:t>
+      </w:r>
+      <w:r>
+        <w:rPr>
+          <w:color w:val="7F7F7F" w:themeColor="text1" w:themeTint="80"/>
+          <w:lang w:val="en-US"/>
+        </w:rPr>
+        <w:t>noisy</w:t>
+      </w:r>
+      <w:r>
+        <w:rPr>
+          <w:color w:val="7F7F7F" w:themeColor="text1" w:themeTint="80"/>
+          <w:lang w:val="en-US"/>
+        </w:rPr>
+        <w:t xml:space="preserve"> smartwatch </w:t>
+      </w:r>
+      <w:r>
+        <w:rPr>
+          <w:color w:val="7F7F7F" w:themeColor="text1" w:themeTint="80"/>
+          <w:lang w:val="en-US"/>
+        </w:rPr>
+        <w:t>PPG</w:t>
+      </w:r>
+      <w:r>
+        <w:rPr>
+          <w:color w:val="7F7F7F" w:themeColor="text1" w:themeTint="80"/>
+          <w:lang w:val="en-US"/>
+        </w:rPr>
+        <w:t xml:space="preserve"> window (</w:t>
+      </w:r>
+      <w:r>
+        <w:rPr>
+          <w:color w:val="7F7F7F" w:themeColor="text1" w:themeTint="80"/>
+          <w:lang w:val="en-US"/>
+        </w:rPr>
+        <w:t>periodogram</w:t>
+      </w:r>
+      <w:r>
+        <w:rPr>
+          <w:color w:val="7F7F7F" w:themeColor="text1" w:themeTint="80"/>
+          <w:lang w:val="en-US"/>
+        </w:rPr>
+        <w:t>)</w:t>
+      </w:r>
+    </w:p>
+    <w:p>
+      <w:pPr>
+        <w:tabs>
+          <w:tab w:val="left" w:pos="3067"/>
+        </w:tabs>
+        <w:rPr>
+          <w:lang w:val="en-US"/>
+        </w:rPr>
+      </w:pPr>
+      <w:r>
+        <w:rPr>
+          <w:lang w:val="en-US"/>
+        </w:rPr>
+        <w:tab/>
+      </w:r>
+    </w:p>
+    <w:p>
+      <w:pPr>
+        <w:rPr>
+          <w:b/>
+          <w:bCs/>
+          <w:lang w:val="en-US"/>
+        </w:rPr>
+      </w:pPr>
+      <w:r>
+        <w:rPr>
+          <w:b/>
+          <w:bCs/>
+          <w:lang w:val="en-US"/>
+        </w:rPr>
+        <w:lastRenderedPageBreak/>
+        <w:drawing>
+          <wp:inline distT="0" distB="0" distL="0" distR="0" wp14:anchorId="2119ABBC" wp14:editId="00F7B6E9">
+            <wp:extent cx="5760085" cy="3992880"/>
+            <wp:effectExtent l="0" t="0" r="0" b="7620"/>
+            <wp:docPr id="1249288806" name="Picture 1" descr="A graph of a computer&#10;&#10;AI-generated content may be incorrect."/>
+            <wp:cNvGraphicFramePr>
+              <a:graphicFrameLocks xmlns:a="http://schemas.openxmlformats.org/drawingml/2006/main" noChangeAspect="1"/>
+            </wp:cNvGraphicFramePr>
+            <a:graphic xmlns:a="http://schemas.openxmlformats.org/drawingml/2006/main">
+              <a:graphicData uri="http://schemas.openxmlformats.org/drawingml/2006/picture">
+                <pic:pic xmlns:pic="http://schemas.openxmlformats.org/drawingml/2006/picture">
+                  <pic:nvPicPr>
+                    <pic:cNvPr id="1249288806" name="Picture 1" descr="A graph of a computer&#10;&#10;AI-generated content may be incorrect."/>
+                    <pic:cNvPicPr/>
+                  </pic:nvPicPr>
+                  <pic:blipFill>
+                    <a:blip r:embed="rId27"/>
+                    <a:stretch>
+                      <a:fillRect/>
+                    </a:stretch>
+                  </pic:blipFill>
+                  <pic:spPr>
+                    <a:xfrm>
+                      <a:off x="0" y="0"/>
+                      <a:ext cx="5760085" cy="3992880"/>
+                    </a:xfrm>
+                    <a:prstGeom prst="rect">
+                      <a:avLst/>
+                    </a:prstGeom>
+                  </pic:spPr>
+                </pic:pic>
+              </a:graphicData>
+            </a:graphic>
+          </wp:inline>
+        </w:drawing>
+      </w:r>
+    </w:p>
+    <w:p>
+      <w:pPr>
+        <w:rPr>
+          <w:color w:val="7F7F7F" w:themeColor="text1" w:themeTint="80"/>
+          <w:lang w:val="en-US"/>
+        </w:rPr>
+      </w:pPr>
+      <w:r>
+        <w:rPr>
+          <w:color w:val="7F7F7F" w:themeColor="text1" w:themeTint="80"/>
+          <w:lang w:val="en-US"/>
+        </w:rPr>
+        <w:t>Figure 1</w:t>
+      </w:r>
+      <w:r>
+        <w:rPr>
+          <w:color w:val="7F7F7F" w:themeColor="text1" w:themeTint="80"/>
+          <w:lang w:val="en-US"/>
+        </w:rPr>
+        <w:t>9</w:t>
+      </w:r>
+      <w:r>
+        <w:rPr>
+          <w:color w:val="7F7F7F" w:themeColor="text1" w:themeTint="80"/>
+          <w:lang w:val="en-US"/>
+        </w:rPr>
+        <w:t xml:space="preserve">: PSD of 10s </w:t>
+      </w:r>
+      <w:r>
+        <w:rPr>
+          <w:color w:val="7F7F7F" w:themeColor="text1" w:themeTint="80"/>
+          <w:lang w:val="en-US"/>
+        </w:rPr>
+        <w:t>noisy</w:t>
+      </w:r>
+      <w:r>
+        <w:rPr>
+          <w:color w:val="7F7F7F" w:themeColor="text1" w:themeTint="80"/>
+          <w:lang w:val="en-US"/>
+        </w:rPr>
+        <w:t xml:space="preserve"> smartwatch </w:t>
+      </w:r>
+      <w:r>
+        <w:rPr>
+          <w:color w:val="7F7F7F" w:themeColor="text1" w:themeTint="80"/>
+          <w:lang w:val="en-US"/>
+        </w:rPr>
+        <w:t>PPG</w:t>
+      </w:r>
+      <w:r>
+        <w:rPr>
+          <w:color w:val="7F7F7F" w:themeColor="text1" w:themeTint="80"/>
+          <w:lang w:val="en-US"/>
+        </w:rPr>
+        <w:t xml:space="preserve"> window (</w:t>
+      </w:r>
+      <w:r>
+        <w:rPr>
+          <w:color w:val="7F7F7F" w:themeColor="text1" w:themeTint="80"/>
+          <w:lang w:val="en-US"/>
+        </w:rPr>
+        <w:t>Welch’s method</w:t>
+      </w:r>
+      <w:r>
+        <w:rPr>
+          <w:color w:val="7F7F7F" w:themeColor="text1" w:themeTint="80"/>
+          <w:lang w:val="en-US"/>
+        </w:rPr>
+        <w:t>)</w:t>
+      </w:r>
+    </w:p>
+    <w:p>
+      <w:pPr>
+        <w:rPr>
+          <w:b/>
+          <w:bCs/>
+          <w:lang w:val="en-US"/>
+        </w:rPr>
+      </w:pPr>
+    </w:p>
+    <w:p>
+      <w:pPr>
+        <w:rPr>
+          <w:b/>
+          <w:bCs/>
+          <w:lang w:val="en-US"/>
+        </w:rPr>
+      </w:pPr>
+      <w:r>
+        <w:rPr>
+          <w:b/>
+          <w:bCs/>
+          <w:lang w:val="en-US"/>
+        </w:rPr>
+        <w:drawing>
+          <wp:inline distT="0" distB="0" distL="0" distR="0" wp14:anchorId="5E7A1CF4" wp14:editId="0AB99A17">
+            <wp:extent cx="3410426" cy="962159"/>
+            <wp:effectExtent l="0" t="0" r="0" b="9525"/>
+            <wp:docPr id="1638478946" name="Picture 1" descr="A screen shot of a watch&#10;&#10;AI-generated content may be incorrect."/>
+            <wp:cNvGraphicFramePr>
+              <a:graphicFrameLocks xmlns:a="http://schemas.openxmlformats.org/drawingml/2006/main" noChangeAspect="1"/>
+            </wp:cNvGraphicFramePr>
+            <a:graphic xmlns:a="http://schemas.openxmlformats.org/drawingml/2006/main">
+              <a:graphicData uri="http://schemas.openxmlformats.org/drawingml/2006/picture">
+                <pic:pic xmlns:pic="http://schemas.openxmlformats.org/drawingml/2006/picture">
+                  <pic:nvPicPr>
+                    <pic:cNvPr id="1638478946" name="Picture 1" descr="A screen shot of a watch&#10;&#10;AI-generated content may be incorrect."/>
+                    <pic:cNvPicPr/>
+                  </pic:nvPicPr>
+                  <pic:blipFill>
+                    <a:blip r:embed="rId28"/>
+                    <a:stretch>
+                      <a:fillRect/>
+                    </a:stretch>
+                  </pic:blipFill>
+                  <pic:spPr>
+                    <a:xfrm>
+                      <a:off x="0" y="0"/>
+                      <a:ext cx="3410426" cy="962159"/>
+                    </a:xfrm>
+                    <a:prstGeom prst="rect">
+                      <a:avLst/>
+                    </a:prstGeom>
+                  </pic:spPr>
+                </pic:pic>
+              </a:graphicData>
+            </a:graphic>
+          </wp:inline>
+        </w:drawing>
+      </w:r>
+    </w:p>
+    <w:p>
+      <w:pPr>
+        <w:rPr>
+          <w:color w:val="7F7F7F" w:themeColor="text1" w:themeTint="80"/>
+          <w:lang w:val="en-US"/>
+        </w:rPr>
+      </w:pPr>
+      <w:r>
+        <w:rPr>
+          <w:color w:val="7F7F7F" w:themeColor="text1" w:themeTint="80"/>
+          <w:lang w:val="en-US"/>
+        </w:rPr>
+        <w:t xml:space="preserve">Figure </w:t>
+      </w:r>
+      <w:r>
+        <w:rPr>
+          <w:color w:val="7F7F7F" w:themeColor="text1" w:themeTint="80"/>
+          <w:lang w:val="en-US"/>
+        </w:rPr>
+        <w:t>20</w:t>
+      </w:r>
+      <w:r>
+        <w:rPr>
+          <w:color w:val="7F7F7F" w:themeColor="text1" w:themeTint="80"/>
+          <w:lang w:val="en-US"/>
+        </w:rPr>
+        <w:t xml:space="preserve">: </w:t>
+      </w:r>
+      <w:r>
+        <w:rPr>
+          <w:color w:val="7F7F7F" w:themeColor="text1" w:themeTint="80"/>
+          <w:lang w:val="en-US"/>
+        </w:rPr>
+        <w:t>centroid and entropy on smartwatch PPG data</w:t>
+      </w:r>
+    </w:p>
+    <w:p>
+      <w:pPr>
+        <w:rPr>
+          <w:b/>
+          <w:bCs/>
+          <w:lang w:val="en-US"/>
+        </w:rPr>
+      </w:pPr>
+    </w:p>
+    <w:p>
+      <w:pPr>
+        <w:rPr>
+          <w:lang w:val="en-US"/>
+        </w:rPr>
+      </w:pPr>
+      <w:r>
+        <w:rPr>
+          <w:lang w:val="en-US"/>
+        </w:rPr>
+        <w:t>There is very limited information gained from the DFT spectrum, since the amplitude is almost entirely at a frequency near 0 Hz. There is a bit more visible in the PSD graphs, especially when using Welch’s method, but even then, there is no visible noise.</w:t>
+      </w:r>
+    </w:p>
+    <w:p>
+      <w:pPr>
+        <w:rPr>
+          <w:b/>
+          <w:bCs/>
+          <w:lang w:val="en-US"/>
+        </w:rPr>
+      </w:pPr>
+    </w:p>
+    <w:p>
+      <w:pPr>
+        <w:rPr>
+          <w:b/>
+          <w:bCs/>
+          <w:lang w:val="en-US"/>
+        </w:rPr>
+      </w:pPr>
+      <w:r>
+        <w:rPr>
+          <w:b/>
+          <w:bCs/>
+          <w:lang w:val="en-US"/>
+        </w:rPr>
+        <w:t xml:space="preserve">Q4. </w:t>
+      </w:r>
+      <w:r>
+        <w:rPr>
+          <w:b/>
+          <w:bCs/>
+          <w:lang w:val="en-US"/>
+        </w:rPr>
+        <w:tab/>
+      </w:r>
+      <w:r>
+        <w:rPr>
+          <w:b/>
+          <w:bCs/>
+          <w:lang w:val="en-US"/>
+        </w:rPr>
+        <w:t>In the provided notebook, 3 functions are provided (0.5 points):</w:t>
+      </w:r>
+    </w:p>
+    <w:p>
+      <w:pPr>
+        <w:rPr>
+          <w:b/>
+          <w:bCs/>
+          <w:lang w:val="en-US"/>
+        </w:rPr>
+      </w:pPr>
+      <w:proofErr w:type="spellStart"/>
+      <w:r>
+        <w:rPr>
+          <w:b/>
+          <w:bCs/>
+          <w:lang w:val="en-US"/>
+        </w:rPr>
+        <w:t>generate_composite_signal</w:t>
+      </w:r>
+      <w:proofErr w:type="spellEnd"/>
+      <w:r>
+        <w:rPr>
+          <w:b/>
+          <w:bCs/>
+          <w:lang w:val="en-US"/>
+        </w:rPr>
+        <w:t xml:space="preserve"> generates a signal summing sinusoids at specified frequencies.</w:t>
+      </w:r>
+    </w:p>
+    <w:p>
+      <w:pPr>
+        <w:rPr>
+          <w:b/>
+          <w:bCs/>
+          <w:lang w:val="en-US"/>
+        </w:rPr>
+      </w:pPr>
+      <w:proofErr w:type="spellStart"/>
+      <w:r>
+        <w:rPr>
+          <w:b/>
+          <w:bCs/>
+          <w:lang w:val="en-US"/>
+        </w:rPr>
+        <w:t>generate_non_stationary_signals</w:t>
+      </w:r>
+      <w:proofErr w:type="spellEnd"/>
+      <w:r>
+        <w:rPr>
+          <w:b/>
+          <w:bCs/>
+          <w:lang w:val="en-US"/>
+        </w:rPr>
+        <w:t xml:space="preserve"> generates a composite signal concatenating </w:t>
+      </w:r>
+      <w:proofErr w:type="gramStart"/>
+      <w:r>
+        <w:rPr>
+          <w:b/>
+          <w:bCs/>
+          <w:lang w:val="en-US"/>
+        </w:rPr>
+        <w:t>sinusoids</w:t>
+      </w:r>
+      <w:proofErr w:type="gramEnd"/>
+      <w:r>
+        <w:rPr>
+          <w:b/>
+          <w:bCs/>
+          <w:lang w:val="en-US"/>
+        </w:rPr>
+        <w:t xml:space="preserve"> of</w:t>
+      </w:r>
+    </w:p>
+    <w:p>
+      <w:pPr>
+        <w:rPr>
+          <w:b/>
+          <w:bCs/>
+          <w:lang w:val="en-US"/>
+        </w:rPr>
+      </w:pPr>
+      <w:r>
+        <w:rPr>
+          <w:b/>
+          <w:bCs/>
+          <w:lang w:val="en-US"/>
+        </w:rPr>
+        <w:t>different frequencies over time, and its time-reversed version.</w:t>
+      </w:r>
+    </w:p>
+    <w:p>
+      <w:pPr>
+        <w:rPr>
+          <w:b/>
+          <w:bCs/>
+          <w:lang w:val="en-US"/>
+        </w:rPr>
+      </w:pPr>
+      <w:r>
+        <w:rPr>
+          <w:b/>
+          <w:bCs/>
+          <w:lang w:val="en-US"/>
+        </w:rPr>
+        <w:t>Compute the spectrum for all the generated signals. Plot the signals and the power spectra.</w:t>
+      </w:r>
+    </w:p>
+    <w:p>
+      <w:pPr>
+        <w:rPr>
+          <w:b/>
+          <w:bCs/>
+          <w:lang w:val="en-US"/>
+        </w:rPr>
+      </w:pPr>
+      <w:r>
+        <w:rPr>
+          <w:b/>
+          <w:bCs/>
+          <w:lang w:val="en-US"/>
+        </w:rPr>
+        <w:lastRenderedPageBreak/>
+        <w:drawing>
+          <wp:inline distT="0" distB="0" distL="0" distR="0" wp14:anchorId="717ABBE5" wp14:editId="2F36D361">
+            <wp:extent cx="5760085" cy="2174875"/>
+            <wp:effectExtent l="0" t="0" r="0" b="0"/>
+            <wp:docPr id="1331426335" name="Picture 1" descr="A screenshot of a graph&#10;&#10;AI-generated content may be incorrect."/>
+            <wp:cNvGraphicFramePr>
+              <a:graphicFrameLocks xmlns:a="http://schemas.openxmlformats.org/drawingml/2006/main" noChangeAspect="1"/>
+            </wp:cNvGraphicFramePr>
+            <a:graphic xmlns:a="http://schemas.openxmlformats.org/drawingml/2006/main">
+              <a:graphicData uri="http://schemas.openxmlformats.org/drawingml/2006/picture">
+                <pic:pic xmlns:pic="http://schemas.openxmlformats.org/drawingml/2006/picture">
+                  <pic:nvPicPr>
+                    <pic:cNvPr id="1331426335" name="Picture 1" descr="A screenshot of a graph&#10;&#10;AI-generated content may be incorrect."/>
+                    <pic:cNvPicPr/>
+                  </pic:nvPicPr>
+                  <pic:blipFill>
+                    <a:blip r:embed="rId29"/>
+                    <a:stretch>
+                      <a:fillRect/>
+                    </a:stretch>
+                  </pic:blipFill>
+                  <pic:spPr>
+                    <a:xfrm>
+                      <a:off x="0" y="0"/>
+                      <a:ext cx="5760085" cy="2174875"/>
+                    </a:xfrm>
+                    <a:prstGeom prst="rect">
+                      <a:avLst/>
+                    </a:prstGeom>
+                  </pic:spPr>
+                </pic:pic>
+              </a:graphicData>
+            </a:graphic>
+          </wp:inline>
+        </w:drawing>
+      </w:r>
+    </w:p>
+    <w:p>
+      <w:pPr>
+        <w:rPr>
+          <w:color w:val="7F7F7F" w:themeColor="text1" w:themeTint="80"/>
+          <w:lang w:val="en-US"/>
+        </w:rPr>
+      </w:pPr>
+      <w:r>
+        <w:rPr>
+          <w:color w:val="7F7F7F" w:themeColor="text1" w:themeTint="80"/>
+          <w:lang w:val="en-US"/>
+        </w:rPr>
+        <w:t>Figure 21: composed signal and its power spectrum</w:t>
+      </w:r>
+    </w:p>
+    <w:p>
+      <w:pPr>
+        <w:rPr>
+          <w:color w:val="7F7F7F" w:themeColor="text1" w:themeTint="80"/>
+          <w:lang w:val="en-US"/>
+        </w:rPr>
+      </w:pPr>
+    </w:p>
+    <w:p>
+      <w:pPr>
+        <w:rPr>
+          <w:color w:val="7F7F7F" w:themeColor="text1" w:themeTint="80"/>
+          <w:lang w:val="en-US"/>
+        </w:rPr>
+      </w:pPr>
+      <w:r>
+        <w:rPr>
+          <w:color w:val="7F7F7F" w:themeColor="text1" w:themeTint="80"/>
+          <w:lang w:val="en-US"/>
+        </w:rPr>
+        <w:drawing>
+          <wp:inline distT="0" distB="0" distL="0" distR="0" wp14:anchorId="198C07AB" wp14:editId="516EE0FC">
+            <wp:extent cx="5760085" cy="2162175"/>
+            <wp:effectExtent l="0" t="0" r="0" b="9525"/>
+            <wp:docPr id="1460351882" name="Picture 1" descr="A screenshot of a computer screen&#10;&#10;AI-generated content may be incorrect."/>
+            <wp:cNvGraphicFramePr>
+              <a:graphicFrameLocks xmlns:a="http://schemas.openxmlformats.org/drawingml/2006/main" noChangeAspect="1"/>
+            </wp:cNvGraphicFramePr>
+            <a:graphic xmlns:a="http://schemas.openxmlformats.org/drawingml/2006/main">
+              <a:graphicData uri="http://schemas.openxmlformats.org/drawingml/2006/picture">
+                <pic:pic xmlns:pic="http://schemas.openxmlformats.org/drawingml/2006/picture">
+                  <pic:nvPicPr>
+                    <pic:cNvPr id="1460351882" name="Picture 1" descr="A screenshot of a computer screen&#10;&#10;AI-generated content may be incorrect."/>
+                    <pic:cNvPicPr/>
+                  </pic:nvPicPr>
+                  <pic:blipFill>
+                    <a:blip r:embed="rId30"/>
+                    <a:stretch>
+                      <a:fillRect/>
+                    </a:stretch>
+                  </pic:blipFill>
+                  <pic:spPr>
+                    <a:xfrm>
+                      <a:off x="0" y="0"/>
+                      <a:ext cx="5760085" cy="2162175"/>
+                    </a:xfrm>
+                    <a:prstGeom prst="rect">
+                      <a:avLst/>
+                    </a:prstGeom>
+                  </pic:spPr>
+                </pic:pic>
+              </a:graphicData>
+            </a:graphic>
+          </wp:inline>
+        </w:drawing>
+      </w:r>
+    </w:p>
+    <w:p>
+      <w:pPr>
+        <w:rPr>
+          <w:color w:val="7F7F7F" w:themeColor="text1" w:themeTint="80"/>
+          <w:lang w:val="en-US"/>
+        </w:rPr>
+      </w:pPr>
+      <w:r>
+        <w:rPr>
+          <w:color w:val="7F7F7F" w:themeColor="text1" w:themeTint="80"/>
+          <w:lang w:val="en-US"/>
+        </w:rPr>
+        <w:t>Figure 22: non-stationary signal and its power spectrum</w:t>
+      </w:r>
+    </w:p>
+    <w:p>
+      <w:pPr>
+        <w:rPr>
+          <w:color w:val="7F7F7F" w:themeColor="text1" w:themeTint="80"/>
+          <w:lang w:val="en-US"/>
+        </w:rPr>
+      </w:pPr>
+    </w:p>
+    <w:p>
+      <w:pPr>
+        <w:rPr>
+          <w:color w:val="7F7F7F" w:themeColor="text1" w:themeTint="80"/>
+          <w:lang w:val="en-US"/>
+        </w:rPr>
+      </w:pPr>
+      <w:r>
+        <w:rPr>
+          <w:color w:val="7F7F7F" w:themeColor="text1" w:themeTint="80"/>
+          <w:lang w:val="en-US"/>
+        </w:rPr>
+        <w:drawing>
+          <wp:inline distT="0" distB="0" distL="0" distR="0" wp14:anchorId="5AB6F2AF" wp14:editId="46DE3379">
+            <wp:extent cx="5760085" cy="2302510"/>
+            <wp:effectExtent l="0" t="0" r="0" b="2540"/>
+            <wp:docPr id="2133818605" name="Picture 1" descr="A screenshot of a graph&#10;&#10;AI-generated content may be incorrect."/>
+            <wp:cNvGraphicFramePr>
+              <a:graphicFrameLocks xmlns:a="http://schemas.openxmlformats.org/drawingml/2006/main" noChangeAspect="1"/>
+            </wp:cNvGraphicFramePr>
+            <a:graphic xmlns:a="http://schemas.openxmlformats.org/drawingml/2006/main">
+              <a:graphicData uri="http://schemas.openxmlformats.org/drawingml/2006/picture">
+                <pic:pic xmlns:pic="http://schemas.openxmlformats.org/drawingml/2006/picture">
+                  <pic:nvPicPr>
+                    <pic:cNvPr id="2133818605" name="Picture 1" descr="A screenshot of a graph&#10;&#10;AI-generated content may be incorrect."/>
+                    <pic:cNvPicPr/>
+                  </pic:nvPicPr>
+                  <pic:blipFill>
+                    <a:blip r:embed="rId31"/>
+                    <a:stretch>
+                      <a:fillRect/>
+                    </a:stretch>
+                  </pic:blipFill>
+                  <pic:spPr>
+                    <a:xfrm>
+                      <a:off x="0" y="0"/>
+                      <a:ext cx="5760085" cy="2302510"/>
+                    </a:xfrm>
+                    <a:prstGeom prst="rect">
+                      <a:avLst/>
+                    </a:prstGeom>
+                  </pic:spPr>
+                </pic:pic>
+              </a:graphicData>
+            </a:graphic>
+          </wp:inline>
+        </w:drawing>
+      </w:r>
+    </w:p>
+    <w:p>
+      <w:pPr>
+        <w:rPr>
+          <w:color w:val="7F7F7F" w:themeColor="text1" w:themeTint="80"/>
+          <w:lang w:val="en-US"/>
+        </w:rPr>
+      </w:pPr>
+      <w:r>
+        <w:rPr>
+          <w:color w:val="7F7F7F" w:themeColor="text1" w:themeTint="80"/>
+          <w:lang w:val="en-US"/>
+        </w:rPr>
+        <w:t>Figure 23: reversed non-satellite signal and its power spectrum</w:t>
+      </w:r>
+    </w:p>
+    <w:p>
+      <w:pPr>
+        <w:rPr>
+          <w:color w:val="7F7F7F" w:themeColor="text1" w:themeTint="80"/>
+          <w:lang w:val="en-US"/>
+        </w:rPr>
+      </w:pPr>
+    </w:p>
+    <w:p>
+      <w:pPr>
+        <w:rPr>
+          <w:b/>
+          <w:bCs/>
+          <w:lang w:val="en-US"/>
+        </w:rPr>
+      </w:pPr>
+      <w:r>
+        <w:rPr>
+          <w:b/>
+          <w:bCs/>
+          <w:lang w:val="en-US"/>
+        </w:rPr>
+        <w:t>Discuss, in one paragraph (max. 150 words), the spectra computed from the signals. What can</w:t>
+      </w:r>
+    </w:p>
+    <w:p>
+      <w:pPr>
+        <w:rPr>
+          <w:b/>
+          <w:bCs/>
+          <w:lang w:val="en-US"/>
+        </w:rPr>
+      </w:pPr>
+      <w:r>
+        <w:rPr>
+          <w:b/>
+          <w:bCs/>
+          <w:lang w:val="en-US"/>
+        </w:rPr>
+        <w:t>you observe on them? What might you conclude?</w:t>
+      </w:r>
+    </w:p>
+    <w:p>
+      <w:pPr>
+        <w:rPr>
+          <w:b/>
+          <w:bCs/>
+          <w:lang w:val="en-US"/>
+        </w:rPr>
+      </w:pPr>
+    </w:p>
+    <w:p>
+      <w:pPr>
+        <w:rPr>
+          <w:lang w:val="en-US"/>
+        </w:rPr>
+      </w:pPr>
+      <w:r>
+        <w:rPr>
+          <w:lang w:val="en-US"/>
+        </w:rPr>
+        <w:t>The</w:t>
+      </w:r>
+      <w:r>
+        <w:rPr>
+          <w:lang w:val="en-US"/>
+        </w:rPr>
+        <w:t xml:space="preserve"> spectra for each signal show </w:t>
+      </w:r>
+      <w:r>
+        <w:rPr>
+          <w:lang w:val="en-US"/>
+        </w:rPr>
+        <w:t xml:space="preserve">peaks at 10, 25, 50, and 100 Hz. The power spectrum for the non-stationary signals </w:t>
+      </w:r>
+      <w:proofErr w:type="gramStart"/>
+      <w:r>
+        <w:rPr>
+          <w:lang w:val="en-US"/>
+        </w:rPr>
+        <w:t>are</w:t>
+      </w:r>
+      <w:proofErr w:type="gramEnd"/>
+      <w:r>
+        <w:rPr>
+          <w:lang w:val="en-US"/>
+        </w:rPr>
+        <w:t xml:space="preserve"> identical, since they are mirrored to each other. While the composed signal’s peaks are at an equal power level, the non-stationary signals show higher amplitudes at 10 Hz (and to </w:t>
+      </w:r>
+      <w:r>
+        <w:rPr>
+          <w:lang w:val="en-US"/>
+        </w:rPr>
+        <w:lastRenderedPageBreak/>
+        <w:t xml:space="preserve">a lesser extent at 100 Hz). There is also noise in the non-stationary signals’ baselines, while the amplitudes of the composite signal are only at </w:t>
+      </w:r>
+      <w:proofErr w:type="gramStart"/>
+      <w:r>
+        <w:rPr>
+          <w:lang w:val="en-US"/>
+        </w:rPr>
+        <w:t>the pre</w:t>
+      </w:r>
+      <w:proofErr w:type="gramEnd"/>
+      <w:r>
+        <w:rPr>
+          <w:lang w:val="en-US"/>
+        </w:rPr>
+        <w:t xml:space="preserve">-defined frequencies. </w:t>
+      </w:r>
+    </w:p>
+    <w:p>
+      <w:pPr>
+        <w:rPr>
+          <w:lang w:val="en-US"/>
+        </w:rPr>
+      </w:pPr>
+    </w:p>
+    <w:p>
+      <w:pPr>
+        <w:rPr>
+          <w:b/>
+          <w:bCs/>
+          <w:lang w:val="en-US"/>
+        </w:rPr>
+      </w:pPr>
+      <w:r>
+        <w:rPr>
+          <w:b/>
+          <w:bCs/>
+          <w:lang w:val="en-US"/>
+        </w:rPr>
+        <w:t xml:space="preserve">Q5. </w:t>
+      </w:r>
+      <w:r>
+        <w:rPr>
+          <w:b/>
+          <w:bCs/>
+          <w:lang w:val="en-US"/>
+        </w:rPr>
+        <w:t xml:space="preserve"> </w:t>
+      </w:r>
+      <w:r>
+        <w:rPr>
+          <w:b/>
+          <w:bCs/>
+          <w:lang w:val="en-US"/>
+        </w:rPr>
+        <w:tab/>
+      </w:r>
+      <w:r>
+        <w:rPr>
+          <w:b/>
+          <w:bCs/>
+          <w:lang w:val="en-US"/>
+        </w:rPr>
+        <w:t>Considering the signals generated in Q4, compute the Short Time Fourier Transform (STFT)</w:t>
+      </w:r>
+    </w:p>
+    <w:p>
+      <w:pPr>
+        <w:rPr>
+          <w:b/>
+          <w:bCs/>
+          <w:lang w:val="en-US"/>
+        </w:rPr>
+      </w:pPr>
+      <w:r>
+        <w:rPr>
+          <w:b/>
+          <w:bCs/>
+          <w:lang w:val="en-US"/>
+        </w:rPr>
+        <w:t xml:space="preserve">ONLY for the non-stationary signal (variable </w:t>
+      </w:r>
+      <w:proofErr w:type="spellStart"/>
+      <w:r>
+        <w:rPr>
+          <w:b/>
+          <w:bCs/>
+          <w:lang w:val="en-US"/>
+        </w:rPr>
+        <w:t>signal_non_st</w:t>
+      </w:r>
+      <w:proofErr w:type="spellEnd"/>
+      <w:r>
+        <w:rPr>
+          <w:b/>
+          <w:bCs/>
+          <w:lang w:val="en-US"/>
+        </w:rPr>
+        <w:t>), and its reversed version (variable</w:t>
+      </w:r>
+    </w:p>
+    <w:p>
+      <w:pPr>
+        <w:rPr>
+          <w:b/>
+          <w:bCs/>
+          <w:lang w:val="en-US"/>
+        </w:rPr>
+      </w:pPr>
+      <w:proofErr w:type="spellStart"/>
+      <w:r>
+        <w:rPr>
+          <w:b/>
+          <w:bCs/>
+          <w:lang w:val="en-US"/>
+        </w:rPr>
+        <w:t>reversed_signal_non_st</w:t>
+      </w:r>
+      <w:proofErr w:type="spellEnd"/>
+      <w:r>
+        <w:rPr>
+          <w:b/>
+          <w:bCs/>
+          <w:lang w:val="en-US"/>
+        </w:rPr>
+        <w:t>). Plot the signals and the STFT (0.5 points).</w:t>
+      </w:r>
+    </w:p>
+    <w:p>
+      <w:pPr>
+        <w:rPr>
+          <w:b/>
+          <w:bCs/>
+          <w:lang w:val="en-US"/>
+        </w:rPr>
+      </w:pPr>
+    </w:p>
+    <w:p>
+      <w:pPr>
+        <w:rPr>
+          <w:b/>
+          <w:bCs/>
+          <w:lang w:val="en-US"/>
+        </w:rPr>
+      </w:pPr>
+      <w:r>
+        <w:rPr>
+          <w:b/>
+          <w:bCs/>
+          <w:lang w:val="en-US"/>
+        </w:rPr>
+        <w:drawing>
+          <wp:inline distT="0" distB="0" distL="0" distR="0" wp14:anchorId="6DC50EE2" wp14:editId="4D4F83AB">
+            <wp:extent cx="5760085" cy="2262505"/>
+            <wp:effectExtent l="0" t="0" r="0" b="4445"/>
+            <wp:docPr id="212657471" name="Picture 1" descr="A graph of a signal&#10;&#10;AI-generated content may be incorrect."/>
+            <wp:cNvGraphicFramePr>
+              <a:graphicFrameLocks xmlns:a="http://schemas.openxmlformats.org/drawingml/2006/main" noChangeAspect="1"/>
+            </wp:cNvGraphicFramePr>
+            <a:graphic xmlns:a="http://schemas.openxmlformats.org/drawingml/2006/main">
+              <a:graphicData uri="http://schemas.openxmlformats.org/drawingml/2006/picture">
+                <pic:pic xmlns:pic="http://schemas.openxmlformats.org/drawingml/2006/picture">
+                  <pic:nvPicPr>
+                    <pic:cNvPr id="212657471" name="Picture 1" descr="A graph of a signal&#10;&#10;AI-generated content may be incorrect."/>
+                    <pic:cNvPicPr/>
+                  </pic:nvPicPr>
+                  <pic:blipFill>
+                    <a:blip r:embed="rId32"/>
+                    <a:stretch>
+                      <a:fillRect/>
+                    </a:stretch>
+                  </pic:blipFill>
+                  <pic:spPr>
+                    <a:xfrm>
+                      <a:off x="0" y="0"/>
+                      <a:ext cx="5760085" cy="2262505"/>
+                    </a:xfrm>
+                    <a:prstGeom prst="rect">
+                      <a:avLst/>
+                    </a:prstGeom>
+                  </pic:spPr>
+                </pic:pic>
+              </a:graphicData>
+            </a:graphic>
+          </wp:inline>
+        </w:drawing>
+      </w:r>
+    </w:p>
+    <w:p>
+      <w:pPr>
+        <w:rPr>
+          <w:color w:val="7F7F7F" w:themeColor="text1" w:themeTint="80"/>
+          <w:lang w:val="en-US"/>
+        </w:rPr>
+      </w:pPr>
+      <w:r>
+        <w:rPr>
+          <w:color w:val="7F7F7F" w:themeColor="text1" w:themeTint="80"/>
+          <w:lang w:val="en-US"/>
+        </w:rPr>
+        <w:t>Figure 24: non-stationary signal plot</w:t>
+      </w:r>
+    </w:p>
+    <w:p>
+      <w:pPr>
+        <w:rPr>
+          <w:color w:val="7F7F7F" w:themeColor="text1" w:themeTint="80"/>
+          <w:lang w:val="en-US"/>
+        </w:rPr>
+      </w:pPr>
+    </w:p>
+    <w:p>
+      <w:pPr>
+        <w:rPr>
+          <w:color w:val="7F7F7F" w:themeColor="text1" w:themeTint="80"/>
+          <w:lang w:val="en-US"/>
+        </w:rPr>
+      </w:pPr>
+      <w:r>
+        <w:rPr>
+          <w:color w:val="7F7F7F" w:themeColor="text1" w:themeTint="80"/>
+          <w:lang w:val="en-US"/>
+        </w:rPr>
+        <w:drawing>
+          <wp:inline distT="0" distB="0" distL="0" distR="0" wp14:anchorId="57B0E8A3" wp14:editId="6E92C74C">
+            <wp:extent cx="5760085" cy="3684270"/>
+            <wp:effectExtent l="0" t="0" r="0" b="0"/>
+            <wp:docPr id="171760022" name="Picture 1" descr="A screen shot of a computer screen&#10;&#10;AI-generated content may be incorrect."/>
+            <wp:cNvGraphicFramePr>
+              <a:graphicFrameLocks xmlns:a="http://schemas.openxmlformats.org/drawingml/2006/main" noChangeAspect="1"/>
+            </wp:cNvGraphicFramePr>
+            <a:graphic xmlns:a="http://schemas.openxmlformats.org/drawingml/2006/main">
+              <a:graphicData uri="http://schemas.openxmlformats.org/drawingml/2006/picture">
+                <pic:pic xmlns:pic="http://schemas.openxmlformats.org/drawingml/2006/picture">
+                  <pic:nvPicPr>
+                    <pic:cNvPr id="171760022" name="Picture 1" descr="A screen shot of a computer screen&#10;&#10;AI-generated content may be incorrect."/>
+                    <pic:cNvPicPr/>
+                  </pic:nvPicPr>
+                  <pic:blipFill>
+                    <a:blip r:embed="rId33"/>
+                    <a:stretch>
+                      <a:fillRect/>
+                    </a:stretch>
+                  </pic:blipFill>
+                  <pic:spPr>
+                    <a:xfrm>
+                      <a:off x="0" y="0"/>
+                      <a:ext cx="5760085" cy="3684270"/>
+                    </a:xfrm>
+                    <a:prstGeom prst="rect">
+                      <a:avLst/>
+                    </a:prstGeom>
+                  </pic:spPr>
+                </pic:pic>
+              </a:graphicData>
+            </a:graphic>
+          </wp:inline>
+        </w:drawing>
+      </w:r>
+    </w:p>
+    <w:p>
+      <w:pPr>
+        <w:rPr>
+          <w:color w:val="7F7F7F" w:themeColor="text1" w:themeTint="80"/>
+          <w:lang w:val="en-US"/>
+        </w:rPr>
+      </w:pPr>
+      <w:r>
+        <w:rPr>
+          <w:color w:val="7F7F7F" w:themeColor="text1" w:themeTint="80"/>
+          <w:lang w:val="en-US"/>
+        </w:rPr>
+        <w:t>Figure 25: non-stationary signal STFT</w:t>
+      </w:r>
+    </w:p>
+    <w:p>
+      <w:pPr>
+        <w:rPr>
+          <w:color w:val="7F7F7F" w:themeColor="text1" w:themeTint="80"/>
+          <w:lang w:val="en-US"/>
+        </w:rPr>
+      </w:pPr>
+    </w:p>
+    <w:p>
+      <w:pPr>
+        <w:rPr>
+          <w:color w:val="7F7F7F" w:themeColor="text1" w:themeTint="80"/>
+          <w:lang w:val="en-US"/>
+        </w:rPr>
+      </w:pPr>
+      <w:r>
+        <w:rPr>
+          <w:color w:val="7F7F7F" w:themeColor="text1" w:themeTint="80"/>
+          <w:lang w:val="en-US"/>
+        </w:rPr>
+        <w:lastRenderedPageBreak/>
+        <w:drawing>
+          <wp:inline distT="0" distB="0" distL="0" distR="0" wp14:anchorId="4A69FF65" wp14:editId="6024BF57">
+            <wp:extent cx="5760085" cy="2228215"/>
+            <wp:effectExtent l="0" t="0" r="0" b="635"/>
+            <wp:docPr id="1732541614" name="Picture 1" descr="A screen shot of a graph&#10;&#10;AI-generated content may be incorrect."/>
+            <wp:cNvGraphicFramePr>
+              <a:graphicFrameLocks xmlns:a="http://schemas.openxmlformats.org/drawingml/2006/main" noChangeAspect="1"/>
+            </wp:cNvGraphicFramePr>
+            <a:graphic xmlns:a="http://schemas.openxmlformats.org/drawingml/2006/main">
+              <a:graphicData uri="http://schemas.openxmlformats.org/drawingml/2006/picture">
+                <pic:pic xmlns:pic="http://schemas.openxmlformats.org/drawingml/2006/picture">
+                  <pic:nvPicPr>
+                    <pic:cNvPr id="1732541614" name="Picture 1" descr="A screen shot of a graph&#10;&#10;AI-generated content may be incorrect."/>
+                    <pic:cNvPicPr/>
+                  </pic:nvPicPr>
+                  <pic:blipFill>
+                    <a:blip r:embed="rId34"/>
+                    <a:stretch>
+                      <a:fillRect/>
+                    </a:stretch>
+                  </pic:blipFill>
+                  <pic:spPr>
+                    <a:xfrm>
+                      <a:off x="0" y="0"/>
+                      <a:ext cx="5760085" cy="2228215"/>
+                    </a:xfrm>
+                    <a:prstGeom prst="rect">
+                      <a:avLst/>
+                    </a:prstGeom>
+                  </pic:spPr>
+                </pic:pic>
+              </a:graphicData>
+            </a:graphic>
+          </wp:inline>
+        </w:drawing>
+      </w:r>
+    </w:p>
+    <w:p>
+      <w:pPr>
+        <w:rPr>
+          <w:color w:val="7F7F7F" w:themeColor="text1" w:themeTint="80"/>
+          <w:lang w:val="en-US"/>
+        </w:rPr>
+      </w:pPr>
+      <w:r>
+        <w:rPr>
+          <w:color w:val="7F7F7F" w:themeColor="text1" w:themeTint="80"/>
+          <w:lang w:val="en-US"/>
+        </w:rPr>
+        <w:t>Figure 26: reversed non-stationary signal plot</w:t>
+      </w:r>
+    </w:p>
+    <w:p>
+      <w:pPr>
+        <w:rPr>
+          <w:color w:val="7F7F7F" w:themeColor="text1" w:themeTint="80"/>
+          <w:lang w:val="en-US"/>
+        </w:rPr>
+      </w:pPr>
+    </w:p>
+    <w:p>
+      <w:pPr>
+        <w:rPr>
+          <w:color w:val="7F7F7F" w:themeColor="text1" w:themeTint="80"/>
+          <w:lang w:val="en-US"/>
+        </w:rPr>
+      </w:pPr>
+      <w:r>
+        <w:rPr>
+          <w:color w:val="7F7F7F" w:themeColor="text1" w:themeTint="80"/>
+          <w:lang w:val="en-US"/>
+        </w:rPr>
+        <w:drawing>
+          <wp:inline distT="0" distB="0" distL="0" distR="0" wp14:anchorId="6B13AD41" wp14:editId="3E3EA26C">
+            <wp:extent cx="5760085" cy="3577590"/>
+            <wp:effectExtent l="0" t="0" r="0" b="3810"/>
+            <wp:docPr id="526156812" name="Picture 1" descr="A screen shot of a computer&#10;&#10;AI-generated content may be incorrect."/>
+            <wp:cNvGraphicFramePr>
+              <a:graphicFrameLocks xmlns:a="http://schemas.openxmlformats.org/drawingml/2006/main" noChangeAspect="1"/>
+            </wp:cNvGraphicFramePr>
+            <a:graphic xmlns:a="http://schemas.openxmlformats.org/drawingml/2006/main">
+              <a:graphicData uri="http://schemas.openxmlformats.org/drawingml/2006/picture">
+                <pic:pic xmlns:pic="http://schemas.openxmlformats.org/drawingml/2006/picture">
+                  <pic:nvPicPr>
+                    <pic:cNvPr id="526156812" name="Picture 1" descr="A screen shot of a computer&#10;&#10;AI-generated content may be incorrect."/>
+                    <pic:cNvPicPr/>
+                  </pic:nvPicPr>
+                  <pic:blipFill>
+                    <a:blip r:embed="rId35"/>
+                    <a:stretch>
+                      <a:fillRect/>
+                    </a:stretch>
+                  </pic:blipFill>
+                  <pic:spPr>
+                    <a:xfrm>
+                      <a:off x="0" y="0"/>
+                      <a:ext cx="5760085" cy="3577590"/>
+                    </a:xfrm>
+                    <a:prstGeom prst="rect">
+                      <a:avLst/>
+                    </a:prstGeom>
+                  </pic:spPr>
+                </pic:pic>
+              </a:graphicData>
+            </a:graphic>
+          </wp:inline>
+        </w:drawing>
+      </w:r>
+    </w:p>
+    <w:p>
+      <w:pPr>
+        <w:rPr>
+          <w:color w:val="7F7F7F" w:themeColor="text1" w:themeTint="80"/>
+          <w:lang w:val="en-US"/>
+        </w:rPr>
+      </w:pPr>
+      <w:r>
+        <w:rPr>
+          <w:color w:val="7F7F7F" w:themeColor="text1" w:themeTint="80"/>
+          <w:lang w:val="en-US"/>
+        </w:rPr>
+        <w:t>Figure 27: reversed non-stationary signal STFT</w:t>
+      </w:r>
+    </w:p>
+    <w:p>
+      <w:pPr>
+        <w:rPr>
+          <w:color w:val="7F7F7F" w:themeColor="text1" w:themeTint="80"/>
+          <w:lang w:val="en-US"/>
+        </w:rPr>
+      </w:pPr>
+    </w:p>
+    <w:p>
+      <w:pPr>
+        <w:rPr>
+          <w:b/>
+          <w:bCs/>
+          <w:lang w:val="en-US"/>
+        </w:rPr>
+      </w:pPr>
+      <w:r>
+        <w:rPr>
+          <w:b/>
+          <w:bCs/>
+          <w:lang w:val="en-US"/>
+        </w:rPr>
+        <w:t>Discuss, in one paragraph (max. 150 words), the STFT computed from the signals. What can you</w:t>
+      </w:r>
+    </w:p>
+    <w:p>
+      <w:pPr>
+        <w:rPr>
+          <w:b/>
+          <w:bCs/>
+          <w:lang w:val="en-US"/>
+        </w:rPr>
+      </w:pPr>
+      <w:r>
+        <w:rPr>
+          <w:b/>
+          <w:bCs/>
+          <w:lang w:val="en-US"/>
+        </w:rPr>
+        <w:t>observe on them? What might you conclude? Compare the information provided by the STFT in</w:t>
+      </w:r>
+    </w:p>
+    <w:p>
+      <w:pPr>
+        <w:rPr>
+          <w:b/>
+          <w:bCs/>
+          <w:lang w:val="en-US"/>
+        </w:rPr>
+      </w:pPr>
+      <w:r>
+        <w:rPr>
+          <w:b/>
+          <w:bCs/>
+          <w:lang w:val="en-US"/>
+        </w:rPr>
+        <w:t xml:space="preserve">comparison with </w:t>
+      </w:r>
+      <w:proofErr w:type="gramStart"/>
+      <w:r>
+        <w:rPr>
+          <w:b/>
+          <w:bCs/>
+          <w:lang w:val="en-US"/>
+        </w:rPr>
+        <w:t>the Fourier</w:t>
+      </w:r>
+      <w:proofErr w:type="gramEnd"/>
+      <w:r>
+        <w:rPr>
+          <w:b/>
+          <w:bCs/>
+          <w:lang w:val="en-US"/>
+        </w:rPr>
+        <w:t xml:space="preserve"> </w:t>
+      </w:r>
+      <w:proofErr w:type="gramStart"/>
+      <w:r>
+        <w:rPr>
+          <w:b/>
+          <w:bCs/>
+          <w:lang w:val="en-US"/>
+        </w:rPr>
+        <w:t>transform</w:t>
+      </w:r>
+      <w:proofErr w:type="gramEnd"/>
+      <w:r>
+        <w:rPr>
+          <w:b/>
+          <w:bCs/>
+          <w:lang w:val="en-US"/>
+        </w:rPr>
+        <w:t xml:space="preserve"> and </w:t>
+      </w:r>
+      <w:proofErr w:type="gramStart"/>
+      <w:r>
+        <w:rPr>
+          <w:b/>
+          <w:bCs/>
+          <w:lang w:val="en-US"/>
+        </w:rPr>
+        <w:t>the PSD</w:t>
+      </w:r>
+      <w:proofErr w:type="gramEnd"/>
+      <w:r>
+        <w:rPr>
+          <w:b/>
+          <w:bCs/>
+          <w:lang w:val="en-US"/>
+        </w:rPr>
+        <w:t>.</w:t>
+      </w:r>
+    </w:p>
+    <w:p>
+      <w:pPr>
+        <w:rPr>
+          <w:b/>
+          <w:bCs/>
+          <w:lang w:val="en-US"/>
+        </w:rPr>
+      </w:pPr>
+    </w:p>
+    <w:p>
+      <w:pPr>
+        <w:rPr>
+          <w:b/>
+          <w:bCs/>
+          <w:color w:val="C00000"/>
+          <w:lang w:val="en-US"/>
+        </w:rPr>
+      </w:pPr>
+      <w:r>
+        <w:rPr>
+          <w:b/>
+          <w:bCs/>
+          <w:color w:val="C00000"/>
+          <w:lang w:val="en-US"/>
+        </w:rPr>
+        <w:t>TODO</w:t>
+      </w:r>
+    </w:p>
+    <w:p>
+      <w:pPr>
+        <w:rPr>
+          <w:b/>
+          <w:bCs/>
+          <w:color w:val="C00000"/>
+          <w:lang w:val="en-US"/>
+        </w:rPr>
+      </w:pPr>
+    </w:p>
+    <w:p>
+      <w:pPr>
+        <w:rPr>
+          <w:b/>
+          <w:bCs/>
+          <w:color w:val="auto"/>
+          <w:lang w:val="en-US"/>
+        </w:rPr>
+      </w:pPr>
+    </w:p>
+    <w:p>
+      <w:pPr>
+        <w:rPr>
+          <w:b/>
+          <w:bCs/>
+          <w:lang w:val="en-US"/>
+        </w:rPr>
+      </w:pPr>
+    </w:p>
+    <w:p>
+      <w:pPr>
+        <w:rPr>
+          <w:b/>
+          <w:bCs/>
+          <w:lang w:val="en-US"/>
+        </w:rPr>
+      </w:pPr>
+    </w:p>
+    <w:p>
+      <w:pPr>
+        <w:rPr>
+          <w:b/>
+          <w:bCs/>
+          <w:lang w:val="en-US"/>
+        </w:rPr>
+      </w:pPr>
+    </w:p>
+    <w:p>
+      <w:pPr>
+        <w:rPr>
+          <w:b/>
+          <w:bCs/>
+          <w:lang w:val="en-US"/>
+        </w:rPr>
+      </w:pPr>
+    </w:p>
+    <w:p>
+      <w:pPr>
+        <w:rPr>
+          <w:b/>
+          <w:bCs/>
+          <w:lang w:val="en-US"/>
+        </w:rPr>
+      </w:pPr>
+    </w:p>
+    <w:p>
+      <w:pPr>
+        <w:rPr>
+          <w:b/>
+          <w:bCs/>
+          <w:lang w:val="en-US"/>
+        </w:rPr>
+      </w:pPr>
+    </w:p>
+    <w:p>
+      <w:pPr>
+        <w:rPr>
+          <w:b/>
+          <w:bCs/>
+          <w:lang w:val="en-US"/>
+        </w:rPr>
+      </w:pPr>
+    </w:p>
+    <w:p>
+      <w:pPr>
+        <w:rPr>
+          <w:b/>
+          <w:bCs/>
+          <w:lang w:val="en-US"/>
+        </w:rPr>
+      </w:pPr>
+      <w:r>
+        <w:rPr>
+          <w:b/>
+          <w:bCs/>
+          <w:lang w:val="en-US"/>
+        </w:rPr>
+        <w:t>Q6. (0.5 points)</w:t>
+      </w:r>
+    </w:p>
+    <w:p>
+      <w:pPr>
+        <w:rPr>
+          <w:b/>
+          <w:bCs/>
+          <w:lang w:val="en-US"/>
+        </w:rPr>
+      </w:pPr>
+      <w:r>
+        <w:rPr>
+          <w:b/>
+          <w:bCs/>
+          <w:lang w:val="en-US"/>
+        </w:rPr>
+        <w:t>a</w:t>
+      </w:r>
+      <w:proofErr w:type="gramStart"/>
+      <w:r>
+        <w:rPr>
+          <w:b/>
+          <w:bCs/>
+          <w:lang w:val="en-US"/>
+        </w:rPr>
+        <w:t xml:space="preserve">. </w:t>
+      </w:r>
+      <w:r>
+        <w:rPr>
+          <w:b/>
+          <w:bCs/>
+          <w:lang w:val="en-US"/>
+        </w:rPr>
+        <w:t xml:space="preserve"> </w:t>
+      </w:r>
+      <w:r>
+        <w:rPr>
+          <w:b/>
+          <w:bCs/>
+          <w:lang w:val="en-US"/>
+        </w:rPr>
+        <w:tab/>
+      </w:r>
+      <w:proofErr w:type="gramEnd"/>
+      <w:r>
+        <w:rPr>
+          <w:b/>
+          <w:bCs/>
+          <w:lang w:val="en-US"/>
+        </w:rPr>
+        <w:t>Compute the Short Time Fourier Transform (STFT) of a ten-second segment of two ECG</w:t>
+      </w:r>
+    </w:p>
+    <w:p>
+      <w:pPr>
+        <w:rPr>
+          <w:b/>
+          <w:bCs/>
+          <w:lang w:val="en-US"/>
+        </w:rPr>
+      </w:pPr>
+      <w:r>
+        <w:rPr>
+          <w:b/>
+          <w:bCs/>
+          <w:lang w:val="en-US"/>
+        </w:rPr>
+        <w:t>signals, one with noise and the other without. Plot the signals and the STFT.</w:t>
+      </w:r>
+    </w:p>
+    <w:p>
+      <w:pPr>
+        <w:rPr>
+          <w:b/>
+          <w:bCs/>
+          <w:lang w:val="en-US"/>
+        </w:rPr>
+      </w:pPr>
+      <w:r>
+        <w:rPr>
+          <w:b/>
+          <w:bCs/>
+          <w:lang w:val="en-US"/>
+        </w:rPr>
+        <w:drawing>
+          <wp:inline distT="0" distB="0" distL="0" distR="0" wp14:anchorId="285F653E" wp14:editId="4487CBF1">
+            <wp:extent cx="5760085" cy="3630930"/>
+            <wp:effectExtent l="0" t="0" r="0" b="7620"/>
+            <wp:docPr id="556530038" name="Picture 1" descr="A screen shot of a computer screen&#10;&#10;AI-generated content may be incorrect."/>
+            <wp:cNvGraphicFramePr>
+              <a:graphicFrameLocks xmlns:a="http://schemas.openxmlformats.org/drawingml/2006/main" noChangeAspect="1"/>
+            </wp:cNvGraphicFramePr>
+            <a:graphic xmlns:a="http://schemas.openxmlformats.org/drawingml/2006/main">
+              <a:graphicData uri="http://schemas.openxmlformats.org/drawingml/2006/picture">
+                <pic:pic xmlns:pic="http://schemas.openxmlformats.org/drawingml/2006/picture">
+                  <pic:nvPicPr>
+                    <pic:cNvPr id="556530038" name="Picture 1" descr="A screen shot of a computer screen&#10;&#10;AI-generated content may be incorrect."/>
+                    <pic:cNvPicPr/>
+                  </pic:nvPicPr>
+                  <pic:blipFill>
+                    <a:blip r:embed="rId36"/>
+                    <a:stretch>
+                      <a:fillRect/>
+                    </a:stretch>
+                  </pic:blipFill>
+                  <pic:spPr>
+                    <a:xfrm>
+                      <a:off x="0" y="0"/>
+                      <a:ext cx="5760085" cy="3630930"/>
+                    </a:xfrm>
+                    <a:prstGeom prst="rect">
+                      <a:avLst/>
+                    </a:prstGeom>
+                  </pic:spPr>
+                </pic:pic>
+              </a:graphicData>
+            </a:graphic>
+          </wp:inline>
+        </w:drawing>
+      </w:r>
+    </w:p>
+    <w:p>
+      <w:pPr>
+        <w:rPr>
+          <w:color w:val="7F7F7F" w:themeColor="text1" w:themeTint="80"/>
+          <w:lang w:val="en-US"/>
+        </w:rPr>
+      </w:pPr>
+      <w:r>
+        <w:rPr>
+          <w:color w:val="7F7F7F" w:themeColor="text1" w:themeTint="80"/>
+          <w:lang w:val="en-US"/>
+        </w:rPr>
+        <w:t>Figure 28: STFT on 10s window of clean ECG signal</w:t>
+      </w:r>
+    </w:p>
+    <w:p>
+      <w:pPr>
+        <w:rPr>
+          <w:color w:val="7F7F7F" w:themeColor="text1" w:themeTint="80"/>
+          <w:lang w:val="en-US"/>
+        </w:rPr>
+      </w:pPr>
+    </w:p>
+    <w:p>
+      <w:pPr>
+        <w:rPr>
+          <w:color w:val="7F7F7F" w:themeColor="text1" w:themeTint="80"/>
+          <w:lang w:val="en-US"/>
+        </w:rPr>
+      </w:pPr>
+      <w:r>
+        <w:rPr>
+          <w:color w:val="7F7F7F" w:themeColor="text1" w:themeTint="80"/>
+          <w:lang w:val="en-US"/>
+        </w:rPr>
+        <w:drawing>
+          <wp:inline distT="0" distB="0" distL="0" distR="0" wp14:anchorId="639D8A6E" wp14:editId="17B751F3">
+            <wp:extent cx="5760085" cy="3630930"/>
+            <wp:effectExtent l="0" t="0" r="0" b="7620"/>
+            <wp:docPr id="220858673" name="Picture 1" descr="A screen shot of a computer&#10;&#10;AI-generated content may be incorrect."/>
+            <wp:cNvGraphicFramePr>
+              <a:graphicFrameLocks xmlns:a="http://schemas.openxmlformats.org/drawingml/2006/main" noChangeAspect="1"/>
+            </wp:cNvGraphicFramePr>
+            <a:graphic xmlns:a="http://schemas.openxmlformats.org/drawingml/2006/main">
+              <a:graphicData uri="http://schemas.openxmlformats.org/drawingml/2006/picture">
+                <pic:pic xmlns:pic="http://schemas.openxmlformats.org/drawingml/2006/picture">
+                  <pic:nvPicPr>
+                    <pic:cNvPr id="220858673" name="Picture 1" descr="A screen shot of a computer&#10;&#10;AI-generated content may be incorrect."/>
+                    <pic:cNvPicPr/>
+                  </pic:nvPicPr>
+                  <pic:blipFill>
+                    <a:blip r:embed="rId37"/>
+                    <a:stretch>
+                      <a:fillRect/>
+                    </a:stretch>
+                  </pic:blipFill>
+                  <pic:spPr>
+                    <a:xfrm>
+                      <a:off x="0" y="0"/>
+                      <a:ext cx="5760085" cy="3630930"/>
+                    </a:xfrm>
+                    <a:prstGeom prst="rect">
+                      <a:avLst/>
+                    </a:prstGeom>
+                  </pic:spPr>
+                </pic:pic>
+              </a:graphicData>
+            </a:graphic>
+          </wp:inline>
+        </w:drawing>
+      </w:r>
+    </w:p>
+    <w:p>
+      <w:pPr>
+        <w:rPr>
+          <w:color w:val="7F7F7F" w:themeColor="text1" w:themeTint="80"/>
+          <w:lang w:val="en-US"/>
+        </w:rPr>
+      </w:pPr>
+      <w:r>
+        <w:rPr>
+          <w:color w:val="7F7F7F" w:themeColor="text1" w:themeTint="80"/>
+          <w:lang w:val="en-US"/>
+        </w:rPr>
+        <w:t>Figure 2</w:t>
+      </w:r>
+      <w:r>
+        <w:rPr>
+          <w:color w:val="7F7F7F" w:themeColor="text1" w:themeTint="80"/>
+          <w:lang w:val="en-US"/>
+        </w:rPr>
+        <w:t>9</w:t>
+      </w:r>
+      <w:r>
+        <w:rPr>
+          <w:color w:val="7F7F7F" w:themeColor="text1" w:themeTint="80"/>
+          <w:lang w:val="en-US"/>
+        </w:rPr>
+        <w:t xml:space="preserve">: STFT on 10s window of </w:t>
+      </w:r>
+      <w:r>
+        <w:rPr>
+          <w:color w:val="7F7F7F" w:themeColor="text1" w:themeTint="80"/>
+          <w:lang w:val="en-US"/>
+        </w:rPr>
+        <w:t>noisy</w:t>
+      </w:r>
+      <w:r>
+        <w:rPr>
+          <w:color w:val="7F7F7F" w:themeColor="text1" w:themeTint="80"/>
+          <w:lang w:val="en-US"/>
+        </w:rPr>
+        <w:t xml:space="preserve"> ECG signal</w:t>
+      </w:r>
+    </w:p>
+    <w:p>
+      <w:pPr>
+        <w:rPr>
+          <w:color w:val="7F7F7F" w:themeColor="text1" w:themeTint="80"/>
+          <w:lang w:val="en-US"/>
+        </w:rPr>
+      </w:pPr>
+    </w:p>
+    <w:p>
+      <w:pPr>
+        <w:rPr>
+          <w:b/>
+          <w:bCs/>
+          <w:lang w:val="en-US"/>
+        </w:rPr>
+      </w:pPr>
+    </w:p>
+    <w:p>
+      <w:pPr>
+        <w:rPr>
+          <w:b/>
+          <w:bCs/>
+          <w:lang w:val="en-US"/>
+        </w:rPr>
+      </w:pPr>
+      <w:r>
+        <w:rPr>
+          <w:b/>
+          <w:bCs/>
+          <w:lang w:val="en-US"/>
+        </w:rPr>
+        <w:t>b. Compute the STFT of a ten-second segment of two PPG signals (finger and wrist) with</w:t>
+      </w:r>
+    </w:p>
+    <w:p>
+      <w:pPr>
+        <w:rPr>
+          <w:b/>
+          <w:bCs/>
+          <w:lang w:val="en-US"/>
+        </w:rPr>
+      </w:pPr>
+      <w:r>
+        <w:rPr>
+          <w:b/>
+          <w:bCs/>
+          <w:lang w:val="en-US"/>
+        </w:rPr>
+        <w:t>motion noise. Plot the signals and the STFT.</w:t>
+      </w:r>
+    </w:p>
+    <w:p>
+      <w:pPr>
+        <w:rPr>
+          <w:b/>
+          <w:bCs/>
+          <w:lang w:val="en-US"/>
+        </w:rPr>
+      </w:pPr>
+      <w:r>
+        <w:rPr>
+          <w:b/>
+          <w:bCs/>
+          <w:lang w:val="en-US"/>
+        </w:rPr>
+        <w:t>Discuss, in one paragraph (max. 150 words), the STFT computed from the ECG and PPG</w:t>
+      </w:r>
+    </w:p>
+    <w:p>
+      <w:pPr>
+        <w:rPr>
+          <w:b/>
+          <w:bCs/>
+          <w:lang w:val="en-US"/>
+        </w:rPr>
+      </w:pPr>
+      <w:r>
+        <w:rPr>
+          <w:b/>
+          <w:bCs/>
+          <w:lang w:val="en-US"/>
+        </w:rPr>
+        <w:t>signals. What can you observe on them? What might you conclude?</w:t>
+      </w:r>
+    </w:p>
+    <w:p>
+      <w:pPr>
+        <w:rPr>
+          <w:b/>
+          <w:bCs/>
+          <w:lang w:val="en-US"/>
+        </w:rPr>
+      </w:pPr>
+    </w:p>
+    <w:p>
+      <w:pPr>
+        <w:rPr>
+          <w:b/>
+          <w:bCs/>
+          <w:color w:val="C00000"/>
+          <w:lang w:val="en-US"/>
+        </w:rPr>
+      </w:pPr>
+      <w:r>
+        <w:rPr>
+          <w:b/>
+          <w:bCs/>
+          <w:color w:val="C00000"/>
+          <w:lang w:val="en-US"/>
+        </w:rPr>
+        <w:t>TODO</w:t>
+      </w:r>
+    </w:p>
+    <w:p>
+      <w:pPr>
+        <w:rPr>
+          <w:b/>
+          <w:bCs/>
+          <w:lang w:val="en-US"/>
+        </w:rPr>
+      </w:pPr>
+    </w:p>
+    <w:p>
+      <w:pPr>
+        <w:rPr>
+          <w:b/>
+          <w:bCs/>
+          <w:lang w:val="en-US"/>
+        </w:rPr>
+      </w:pPr>
+      <w:r>
+        <w:rPr>
+          <w:b/>
+          <w:bCs/>
+          <w:lang w:val="en-US"/>
+        </w:rPr>
+        <w:t>Q7. (0.5 points)</w:t>
+      </w:r>
+    </w:p>
+    <w:p>
+      <w:pPr>
+        <w:rPr>
+          <w:b/>
+          <w:bCs/>
+          <w:lang w:val="en-US"/>
+        </w:rPr>
+      </w:pPr>
+    </w:p>
+    <w:p>
+      <w:pPr>
+        <w:rPr>
+          <w:b/>
+          <w:bCs/>
+          <w:lang w:val="en-US"/>
+        </w:rPr>
+      </w:pPr>
+      <w:r>
+        <w:rPr>
+          <w:b/>
+          <w:bCs/>
+          <w:lang w:val="en-US"/>
+        </w:rPr>
+        <w:t>a. Compute the Continuous wavelet transform (CWT) of a ten-second segment of two ECG</w:t>
+      </w:r>
+    </w:p>
+    <w:p>
+      <w:pPr>
+        <w:rPr>
+          <w:b/>
+          <w:bCs/>
+          <w:lang w:val="en-US"/>
+        </w:rPr>
+      </w:pPr>
+      <w:r>
+        <w:rPr>
+          <w:b/>
+          <w:bCs/>
+          <w:lang w:val="en-US"/>
+        </w:rPr>
+        <w:t>signals, one with noise and the other without. Plot the signals and the CWT. Experiment</w:t>
+      </w:r>
+    </w:p>
+    <w:p>
+      <w:pPr>
+        <w:rPr>
+          <w:b/>
+          <w:bCs/>
+          <w:lang w:val="en-US"/>
+        </w:rPr>
+      </w:pPr>
+      <w:r>
+        <w:rPr>
+          <w:b/>
+          <w:bCs/>
+          <w:lang w:val="en-US"/>
+        </w:rPr>
+        <w:t>with different mother wavelets.</w:t>
+      </w:r>
+    </w:p>
+    <w:p>
+      <w:pPr>
+        <w:rPr>
+          <w:b/>
+          <w:bCs/>
+          <w:lang w:val="en-US"/>
+        </w:rPr>
+      </w:pPr>
+      <w:r>
+        <w:rPr>
+          <w:b/>
+          <w:bCs/>
+          <w:lang w:val="en-US"/>
+        </w:rPr>
+        <w:drawing>
+          <wp:inline distT="0" distB="0" distL="0" distR="0" wp14:anchorId="6EB3B720" wp14:editId="1CB8A543">
+            <wp:extent cx="5760085" cy="3658235"/>
+            <wp:effectExtent l="0" t="0" r="0" b="0"/>
+            <wp:docPr id="1041090426" name="Picture 1" descr="A screenshot of a graph&#10;&#10;AI-generated content may be incorrect."/>
+            <wp:cNvGraphicFramePr>
+              <a:graphicFrameLocks xmlns:a="http://schemas.openxmlformats.org/drawingml/2006/main" noChangeAspect="1"/>
+            </wp:cNvGraphicFramePr>
+            <a:graphic xmlns:a="http://schemas.openxmlformats.org/drawingml/2006/main">
+              <a:graphicData uri="http://schemas.openxmlformats.org/drawingml/2006/picture">
+                <pic:pic xmlns:pic="http://schemas.openxmlformats.org/drawingml/2006/picture">
+                  <pic:nvPicPr>
+                    <pic:cNvPr id="1041090426" name="Picture 1" descr="A screenshot of a graph&#10;&#10;AI-generated content may be incorrect."/>
+                    <pic:cNvPicPr/>
+                  </pic:nvPicPr>
+                  <pic:blipFill>
+                    <a:blip r:embed="rId38"/>
+                    <a:stretch>
+                      <a:fillRect/>
+                    </a:stretch>
+                  </pic:blipFill>
+                  <pic:spPr>
+                    <a:xfrm>
+                      <a:off x="0" y="0"/>
+                      <a:ext cx="5760085" cy="3658235"/>
+                    </a:xfrm>
+                    <a:prstGeom prst="rect">
+                      <a:avLst/>
+                    </a:prstGeom>
+                  </pic:spPr>
+                </pic:pic>
+              </a:graphicData>
+            </a:graphic>
+          </wp:inline>
+        </w:drawing>
+      </w:r>
+    </w:p>
+    <w:p>
+      <w:pPr>
+        <w:rPr>
+          <w:color w:val="7F7F7F" w:themeColor="text1" w:themeTint="80"/>
+          <w:lang w:val="en-US"/>
+        </w:rPr>
+      </w:pPr>
+      <w:r>
+        <w:rPr>
+          <w:color w:val="7F7F7F" w:themeColor="text1" w:themeTint="80"/>
+          <w:lang w:val="en-US"/>
+        </w:rPr>
+        <w:t>Figure 30: CWT scalogram on 10s window of clean ECG</w:t>
+      </w:r>
+    </w:p>
+    <w:p>
+      <w:pPr>
+        <w:rPr>
+          <w:b/>
+          <w:bCs/>
+          <w:lang w:val="en-US"/>
+        </w:rPr>
+      </w:pPr>
+    </w:p>
+    <w:p>
+      <w:pPr>
+        <w:rPr>
+          <w:b/>
+          <w:bCs/>
+          <w:lang w:val="en-US"/>
+        </w:rPr>
+      </w:pPr>
+      <w:r>
+        <w:rPr>
+          <w:b/>
+          <w:bCs/>
+          <w:lang w:val="en-US"/>
+        </w:rPr>
+        <w:lastRenderedPageBreak/>
+        <w:drawing>
+          <wp:inline distT="0" distB="0" distL="0" distR="0" wp14:anchorId="6AEAC619" wp14:editId="185D271C">
+            <wp:extent cx="5760085" cy="3623310"/>
+            <wp:effectExtent l="0" t="0" r="0" b="0"/>
+            <wp:docPr id="2055403152" name="Picture 1" descr="A screenshot of a graph&#10;&#10;AI-generated content may be incorrect."/>
+            <wp:cNvGraphicFramePr>
+              <a:graphicFrameLocks xmlns:a="http://schemas.openxmlformats.org/drawingml/2006/main" noChangeAspect="1"/>
+            </wp:cNvGraphicFramePr>
+            <a:graphic xmlns:a="http://schemas.openxmlformats.org/drawingml/2006/main">
+              <a:graphicData uri="http://schemas.openxmlformats.org/drawingml/2006/picture">
+                <pic:pic xmlns:pic="http://schemas.openxmlformats.org/drawingml/2006/picture">
+                  <pic:nvPicPr>
+                    <pic:cNvPr id="2055403152" name="Picture 1" descr="A screenshot of a graph&#10;&#10;AI-generated content may be incorrect."/>
+                    <pic:cNvPicPr/>
+                  </pic:nvPicPr>
+                  <pic:blipFill>
+                    <a:blip r:embed="rId39"/>
+                    <a:stretch>
+                      <a:fillRect/>
+                    </a:stretch>
+                  </pic:blipFill>
+                  <pic:spPr>
+                    <a:xfrm>
+                      <a:off x="0" y="0"/>
+                      <a:ext cx="5760085" cy="3623310"/>
+                    </a:xfrm>
+                    <a:prstGeom prst="rect">
+                      <a:avLst/>
+                    </a:prstGeom>
+                  </pic:spPr>
+                </pic:pic>
+              </a:graphicData>
+            </a:graphic>
+          </wp:inline>
+        </w:drawing>
+      </w:r>
+    </w:p>
+    <w:p>
+      <w:pPr>
+        <w:rPr>
+          <w:color w:val="7F7F7F" w:themeColor="text1" w:themeTint="80"/>
+          <w:lang w:val="en-US"/>
+        </w:rPr>
+      </w:pPr>
+      <w:r>
+        <w:rPr>
+          <w:color w:val="7F7F7F" w:themeColor="text1" w:themeTint="80"/>
+          <w:lang w:val="en-US"/>
+        </w:rPr>
+        <w:t>Figure 3</w:t>
+      </w:r>
+      <w:r>
+        <w:rPr>
+          <w:color w:val="7F7F7F" w:themeColor="text1" w:themeTint="80"/>
+          <w:lang w:val="en-US"/>
+        </w:rPr>
+        <w:t>1</w:t>
+      </w:r>
+      <w:r>
+        <w:rPr>
+          <w:color w:val="7F7F7F" w:themeColor="text1" w:themeTint="80"/>
+          <w:lang w:val="en-US"/>
+        </w:rPr>
+        <w:t>: CWT scalogram on 10s window of clean ECG</w:t>
+      </w:r>
+    </w:p>
+    <w:p>
+      <w:pPr>
+        <w:rPr>
+          <w:color w:val="7F7F7F" w:themeColor="text1" w:themeTint="80"/>
+          <w:lang w:val="en-US"/>
+        </w:rPr>
+      </w:pPr>
+    </w:p>
+    <w:p>
+      <w:pPr>
+        <w:rPr>
+          <w:color w:val="7F7F7F" w:themeColor="text1" w:themeTint="80"/>
+          <w:lang w:val="en-US"/>
+        </w:rPr>
+      </w:pPr>
+      <w:r>
+        <w:rPr>
+          <w:color w:val="7F7F7F" w:themeColor="text1" w:themeTint="80"/>
+          <w:lang w:val="en-US"/>
+        </w:rPr>
+        <w:drawing>
+          <wp:inline distT="0" distB="0" distL="0" distR="0" wp14:anchorId="2086DEB9" wp14:editId="6845461A">
+            <wp:extent cx="5760085" cy="3710305"/>
+            <wp:effectExtent l="0" t="0" r="0" b="4445"/>
+            <wp:docPr id="474860966" name="Picture 1" descr="A screenshot of a computer screen&#10;&#10;AI-generated content may be incorrect."/>
+            <wp:cNvGraphicFramePr>
+              <a:graphicFrameLocks xmlns:a="http://schemas.openxmlformats.org/drawingml/2006/main" noChangeAspect="1"/>
+            </wp:cNvGraphicFramePr>
+            <a:graphic xmlns:a="http://schemas.openxmlformats.org/drawingml/2006/main">
+              <a:graphicData uri="http://schemas.openxmlformats.org/drawingml/2006/picture">
+                <pic:pic xmlns:pic="http://schemas.openxmlformats.org/drawingml/2006/picture">
+                  <pic:nvPicPr>
+                    <pic:cNvPr id="474860966" name="Picture 1" descr="A screenshot of a computer screen&#10;&#10;AI-generated content may be incorrect."/>
+                    <pic:cNvPicPr/>
+                  </pic:nvPicPr>
+                  <pic:blipFill>
+                    <a:blip r:embed="rId40"/>
+                    <a:stretch>
+                      <a:fillRect/>
+                    </a:stretch>
+                  </pic:blipFill>
+                  <pic:spPr>
+                    <a:xfrm>
+                      <a:off x="0" y="0"/>
+                      <a:ext cx="5760085" cy="3710305"/>
+                    </a:xfrm>
+                    <a:prstGeom prst="rect">
+                      <a:avLst/>
+                    </a:prstGeom>
+                  </pic:spPr>
+                </pic:pic>
+              </a:graphicData>
+            </a:graphic>
+          </wp:inline>
+        </w:drawing>
+      </w:r>
+    </w:p>
+    <w:p>
+      <w:pPr>
+        <w:rPr>
+          <w:color w:val="7F7F7F" w:themeColor="text1" w:themeTint="80"/>
+          <w:lang w:val="en-US"/>
+        </w:rPr>
+      </w:pPr>
+      <w:r>
+        <w:rPr>
+          <w:color w:val="7F7F7F" w:themeColor="text1" w:themeTint="80"/>
+          <w:lang w:val="en-US"/>
+        </w:rPr>
+        <w:t>Figure 3</w:t>
+      </w:r>
+      <w:r>
+        <w:rPr>
+          <w:color w:val="7F7F7F" w:themeColor="text1" w:themeTint="80"/>
+          <w:lang w:val="en-US"/>
+        </w:rPr>
+        <w:t>2</w:t>
+      </w:r>
+      <w:r>
+        <w:rPr>
+          <w:color w:val="7F7F7F" w:themeColor="text1" w:themeTint="80"/>
+          <w:lang w:val="en-US"/>
+        </w:rPr>
+        <w:t xml:space="preserve">: CWT scalogram on 10s window of </w:t>
+      </w:r>
+      <w:r>
+        <w:rPr>
+          <w:color w:val="7F7F7F" w:themeColor="text1" w:themeTint="80"/>
+          <w:lang w:val="en-US"/>
+        </w:rPr>
+        <w:t>noisy</w:t>
+      </w:r>
+      <w:r>
+        <w:rPr>
+          <w:color w:val="7F7F7F" w:themeColor="text1" w:themeTint="80"/>
+          <w:lang w:val="en-US"/>
+        </w:rPr>
+        <w:t xml:space="preserve"> ECG</w:t>
+      </w:r>
+    </w:p>
+    <w:p>
+      <w:pPr>
+        <w:rPr>
+          <w:color w:val="7F7F7F" w:themeColor="text1" w:themeTint="80"/>
+          <w:lang w:val="en-US"/>
+        </w:rPr>
+      </w:pPr>
+    </w:p>
+    <w:p>
+      <w:pPr>
+        <w:rPr>
+          <w:color w:val="7F7F7F" w:themeColor="text1" w:themeTint="80"/>
+          <w:lang w:val="en-US"/>
+        </w:rPr>
+      </w:pPr>
+      <w:r>
+        <w:rPr>
+          <w:color w:val="7F7F7F" w:themeColor="text1" w:themeTint="80"/>
+          <w:lang w:val="en-US"/>
+        </w:rPr>
+        <w:lastRenderedPageBreak/>
+        <w:drawing>
+          <wp:inline distT="0" distB="0" distL="0" distR="0" wp14:anchorId="404BF301" wp14:editId="35D7B674">
+            <wp:extent cx="5760085" cy="3658235"/>
+            <wp:effectExtent l="0" t="0" r="0" b="0"/>
+            <wp:docPr id="1820592586" name="Picture 1" descr="A screenshot of a computer screen&#10;&#10;AI-generated content may be incorrect."/>
+            <wp:cNvGraphicFramePr>
+              <a:graphicFrameLocks xmlns:a="http://schemas.openxmlformats.org/drawingml/2006/main" noChangeAspect="1"/>
+            </wp:cNvGraphicFramePr>
+            <a:graphic xmlns:a="http://schemas.openxmlformats.org/drawingml/2006/main">
+              <a:graphicData uri="http://schemas.openxmlformats.org/drawingml/2006/picture">
+                <pic:pic xmlns:pic="http://schemas.openxmlformats.org/drawingml/2006/picture">
+                  <pic:nvPicPr>
+                    <pic:cNvPr id="1820592586" name="Picture 1" descr="A screenshot of a computer screen&#10;&#10;AI-generated content may be incorrect."/>
+                    <pic:cNvPicPr/>
+                  </pic:nvPicPr>
+                  <pic:blipFill>
+                    <a:blip r:embed="rId41"/>
+                    <a:stretch>
+                      <a:fillRect/>
+                    </a:stretch>
+                  </pic:blipFill>
+                  <pic:spPr>
+                    <a:xfrm>
+                      <a:off x="0" y="0"/>
+                      <a:ext cx="5760085" cy="3658235"/>
+                    </a:xfrm>
+                    <a:prstGeom prst="rect">
+                      <a:avLst/>
+                    </a:prstGeom>
+                  </pic:spPr>
+                </pic:pic>
+              </a:graphicData>
+            </a:graphic>
+          </wp:inline>
+        </w:drawing>
+      </w:r>
+    </w:p>
+    <w:p>
+      <w:pPr>
+        <w:rPr>
+          <w:color w:val="7F7F7F" w:themeColor="text1" w:themeTint="80"/>
+          <w:lang w:val="en-US"/>
+        </w:rPr>
+      </w:pPr>
+      <w:r>
+        <w:rPr>
+          <w:color w:val="7F7F7F" w:themeColor="text1" w:themeTint="80"/>
+          <w:lang w:val="en-US"/>
+        </w:rPr>
+        <w:t>Figure 3</w:t>
+      </w:r>
+      <w:r>
+        <w:rPr>
+          <w:color w:val="7F7F7F" w:themeColor="text1" w:themeTint="80"/>
+          <w:lang w:val="en-US"/>
+        </w:rPr>
+        <w:t>3</w:t>
+      </w:r>
+      <w:r>
+        <w:rPr>
+          <w:color w:val="7F7F7F" w:themeColor="text1" w:themeTint="80"/>
+          <w:lang w:val="en-US"/>
+        </w:rPr>
+        <w:t xml:space="preserve">: CWT scalogram on 10s window of </w:t>
+      </w:r>
+      <w:r>
+        <w:rPr>
+          <w:color w:val="7F7F7F" w:themeColor="text1" w:themeTint="80"/>
+          <w:lang w:val="en-US"/>
+        </w:rPr>
+        <w:t>noisy</w:t>
+      </w:r>
+      <w:r>
+        <w:rPr>
+          <w:color w:val="7F7F7F" w:themeColor="text1" w:themeTint="80"/>
+          <w:lang w:val="en-US"/>
+        </w:rPr>
+        <w:t xml:space="preserve"> ECG</w:t>
+      </w:r>
+    </w:p>
+    <w:p>
+      <w:pPr>
+        <w:rPr>
+          <w:color w:val="7F7F7F" w:themeColor="text1" w:themeTint="80"/>
+          <w:lang w:val="en-US"/>
+        </w:rPr>
+      </w:pPr>
+    </w:p>
+    <w:p>
+      <w:pPr>
+        <w:rPr>
+          <w:b/>
+          <w:bCs/>
+          <w:lang w:val="en-US"/>
+        </w:rPr>
+      </w:pPr>
+    </w:p>
+    <w:p>
+      <w:pPr>
+        <w:rPr>
+          <w:b/>
+          <w:bCs/>
+          <w:lang w:val="en-US"/>
+        </w:rPr>
+      </w:pPr>
+      <w:r>
+        <w:rPr>
+          <w:b/>
+          <w:bCs/>
+          <w:lang w:val="en-US"/>
+        </w:rPr>
+        <w:t>b. Compute the CWT of ten-second segment of two PPG signals. Plot the signals and the</w:t>
+      </w:r>
+    </w:p>
+    <w:p>
+      <w:pPr>
+        <w:rPr>
+          <w:b/>
+          <w:bCs/>
+          <w:lang w:val="en-US"/>
+        </w:rPr>
+      </w:pPr>
+      <w:r>
+        <w:rPr>
+          <w:b/>
+          <w:bCs/>
+          <w:lang w:val="en-US"/>
+        </w:rPr>
+        <w:t>CWT. Experiment with different mother wavelets.</w:t>
+      </w:r>
+    </w:p>
+    <w:p>
+      <w:pPr>
+        <w:rPr>
+          <w:b/>
+          <w:bCs/>
+          <w:lang w:val="en-US"/>
+        </w:rPr>
+      </w:pPr>
+    </w:p>
+    <w:p>
+      <w:pPr>
+        <w:rPr>
+          <w:b/>
+          <w:bCs/>
+          <w:lang w:val="en-US"/>
+        </w:rPr>
+      </w:pPr>
+      <w:r>
+        <w:rPr>
+          <w:b/>
+          <w:bCs/>
+          <w:lang w:val="en-US"/>
+        </w:rPr>
+        <w:drawing>
+          <wp:inline distT="0" distB="0" distL="0" distR="0" wp14:anchorId="1CBDD4AA" wp14:editId="5D4EF9A3">
+            <wp:extent cx="5760085" cy="3658235"/>
+            <wp:effectExtent l="0" t="0" r="0" b="0"/>
+            <wp:docPr id="1975759829" name="Picture 1" descr="A screenshot of a graph&#10;&#10;AI-generated content may be incorrect."/>
+            <wp:cNvGraphicFramePr>
+              <a:graphicFrameLocks xmlns:a="http://schemas.openxmlformats.org/drawingml/2006/main" noChangeAspect="1"/>
+            </wp:cNvGraphicFramePr>
+            <a:graphic xmlns:a="http://schemas.openxmlformats.org/drawingml/2006/main">
+              <a:graphicData uri="http://schemas.openxmlformats.org/drawingml/2006/picture">
+                <pic:pic xmlns:pic="http://schemas.openxmlformats.org/drawingml/2006/picture">
+                  <pic:nvPicPr>
+                    <pic:cNvPr id="1975759829" name="Picture 1" descr="A screenshot of a graph&#10;&#10;AI-generated content may be incorrect."/>
+                    <pic:cNvPicPr/>
+                  </pic:nvPicPr>
+                  <pic:blipFill>
+                    <a:blip r:embed="rId42"/>
+                    <a:stretch>
+                      <a:fillRect/>
+                    </a:stretch>
+                  </pic:blipFill>
+                  <pic:spPr>
+                    <a:xfrm>
+                      <a:off x="0" y="0"/>
+                      <a:ext cx="5760085" cy="3658235"/>
+                    </a:xfrm>
+                    <a:prstGeom prst="rect">
+                      <a:avLst/>
+                    </a:prstGeom>
+                  </pic:spPr>
+                </pic:pic>
+              </a:graphicData>
+            </a:graphic>
+          </wp:inline>
+        </w:drawing>
+      </w:r>
+    </w:p>
+    <w:p>
+      <w:pPr>
+        <w:rPr>
+          <w:color w:val="7F7F7F" w:themeColor="text1" w:themeTint="80"/>
+          <w:lang w:val="en-US"/>
+        </w:rPr>
+      </w:pPr>
+      <w:r>
+        <w:rPr>
+          <w:color w:val="7F7F7F" w:themeColor="text1" w:themeTint="80"/>
+          <w:lang w:val="en-US"/>
+        </w:rPr>
+        <w:t>Figure 3</w:t>
+      </w:r>
+      <w:r>
+        <w:rPr>
+          <w:color w:val="7F7F7F" w:themeColor="text1" w:themeTint="80"/>
+          <w:lang w:val="en-US"/>
+        </w:rPr>
+        <w:t>4</w:t>
+      </w:r>
+      <w:r>
+        <w:rPr>
+          <w:color w:val="7F7F7F" w:themeColor="text1" w:themeTint="80"/>
+          <w:lang w:val="en-US"/>
+        </w:rPr>
+        <w:t xml:space="preserve">: CWT scalogram on 10s window of </w:t>
+      </w:r>
+      <w:r>
+        <w:rPr>
+          <w:color w:val="7F7F7F" w:themeColor="text1" w:themeTint="80"/>
+          <w:lang w:val="en-US"/>
+        </w:rPr>
+        <w:t xml:space="preserve">in motion </w:t>
+      </w:r>
+      <w:proofErr w:type="spellStart"/>
+      <w:r>
+        <w:rPr>
+          <w:color w:val="7F7F7F" w:themeColor="text1" w:themeTint="80"/>
+          <w:lang w:val="en-US"/>
+        </w:rPr>
+        <w:t>BioPac</w:t>
+      </w:r>
+      <w:proofErr w:type="spellEnd"/>
+      <w:r>
+        <w:rPr>
+          <w:color w:val="7F7F7F" w:themeColor="text1" w:themeTint="80"/>
+          <w:lang w:val="en-US"/>
+        </w:rPr>
+        <w:t xml:space="preserve"> PPG</w:t>
+      </w:r>
+    </w:p>
+    <w:p>
+      <w:pPr>
+        <w:rPr>
+          <w:color w:val="7F7F7F" w:themeColor="text1" w:themeTint="80"/>
+          <w:lang w:val="en-US"/>
+        </w:rPr>
+      </w:pPr>
+      <w:r>
+        <w:rPr>
+          <w:color w:val="7F7F7F" w:themeColor="text1" w:themeTint="80"/>
+          <w:lang w:val="en-US"/>
+        </w:rPr>
+        <w:lastRenderedPageBreak/>
+        <w:drawing>
+          <wp:inline distT="0" distB="0" distL="0" distR="0" wp14:anchorId="5CBA8BFA" wp14:editId="2BF6B23C">
+            <wp:extent cx="5760085" cy="3658235"/>
+            <wp:effectExtent l="0" t="0" r="0" b="0"/>
+            <wp:docPr id="1453435045" name="Picture 1" descr="A screen shot of a purple curtain&#10;&#10;AI-generated content may be incorrect."/>
+            <wp:cNvGraphicFramePr>
+              <a:graphicFrameLocks xmlns:a="http://schemas.openxmlformats.org/drawingml/2006/main" noChangeAspect="1"/>
+            </wp:cNvGraphicFramePr>
+            <a:graphic xmlns:a="http://schemas.openxmlformats.org/drawingml/2006/main">
+              <a:graphicData uri="http://schemas.openxmlformats.org/drawingml/2006/picture">
+                <pic:pic xmlns:pic="http://schemas.openxmlformats.org/drawingml/2006/picture">
+                  <pic:nvPicPr>
+                    <pic:cNvPr id="1453435045" name="Picture 1" descr="A screen shot of a purple curtain&#10;&#10;AI-generated content may be incorrect."/>
+                    <pic:cNvPicPr/>
+                  </pic:nvPicPr>
+                  <pic:blipFill>
+                    <a:blip r:embed="rId43"/>
+                    <a:stretch>
+                      <a:fillRect/>
+                    </a:stretch>
+                  </pic:blipFill>
+                  <pic:spPr>
+                    <a:xfrm>
+                      <a:off x="0" y="0"/>
+                      <a:ext cx="5760085" cy="3658235"/>
+                    </a:xfrm>
+                    <a:prstGeom prst="rect">
+                      <a:avLst/>
+                    </a:prstGeom>
+                  </pic:spPr>
+                </pic:pic>
+              </a:graphicData>
+            </a:graphic>
+          </wp:inline>
+        </w:drawing>
+      </w:r>
+    </w:p>
+    <w:p>
+      <w:pPr>
+        <w:rPr>
+          <w:color w:val="7F7F7F" w:themeColor="text1" w:themeTint="80"/>
+          <w:lang w:val="en-US"/>
+        </w:rPr>
+      </w:pPr>
+      <w:r>
+        <w:rPr>
+          <w:color w:val="7F7F7F" w:themeColor="text1" w:themeTint="80"/>
+          <w:lang w:val="en-US"/>
+        </w:rPr>
+        <w:t>Figure 3</w:t>
+      </w:r>
+      <w:r>
+        <w:rPr>
+          <w:color w:val="7F7F7F" w:themeColor="text1" w:themeTint="80"/>
+          <w:lang w:val="en-US"/>
+        </w:rPr>
+        <w:t>4</w:t>
+      </w:r>
+      <w:r>
+        <w:rPr>
+          <w:color w:val="7F7F7F" w:themeColor="text1" w:themeTint="80"/>
+          <w:lang w:val="en-US"/>
+        </w:rPr>
+        <w:t xml:space="preserve">: CWT scalogram on 10s window of </w:t>
+      </w:r>
+      <w:r>
+        <w:rPr>
+          <w:color w:val="7F7F7F" w:themeColor="text1" w:themeTint="80"/>
+          <w:lang w:val="en-US"/>
+        </w:rPr>
+        <w:t xml:space="preserve">in motion </w:t>
+      </w:r>
+      <w:r>
+        <w:rPr>
+          <w:color w:val="7F7F7F" w:themeColor="text1" w:themeTint="80"/>
+          <w:lang w:val="en-US"/>
+        </w:rPr>
+        <w:t>Watch</w:t>
+      </w:r>
+      <w:r>
+        <w:rPr>
+          <w:color w:val="7F7F7F" w:themeColor="text1" w:themeTint="80"/>
+          <w:lang w:val="en-US"/>
+        </w:rPr>
+        <w:t xml:space="preserve"> PPG</w:t>
+      </w:r>
+    </w:p>
+    <w:p>
+      <w:pPr>
+        <w:rPr>
+          <w:color w:val="7F7F7F" w:themeColor="text1" w:themeTint="80"/>
+          <w:lang w:val="en-US"/>
+        </w:rPr>
+      </w:pPr>
+    </w:p>
+    <w:p>
+      <w:pPr>
+        <w:rPr>
+          <w:b/>
+          <w:bCs/>
+          <w:lang w:val="en-US"/>
+        </w:rPr>
+      </w:pPr>
+      <w:r>
+        <w:rPr>
+          <w:b/>
+          <w:bCs/>
+          <w:lang w:val="en-US"/>
+        </w:rPr>
+        <w:t>Discuss, in one paragraph (max. 150 words), the CWT computed from the ECG and PPG</w:t>
+      </w:r>
+    </w:p>
+    <w:p>
+      <w:pPr>
+        <w:rPr>
+          <w:b/>
+          <w:bCs/>
+          <w:lang w:val="en-US"/>
+        </w:rPr>
+      </w:pPr>
+      <w:r>
+        <w:rPr>
+          <w:b/>
+          <w:bCs/>
+          <w:lang w:val="en-US"/>
+        </w:rPr>
+        <w:t xml:space="preserve">signals. What can you observe on them? What might you conclude? What changes do </w:t>
+      </w:r>
+      <w:proofErr w:type="gramStart"/>
+      <w:r>
+        <w:rPr>
+          <w:b/>
+          <w:bCs/>
+          <w:lang w:val="en-US"/>
+        </w:rPr>
+        <w:t>you</w:t>
+      </w:r>
+      <w:proofErr w:type="gramEnd"/>
+    </w:p>
+    <w:p>
+      <w:pPr>
+        <w:rPr>
+          <w:b/>
+          <w:bCs/>
+          <w:lang w:val="en-US"/>
+        </w:rPr>
+      </w:pPr>
+      <w:r>
+        <w:rPr>
+          <w:b/>
+          <w:bCs/>
+          <w:lang w:val="en-US"/>
+        </w:rPr>
+        <w:t>observe when changing the mother wavelet?</w:t>
+      </w:r>
+    </w:p>
+    <w:p>
+      <w:pPr>
+        <w:rPr>
+          <w:b/>
+          <w:bCs/>
+          <w:lang w:val="en-US"/>
+        </w:rPr>
+      </w:pPr>
+    </w:p>
+    <w:p>
+      <w:pPr>
+        <w:rPr>
+          <w:b/>
+          <w:bCs/>
+          <w:color w:val="C00000"/>
+          <w:lang w:val="en-US"/>
+        </w:rPr>
+      </w:pPr>
+      <w:r>
+        <w:rPr>
+          <w:b/>
+          <w:bCs/>
+          <w:color w:val="C00000"/>
+          <w:lang w:val="en-US"/>
+        </w:rPr>
+        <w:t>TODO</w:t>
+      </w:r>
+    </w:p>
+    <w:p>
+      <w:pPr>
+        <w:rPr>
+          <w:b/>
+          <w:bCs/>
+          <w:color w:val="C00000"/>
+          <w:lang w:val="en-US"/>
+        </w:rPr>
+      </w:pPr>
+    </w:p>
+    <w:p>
+      <w:pPr>
+        <w:rPr>
+          <w:b/>
+          <w:bCs/>
+          <w:color w:val="auto"/>
+          <w:lang w:val="en-US"/>
+        </w:rPr>
+      </w:pPr>
+      <w:r>
+        <w:rPr>
+          <w:b/>
+          <w:bCs/>
+          <w:color w:val="auto"/>
+          <w:lang w:val="en-US"/>
+        </w:rPr>
+        <w:t>Q8. (0.5 points)</w:t>
+      </w:r>
+    </w:p>
+    <w:p>
+      <w:pPr>
+        <w:rPr>
+          <w:b/>
+          <w:bCs/>
+          <w:color w:val="auto"/>
+          <w:lang w:val="en-US"/>
+        </w:rPr>
+      </w:pPr>
+    </w:p>
+    <w:p>
+      <w:pPr>
+        <w:rPr>
+          <w:b/>
+          <w:bCs/>
+          <w:color w:val="auto"/>
+          <w:lang w:val="en-US"/>
+        </w:rPr>
+      </w:pPr>
+      <w:r>
+        <w:rPr>
+          <w:b/>
+          <w:bCs/>
+          <w:color w:val="auto"/>
+          <w:lang w:val="en-US"/>
+        </w:rPr>
+        <w:t>a</w:t>
+      </w:r>
+      <w:proofErr w:type="gramStart"/>
+      <w:r>
+        <w:rPr>
+          <w:b/>
+          <w:bCs/>
+          <w:color w:val="auto"/>
+          <w:lang w:val="en-US"/>
+        </w:rPr>
+        <w:t xml:space="preserve">. </w:t>
+      </w:r>
+      <w:r>
+        <w:rPr>
+          <w:b/>
+          <w:bCs/>
+          <w:color w:val="auto"/>
+          <w:lang w:val="en-US"/>
+        </w:rPr>
+        <w:t xml:space="preserve"> </w:t>
+      </w:r>
+      <w:r>
+        <w:rPr>
+          <w:b/>
+          <w:bCs/>
+          <w:color w:val="auto"/>
+          <w:lang w:val="en-US"/>
+        </w:rPr>
+        <w:tab/>
+      </w:r>
+      <w:proofErr w:type="gramEnd"/>
+      <w:r>
+        <w:rPr>
+          <w:b/>
+          <w:bCs/>
+          <w:color w:val="auto"/>
+          <w:lang w:val="en-US"/>
+        </w:rPr>
+        <w:t>Compute the discrete wavelet transform (DWT) of a ten-second segment of two ECG</w:t>
+      </w:r>
+    </w:p>
+    <w:p>
+      <w:pPr>
+        <w:rPr>
+          <w:b/>
+          <w:bCs/>
+          <w:color w:val="auto"/>
+          <w:lang w:val="en-US"/>
+        </w:rPr>
+      </w:pPr>
+      <w:r>
+        <w:rPr>
+          <w:b/>
+          <w:bCs/>
+          <w:color w:val="auto"/>
+          <w:lang w:val="en-US"/>
+        </w:rPr>
+        <w:t xml:space="preserve">signals, one with noise and the other without. Plot the signals and the </w:t>
+      </w:r>
+      <w:proofErr w:type="gramStart"/>
+      <w:r>
+        <w:rPr>
+          <w:b/>
+          <w:bCs/>
+          <w:color w:val="auto"/>
+          <w:lang w:val="en-US"/>
+        </w:rPr>
+        <w:t>detail</w:t>
+      </w:r>
+      <w:proofErr w:type="gramEnd"/>
+      <w:r>
+        <w:rPr>
+          <w:b/>
+          <w:bCs/>
+          <w:color w:val="auto"/>
+          <w:lang w:val="en-US"/>
+        </w:rPr>
+        <w:t xml:space="preserve"> and</w:t>
+      </w:r>
+    </w:p>
+    <w:p>
+      <w:pPr>
+        <w:rPr>
+          <w:b/>
+          <w:bCs/>
+          <w:color w:val="auto"/>
+          <w:lang w:val="en-US"/>
+        </w:rPr>
+      </w:pPr>
+      <w:r>
+        <w:rPr>
+          <w:b/>
+          <w:bCs/>
+          <w:color w:val="auto"/>
+          <w:lang w:val="en-US"/>
+        </w:rPr>
+        <w:t>approximation coefficients. Experiment with different levels of decomposition and</w:t>
+      </w:r>
+    </w:p>
+    <w:p>
+      <w:pPr>
+        <w:rPr>
+          <w:b/>
+          <w:bCs/>
+          <w:color w:val="auto"/>
+          <w:lang w:val="en-US"/>
+        </w:rPr>
+      </w:pPr>
+      <w:r>
+        <w:rPr>
+          <w:b/>
+          <w:bCs/>
+          <w:color w:val="auto"/>
+          <w:lang w:val="en-US"/>
+        </w:rPr>
+        <w:t>mother wavelets.</w:t>
+      </w:r>
+    </w:p>
+    <w:p>
+      <w:pPr>
+        <w:rPr>
+          <w:b/>
+          <w:bCs/>
+          <w:color w:val="auto"/>
+          <w:lang w:val="en-US"/>
+        </w:rPr>
+      </w:pPr>
+      <w:r>
+        <w:rPr>
+          <w:b/>
+          <w:bCs/>
+          <w:color w:val="auto"/>
+          <w:lang w:val="en-US"/>
+        </w:rPr>
+        <w:lastRenderedPageBreak/>
+        <w:drawing>
+          <wp:inline distT="0" distB="0" distL="0" distR="0" wp14:anchorId="2D13A343" wp14:editId="19F63B0E">
+            <wp:extent cx="5760085" cy="3432810"/>
+            <wp:effectExtent l="0" t="0" r="0" b="0"/>
+            <wp:docPr id="1850266524" name="Picture 1" descr="A screenshot of a computer screen&#10;&#10;AI-generated content may be incorrect."/>
+            <wp:cNvGraphicFramePr>
+              <a:graphicFrameLocks xmlns:a="http://schemas.openxmlformats.org/drawingml/2006/main" noChangeAspect="1"/>
+            </wp:cNvGraphicFramePr>
+            <a:graphic xmlns:a="http://schemas.openxmlformats.org/drawingml/2006/main">
+              <a:graphicData uri="http://schemas.openxmlformats.org/drawingml/2006/picture">
+                <pic:pic xmlns:pic="http://schemas.openxmlformats.org/drawingml/2006/picture">
+                  <pic:nvPicPr>
+                    <pic:cNvPr id="1850266524" name="Picture 1" descr="A screenshot of a computer screen&#10;&#10;AI-generated content may be incorrect."/>
+                    <pic:cNvPicPr/>
+                  </pic:nvPicPr>
+                  <pic:blipFill>
+                    <a:blip r:embed="rId44"/>
+                    <a:stretch>
+                      <a:fillRect/>
+                    </a:stretch>
+                  </pic:blipFill>
+                  <pic:spPr>
+                    <a:xfrm>
+                      <a:off x="0" y="0"/>
+                      <a:ext cx="5760085" cy="3432810"/>
+                    </a:xfrm>
+                    <a:prstGeom prst="rect">
+                      <a:avLst/>
+                    </a:prstGeom>
+                  </pic:spPr>
+                </pic:pic>
+              </a:graphicData>
+            </a:graphic>
+          </wp:inline>
+        </w:drawing>
+      </w:r>
+    </w:p>
+    <w:p>
+      <w:pPr>
+        <w:rPr>
+          <w:color w:val="7F7F7F" w:themeColor="text1" w:themeTint="80"/>
+          <w:lang w:val="en-US"/>
+        </w:rPr>
+      </w:pPr>
+      <w:r>
+        <w:rPr>
+          <w:color w:val="7F7F7F" w:themeColor="text1" w:themeTint="80"/>
+          <w:lang w:val="en-US"/>
+        </w:rPr>
+        <w:t xml:space="preserve">Figure 34: original signal, approximation coefficients, and detail coefficients on clean ECG from </w:t>
+      </w:r>
+      <w:proofErr w:type="spellStart"/>
+      <w:r>
+        <w:rPr>
+          <w:color w:val="7F7F7F" w:themeColor="text1" w:themeTint="80"/>
+          <w:lang w:val="en-US"/>
+        </w:rPr>
+        <w:t>BioPac</w:t>
+      </w:r>
+      <w:proofErr w:type="spellEnd"/>
+      <w:r>
+        <w:rPr>
+          <w:color w:val="7F7F7F" w:themeColor="text1" w:themeTint="80"/>
+          <w:lang w:val="en-US"/>
+        </w:rPr>
+        <w:t xml:space="preserve"> device</w:t>
+      </w:r>
+    </w:p>
+    <w:p>
+      <w:pPr>
+        <w:rPr>
+          <w:color w:val="7F7F7F" w:themeColor="text1" w:themeTint="80"/>
+          <w:lang w:val="en-US"/>
+        </w:rPr>
+      </w:pPr>
+    </w:p>
+    <w:p>
+      <w:pPr>
+        <w:rPr>
+          <w:color w:val="7F7F7F" w:themeColor="text1" w:themeTint="80"/>
+          <w:lang w:val="en-US"/>
+        </w:rPr>
+      </w:pPr>
+      <w:r>
+        <w:rPr>
+          <w:color w:val="7F7F7F" w:themeColor="text1" w:themeTint="80"/>
+          <w:lang w:val="en-US"/>
+        </w:rPr>
+        <w:drawing>
+          <wp:inline distT="0" distB="0" distL="0" distR="0" wp14:anchorId="6D721D97" wp14:editId="3820DB5A">
+            <wp:extent cx="5760085" cy="3435985"/>
+            <wp:effectExtent l="0" t="0" r="0" b="0"/>
+            <wp:docPr id="1711234940" name="Picture 1" descr="A screenshot of a computer screen&#10;&#10;AI-generated content may be incorrect."/>
+            <wp:cNvGraphicFramePr>
+              <a:graphicFrameLocks xmlns:a="http://schemas.openxmlformats.org/drawingml/2006/main" noChangeAspect="1"/>
+            </wp:cNvGraphicFramePr>
+            <a:graphic xmlns:a="http://schemas.openxmlformats.org/drawingml/2006/main">
+              <a:graphicData uri="http://schemas.openxmlformats.org/drawingml/2006/picture">
+                <pic:pic xmlns:pic="http://schemas.openxmlformats.org/drawingml/2006/picture">
+                  <pic:nvPicPr>
+                    <pic:cNvPr id="1711234940" name="Picture 1" descr="A screenshot of a computer screen&#10;&#10;AI-generated content may be incorrect."/>
+                    <pic:cNvPicPr/>
+                  </pic:nvPicPr>
+                  <pic:blipFill>
+                    <a:blip r:embed="rId45"/>
+                    <a:stretch>
+                      <a:fillRect/>
+                    </a:stretch>
+                  </pic:blipFill>
+                  <pic:spPr>
+                    <a:xfrm>
+                      <a:off x="0" y="0"/>
+                      <a:ext cx="5760085" cy="3435985"/>
+                    </a:xfrm>
+                    <a:prstGeom prst="rect">
+                      <a:avLst/>
+                    </a:prstGeom>
+                  </pic:spPr>
+                </pic:pic>
+              </a:graphicData>
+            </a:graphic>
+          </wp:inline>
+        </w:drawing>
+      </w:r>
+    </w:p>
+    <w:p>
+      <w:pPr>
+        <w:rPr>
+          <w:color w:val="7F7F7F" w:themeColor="text1" w:themeTint="80"/>
+          <w:lang w:val="en-US"/>
+        </w:rPr>
+      </w:pPr>
+      <w:r>
+        <w:rPr>
+          <w:color w:val="7F7F7F" w:themeColor="text1" w:themeTint="80"/>
+          <w:lang w:val="en-US"/>
+        </w:rPr>
+        <w:t xml:space="preserve">Figure 34: original signal, approximation coefficients, and detail coefficients on </w:t>
+      </w:r>
+      <w:r>
+        <w:rPr>
+          <w:color w:val="7F7F7F" w:themeColor="text1" w:themeTint="80"/>
+          <w:lang w:val="en-US"/>
+        </w:rPr>
+        <w:t>noisy</w:t>
+      </w:r>
+      <w:r>
+        <w:rPr>
+          <w:color w:val="7F7F7F" w:themeColor="text1" w:themeTint="80"/>
+          <w:lang w:val="en-US"/>
+        </w:rPr>
+        <w:t xml:space="preserve"> ECG from </w:t>
+      </w:r>
+      <w:proofErr w:type="spellStart"/>
+      <w:r>
+        <w:rPr>
+          <w:color w:val="7F7F7F" w:themeColor="text1" w:themeTint="80"/>
+          <w:lang w:val="en-US"/>
+        </w:rPr>
+        <w:t>BioPac</w:t>
+      </w:r>
+      <w:proofErr w:type="spellEnd"/>
+      <w:r>
+        <w:rPr>
+          <w:color w:val="7F7F7F" w:themeColor="text1" w:themeTint="80"/>
+          <w:lang w:val="en-US"/>
+        </w:rPr>
+        <w:t xml:space="preserve"> device</w:t>
+      </w:r>
+    </w:p>
+    <w:p>
+      <w:pPr>
+        <w:rPr>
+          <w:color w:val="7F7F7F" w:themeColor="text1" w:themeTint="80"/>
+          <w:lang w:val="en-US"/>
+        </w:rPr>
+      </w:pPr>
+    </w:p>
+    <w:p>
+      <w:pPr>
+        <w:rPr>
+          <w:b/>
+          <w:bCs/>
+          <w:color w:val="auto"/>
+          <w:lang w:val="en-US"/>
+        </w:rPr>
+      </w:pPr>
+      <w:r>
+        <w:rPr>
+          <w:b/>
+          <w:bCs/>
+          <w:color w:val="auto"/>
+          <w:lang w:val="en-US"/>
+        </w:rPr>
+        <w:t>b</w:t>
+      </w:r>
+      <w:proofErr w:type="gramStart"/>
+      <w:r>
+        <w:rPr>
+          <w:b/>
+          <w:bCs/>
+          <w:color w:val="auto"/>
+          <w:lang w:val="en-US"/>
+        </w:rPr>
+        <w:t xml:space="preserve">. </w:t>
+      </w:r>
+      <w:r>
+        <w:rPr>
+          <w:b/>
+          <w:bCs/>
+          <w:color w:val="auto"/>
+          <w:lang w:val="en-US"/>
+        </w:rPr>
+        <w:t xml:space="preserve"> </w:t>
+      </w:r>
+      <w:r>
+        <w:rPr>
+          <w:b/>
+          <w:bCs/>
+          <w:color w:val="auto"/>
+          <w:lang w:val="en-US"/>
+        </w:rPr>
+        <w:tab/>
+      </w:r>
+      <w:proofErr w:type="gramEnd"/>
+      <w:r>
+        <w:rPr>
+          <w:b/>
+          <w:bCs/>
+          <w:color w:val="auto"/>
+          <w:lang w:val="en-US"/>
+        </w:rPr>
+        <w:t>Compute the DWT of a ten-second segment of two PPG signals. Plot the signals and the</w:t>
+      </w:r>
+    </w:p>
+    <w:p>
+      <w:pPr>
+        <w:rPr>
+          <w:b/>
+          <w:bCs/>
+          <w:color w:val="auto"/>
+          <w:lang w:val="en-US"/>
+        </w:rPr>
+      </w:pPr>
+      <w:r>
+        <w:rPr>
+          <w:b/>
+          <w:bCs/>
+          <w:color w:val="auto"/>
+          <w:lang w:val="en-US"/>
+        </w:rPr>
+        <w:t>detail and approximation coefficients. Experiment with different levels of decomposition</w:t>
+      </w:r>
+    </w:p>
+    <w:p>
+      <w:pPr>
+        <w:rPr>
+          <w:b/>
+          <w:bCs/>
+          <w:color w:val="auto"/>
+          <w:lang w:val="en-US"/>
+        </w:rPr>
+      </w:pPr>
+      <w:r>
+        <w:rPr>
+          <w:b/>
+          <w:bCs/>
+          <w:color w:val="auto"/>
+          <w:lang w:val="en-US"/>
+        </w:rPr>
+        <w:t>and mother wavelets.</w:t>
+      </w:r>
+    </w:p>
+    <w:p>
+      <w:pPr>
+        <w:rPr>
+          <w:b/>
+          <w:bCs/>
+          <w:color w:val="auto"/>
+          <w:lang w:val="en-US"/>
+        </w:rPr>
+      </w:pPr>
+      <w:r>
+        <w:rPr>
+          <w:b/>
+          <w:bCs/>
+          <w:color w:val="auto"/>
+          <w:lang w:val="en-US"/>
+        </w:rPr>
+        <w:lastRenderedPageBreak/>
+        <w:drawing>
+          <wp:inline distT="0" distB="0" distL="0" distR="0" wp14:anchorId="6611DF6D" wp14:editId="30D232DE">
+            <wp:extent cx="5760085" cy="3435985"/>
+            <wp:effectExtent l="0" t="0" r="0" b="0"/>
+            <wp:docPr id="582248672" name="Picture 1" descr="A screenshot of a computer screen&#10;&#10;AI-generated content may be incorrect."/>
+            <wp:cNvGraphicFramePr>
+              <a:graphicFrameLocks xmlns:a="http://schemas.openxmlformats.org/drawingml/2006/main" noChangeAspect="1"/>
+            </wp:cNvGraphicFramePr>
+            <a:graphic xmlns:a="http://schemas.openxmlformats.org/drawingml/2006/main">
+              <a:graphicData uri="http://schemas.openxmlformats.org/drawingml/2006/picture">
+                <pic:pic xmlns:pic="http://schemas.openxmlformats.org/drawingml/2006/picture">
+                  <pic:nvPicPr>
+                    <pic:cNvPr id="582248672" name="Picture 1" descr="A screenshot of a computer screen&#10;&#10;AI-generated content may be incorrect."/>
+                    <pic:cNvPicPr/>
+                  </pic:nvPicPr>
+                  <pic:blipFill>
+                    <a:blip r:embed="rId46"/>
+                    <a:stretch>
+                      <a:fillRect/>
+                    </a:stretch>
+                  </pic:blipFill>
+                  <pic:spPr>
+                    <a:xfrm>
+                      <a:off x="0" y="0"/>
+                      <a:ext cx="5760085" cy="3435985"/>
+                    </a:xfrm>
+                    <a:prstGeom prst="rect">
+                      <a:avLst/>
+                    </a:prstGeom>
+                  </pic:spPr>
+                </pic:pic>
+              </a:graphicData>
+            </a:graphic>
+          </wp:inline>
+        </w:drawing>
+      </w:r>
+    </w:p>
+    <w:p>
+      <w:pPr>
+        <w:rPr>
+          <w:color w:val="7F7F7F" w:themeColor="text1" w:themeTint="80"/>
+          <w:lang w:val="en-US"/>
+        </w:rPr>
+      </w:pPr>
+      <w:r>
+        <w:rPr>
+          <w:color w:val="7F7F7F" w:themeColor="text1" w:themeTint="80"/>
+          <w:lang w:val="en-US"/>
+        </w:rPr>
+        <w:t xml:space="preserve">Figure 34: original signal, approximation coefficients, and detail coefficients on </w:t>
+      </w:r>
+      <w:r>
+        <w:rPr>
+          <w:color w:val="7F7F7F" w:themeColor="text1" w:themeTint="80"/>
+          <w:lang w:val="en-US"/>
+        </w:rPr>
+        <w:t xml:space="preserve">clean PPG </w:t>
+      </w:r>
+      <w:r>
+        <w:rPr>
+          <w:color w:val="7F7F7F" w:themeColor="text1" w:themeTint="80"/>
+          <w:lang w:val="en-US"/>
+        </w:rPr>
+        <w:t xml:space="preserve">from </w:t>
+      </w:r>
+      <w:r>
+        <w:rPr>
+          <w:color w:val="7F7F7F" w:themeColor="text1" w:themeTint="80"/>
+          <w:lang w:val="en-US"/>
+        </w:rPr>
+        <w:t>smartwatch</w:t>
+      </w:r>
+      <w:r>
+        <w:rPr>
+          <w:color w:val="7F7F7F" w:themeColor="text1" w:themeTint="80"/>
+          <w:lang w:val="en-US"/>
+        </w:rPr>
+        <w:t xml:space="preserve"> device</w:t>
+      </w:r>
+    </w:p>
+    <w:p>
+      <w:pPr>
+        <w:rPr>
+          <w:b/>
+          <w:bCs/>
+          <w:color w:val="auto"/>
+          <w:lang w:val="en-US"/>
+        </w:rPr>
+      </w:pPr>
+    </w:p>
+    <w:p>
+      <w:pPr>
+        <w:rPr>
+          <w:b/>
+          <w:bCs/>
+          <w:color w:val="C00000"/>
+          <w:lang w:val="en-US"/>
+        </w:rPr>
+      </w:pPr>
+      <w:r>
+        <w:rPr>
+          <w:b/>
+          <w:bCs/>
+          <w:color w:val="C00000"/>
+          <w:lang w:val="en-US"/>
+        </w:rPr>
+        <w:t>TODO graphs of 2</w:t>
+      </w:r>
+      <w:r>
+        <w:rPr>
+          <w:b/>
+          <w:bCs/>
+          <w:color w:val="C00000"/>
+          <w:vertAlign w:val="superscript"/>
+          <w:lang w:val="en-US"/>
+        </w:rPr>
+        <w:t>nd</w:t>
+      </w:r>
+      <w:r>
+        <w:rPr>
+          <w:b/>
+          <w:bCs/>
+          <w:color w:val="C00000"/>
+          <w:lang w:val="en-US"/>
+        </w:rPr>
+        <w:t xml:space="preserve"> PPG</w:t>
+      </w:r>
+    </w:p>
+    <w:p>
+      <w:pPr>
+        <w:rPr>
+          <w:b/>
+          <w:bCs/>
+          <w:color w:val="auto"/>
+          <w:lang w:val="en-US"/>
+        </w:rPr>
+      </w:pPr>
+    </w:p>
+    <w:p>
+      <w:pPr>
+        <w:rPr>
+          <w:b/>
+          <w:bCs/>
+          <w:color w:val="auto"/>
+          <w:lang w:val="en-US"/>
+        </w:rPr>
+      </w:pPr>
+      <w:r>
+        <w:rPr>
+          <w:b/>
+          <w:bCs/>
+          <w:color w:val="auto"/>
+          <w:lang w:val="en-US"/>
+        </w:rPr>
+        <w:t>Discuss, in one paragraph (max 150 words) the DWT computed from the ECG and PPG</w:t>
+      </w:r>
+    </w:p>
+    <w:p>
+      <w:pPr>
+        <w:rPr>
+          <w:b/>
+          <w:bCs/>
+          <w:color w:val="auto"/>
+          <w:lang w:val="en-US"/>
+        </w:rPr>
+      </w:pPr>
+      <w:r>
+        <w:rPr>
+          <w:b/>
+          <w:bCs/>
+          <w:color w:val="auto"/>
+          <w:lang w:val="en-US"/>
+        </w:rPr>
+        <w:t xml:space="preserve">signals. What can you observe on them? What might you conclude? What changes do </w:t>
+      </w:r>
+      <w:proofErr w:type="gramStart"/>
+      <w:r>
+        <w:rPr>
+          <w:b/>
+          <w:bCs/>
+          <w:color w:val="auto"/>
+          <w:lang w:val="en-US"/>
+        </w:rPr>
+        <w:t>you</w:t>
+      </w:r>
+      <w:proofErr w:type="gramEnd"/>
+    </w:p>
+    <w:p>
+      <w:pPr>
+        <w:rPr>
+          <w:b/>
+          <w:bCs/>
+          <w:color w:val="auto"/>
+          <w:lang w:val="en-US"/>
+        </w:rPr>
+      </w:pPr>
+      <w:r>
+        <w:rPr>
+          <w:b/>
+          <w:bCs/>
+          <w:color w:val="auto"/>
+          <w:lang w:val="en-US"/>
+        </w:rPr>
+        <w:t>observe when changing the levels of decomposition and mother wavelet?</w:t>
+      </w:r>
+    </w:p>
+    <w:p>
+      <w:pPr>
+        <w:rPr>
+          <w:b/>
+          <w:bCs/>
+          <w:lang w:val="en-US"/>
+        </w:rPr>
+      </w:pPr>
+    </w:p>
+    <w:p>
+      <w:pPr>
+        <w:rPr>
+          <w:b/>
+          <w:bCs/>
+          <w:color w:val="C00000"/>
+          <w:lang w:val="en-US"/>
+        </w:rPr>
+      </w:pPr>
+      <w:r>
+        <w:rPr>
+          <w:b/>
+          <w:bCs/>
+          <w:color w:val="C00000"/>
+          <w:lang w:val="en-US"/>
+        </w:rPr>
+        <w:t>TODO</w:t>
+      </w:r>
+    </w:p>
+    <w:p>
+      <w:pPr>
+        <w:rPr>
+          <w:b/>
+          <w:bCs/>
+          <w:lang w:val="en-US"/>
+        </w:rPr>
+      </w:pPr>
+    </w:p>
+    <w:p>
+      <w:pPr>
+        <w:rPr>
+          <w:b/>
+          <w:bCs/>
+          <w:lang w:val="en-US"/>
+        </w:rPr>
+      </w:pPr>
+    </w:p>
+    <w:p>
+      <w:pPr>
+        <w:rPr>
+          <w:b/>
+          <w:bCs/>
+          <w:lang w:val="en-US"/>
+        </w:rPr>
+      </w:pPr>
+      <w:r>
+        <w:rPr>
+          <w:b/>
+          <w:bCs/>
+          <w:lang w:val="en-US"/>
+        </w:rPr>
+        <w:t xml:space="preserve">Q9. </w:t>
+      </w:r>
+      <w:r>
+        <w:rPr>
+          <w:b/>
+          <w:bCs/>
+          <w:lang w:val="en-US"/>
+        </w:rPr>
+        <w:t xml:space="preserve"> </w:t>
+      </w:r>
+      <w:r>
+        <w:rPr>
+          <w:b/>
+          <w:bCs/>
+          <w:lang w:val="en-US"/>
+        </w:rPr>
+        <w:tab/>
+      </w:r>
+      <w:r>
+        <w:rPr>
+          <w:b/>
+          <w:bCs/>
+          <w:lang w:val="en-US"/>
+        </w:rPr>
+        <w:t>Applying DWT in ECG signal processing (0.5 point).</w:t>
+      </w:r>
+    </w:p>
+    <w:p>
+      <w:pPr>
+        <w:rPr>
+          <w:b/>
+          <w:bCs/>
+          <w:lang w:val="en-US"/>
+        </w:rPr>
+      </w:pPr>
+      <w:r>
+        <w:rPr>
+          <w:b/>
+          <w:bCs/>
+          <w:lang w:val="en-US"/>
+        </w:rPr>
+        <w:t>Baseline wander correction</w:t>
+      </w:r>
+    </w:p>
+    <w:p>
+      <w:pPr>
+        <w:rPr>
+          <w:b/>
+          <w:bCs/>
+          <w:lang w:val="en-US"/>
+        </w:rPr>
+      </w:pPr>
+      <w:r>
+        <w:rPr>
+          <w:b/>
+          <w:bCs/>
+          <w:lang w:val="en-US"/>
+        </w:rPr>
+        <w:t>a</w:t>
+      </w:r>
+      <w:proofErr w:type="gramStart"/>
+      <w:r>
+        <w:rPr>
+          <w:b/>
+          <w:bCs/>
+          <w:lang w:val="en-US"/>
+        </w:rPr>
+        <w:t xml:space="preserve">. </w:t>
+      </w:r>
+      <w:r>
+        <w:rPr>
+          <w:b/>
+          <w:bCs/>
+          <w:lang w:val="en-US"/>
+        </w:rPr>
+        <w:tab/>
+      </w:r>
+      <w:r>
+        <w:rPr>
+          <w:b/>
+          <w:bCs/>
+          <w:lang w:val="en-US"/>
+        </w:rPr>
+        <w:t>Take</w:t>
+      </w:r>
+      <w:proofErr w:type="gramEnd"/>
+      <w:r>
+        <w:rPr>
+          <w:b/>
+          <w:bCs/>
+          <w:lang w:val="en-US"/>
+        </w:rPr>
+        <w:t xml:space="preserve"> a twenty-second segment of an ECG signal. Determine the maximum useful level</w:t>
+      </w:r>
+    </w:p>
+    <w:p>
+      <w:pPr>
+        <w:rPr>
+          <w:b/>
+          <w:bCs/>
+          <w:lang w:val="en-US"/>
+        </w:rPr>
+      </w:pPr>
+      <w:r>
+        <w:rPr>
+          <w:b/>
+          <w:bCs/>
+          <w:lang w:val="en-US"/>
+        </w:rPr>
+        <w:t>of decomposition for that signal. Bear this in mind for the following steps.</w:t>
+      </w:r>
+    </w:p>
+    <w:p>
+      <w:pPr>
+        <w:rPr>
+          <w:b/>
+          <w:bCs/>
+          <w:lang w:val="en-US"/>
+        </w:rPr>
+      </w:pPr>
+    </w:p>
+    <w:p>
+      <w:pPr>
+        <w:rPr>
+          <w:b/>
+          <w:bCs/>
+          <w:color w:val="C00000"/>
+          <w:lang w:val="en-US"/>
+        </w:rPr>
+      </w:pPr>
+      <w:r>
+        <w:rPr>
+          <w:b/>
+          <w:bCs/>
+          <w:color w:val="C00000"/>
+          <w:lang w:val="en-US"/>
+        </w:rPr>
+        <w:t>TODO</w:t>
+      </w:r>
+    </w:p>
+    <w:p>
+      <w:pPr>
+        <w:rPr>
+          <w:b/>
+          <w:bCs/>
+          <w:lang w:val="en-US"/>
+        </w:rPr>
+      </w:pPr>
+    </w:p>
+    <w:p>
+      <w:pPr>
+        <w:rPr>
+          <w:b/>
+          <w:bCs/>
+          <w:lang w:val="en-US"/>
+        </w:rPr>
+      </w:pPr>
+    </w:p>
+    <w:p>
+      <w:pPr>
+        <w:rPr>
+          <w:b/>
+          <w:bCs/>
+          <w:lang w:val="en-US"/>
+        </w:rPr>
+      </w:pPr>
+      <w:r>
+        <w:rPr>
+          <w:b/>
+          <w:bCs/>
+          <w:lang w:val="en-US"/>
+        </w:rPr>
+        <w:t>b</w:t>
+      </w:r>
+      <w:proofErr w:type="gramStart"/>
+      <w:r>
+        <w:rPr>
+          <w:b/>
+          <w:bCs/>
+          <w:lang w:val="en-US"/>
+        </w:rPr>
+        <w:t xml:space="preserve">. </w:t>
+      </w:r>
+      <w:r>
+        <w:rPr>
+          <w:b/>
+          <w:bCs/>
+          <w:lang w:val="en-US"/>
+        </w:rPr>
+        <w:tab/>
+      </w:r>
+      <w:r>
+        <w:rPr>
+          <w:b/>
+          <w:bCs/>
+          <w:lang w:val="en-US"/>
+        </w:rPr>
+        <w:t>Perform</w:t>
+      </w:r>
+      <w:proofErr w:type="gramEnd"/>
+      <w:r>
+        <w:rPr>
+          <w:b/>
+          <w:bCs/>
+          <w:lang w:val="en-US"/>
+        </w:rPr>
+        <w:t xml:space="preserve"> DWT decomposition. Plot the signal and decomposition coefficients.</w:t>
+      </w:r>
+    </w:p>
+    <w:p>
+      <w:pPr>
+        <w:rPr>
+          <w:b/>
+          <w:bCs/>
+          <w:lang w:val="en-US"/>
+        </w:rPr>
+      </w:pPr>
+      <w:r>
+        <w:rPr>
+          <w:b/>
+          <w:bCs/>
+          <w:lang w:val="en-US"/>
+        </w:rPr>
+        <w:t xml:space="preserve">22.05.2025 </w:t>
+      </w:r>
+    </w:p>
+    <w:p>
+      <w:pPr>
+        <w:rPr>
+          <w:b/>
+          <w:bCs/>
+          <w:lang w:val="en-US"/>
+        </w:rPr>
+      </w:pPr>
+    </w:p>
+    <w:p>
+      <w:pPr>
+        <w:rPr>
+          <w:b/>
+          <w:bCs/>
+          <w:color w:val="C00000"/>
+          <w:lang w:val="en-US"/>
+        </w:rPr>
+      </w:pPr>
+      <w:r>
+        <w:rPr>
+          <w:b/>
+          <w:bCs/>
+          <w:color w:val="C00000"/>
+          <w:lang w:val="en-US"/>
+        </w:rPr>
+        <w:t>TODO</w:t>
+      </w:r>
+    </w:p>
+    <w:p>
+      <w:pPr>
+        <w:rPr>
+          <w:b/>
+          <w:bCs/>
+          <w:lang w:val="en-US"/>
+        </w:rPr>
+      </w:pPr>
+    </w:p>
+    <w:p>
+      <w:pPr>
+        <w:rPr>
+          <w:b/>
+          <w:bCs/>
+          <w:lang w:val="en-US"/>
+        </w:rPr>
+      </w:pPr>
+    </w:p>
+    <w:p>
+      <w:pPr>
+        <w:rPr>
+          <w:b/>
+          <w:bCs/>
+          <w:lang w:val="en-US"/>
+        </w:rPr>
+      </w:pPr>
+      <w:r>
+        <w:rPr>
+          <w:b/>
+          <w:bCs/>
+          <w:lang w:val="en-US"/>
+        </w:rPr>
+        <w:t>c</w:t>
+      </w:r>
+      <w:proofErr w:type="gramStart"/>
+      <w:r>
+        <w:rPr>
+          <w:b/>
+          <w:bCs/>
+          <w:lang w:val="en-US"/>
+        </w:rPr>
+        <w:t xml:space="preserve">. </w:t>
+      </w:r>
+      <w:r>
+        <w:rPr>
+          <w:b/>
+          <w:bCs/>
+          <w:lang w:val="en-US"/>
+        </w:rPr>
+        <w:tab/>
+      </w:r>
+      <w:r>
+        <w:rPr>
+          <w:b/>
+          <w:bCs/>
+          <w:lang w:val="en-US"/>
+        </w:rPr>
+        <w:t>Store</w:t>
+      </w:r>
+      <w:proofErr w:type="gramEnd"/>
+      <w:r>
+        <w:rPr>
+          <w:b/>
+          <w:bCs/>
+          <w:lang w:val="en-US"/>
+        </w:rPr>
+        <w:t xml:space="preserve"> baseline approximation coefficients in a variable and make detail coefficients</w:t>
+      </w:r>
+    </w:p>
+    <w:p>
+      <w:pPr>
+        <w:rPr>
+          <w:b/>
+          <w:bCs/>
+          <w:lang w:val="en-US"/>
+        </w:rPr>
+      </w:pPr>
+      <w:r>
+        <w:rPr>
+          <w:b/>
+          <w:bCs/>
+          <w:lang w:val="en-US"/>
+        </w:rPr>
+        <w:t>equal to zero. Reconstruct the baseline. Plot the reconstructed baseline.</w:t>
+      </w:r>
+    </w:p>
+    <w:p>
+      <w:pPr>
+        <w:rPr>
+          <w:b/>
+          <w:bCs/>
+          <w:lang w:val="en-US"/>
+        </w:rPr>
+      </w:pPr>
+    </w:p>
+    <w:p>
+      <w:pPr>
+        <w:rPr>
+          <w:b/>
+          <w:bCs/>
+          <w:color w:val="C00000"/>
+          <w:lang w:val="en-US"/>
+        </w:rPr>
+      </w:pPr>
+      <w:r>
+        <w:rPr>
+          <w:b/>
+          <w:bCs/>
+          <w:color w:val="C00000"/>
+          <w:lang w:val="en-US"/>
+        </w:rPr>
+        <w:t>TODO</w:t>
+      </w:r>
+    </w:p>
+    <w:p>
+      <w:pPr>
+        <w:rPr>
+          <w:b/>
+          <w:bCs/>
+          <w:lang w:val="en-US"/>
+        </w:rPr>
+      </w:pPr>
+    </w:p>
+    <w:p>
+      <w:pPr>
+        <w:rPr>
+          <w:b/>
+          <w:bCs/>
+          <w:lang w:val="en-US"/>
+        </w:rPr>
+      </w:pPr>
+    </w:p>
+    <w:p>
+      <w:pPr>
+        <w:rPr>
+          <w:b/>
+          <w:bCs/>
+          <w:lang w:val="en-US"/>
+        </w:rPr>
+      </w:pPr>
+      <w:r>
+        <w:rPr>
+          <w:b/>
+          <w:bCs/>
+          <w:lang w:val="en-US"/>
+        </w:rPr>
+        <w:t>d</w:t>
+      </w:r>
+      <w:proofErr w:type="gramStart"/>
+      <w:r>
+        <w:rPr>
+          <w:b/>
+          <w:bCs/>
+          <w:lang w:val="en-US"/>
+        </w:rPr>
+        <w:t xml:space="preserve">. </w:t>
+      </w:r>
+      <w:r>
+        <w:rPr>
+          <w:b/>
+          <w:bCs/>
+          <w:lang w:val="en-US"/>
+        </w:rPr>
+        <w:tab/>
+      </w:r>
+      <w:r>
+        <w:rPr>
+          <w:b/>
+          <w:bCs/>
+          <w:lang w:val="en-US"/>
+        </w:rPr>
+        <w:t>Remove</w:t>
+      </w:r>
+      <w:proofErr w:type="gramEnd"/>
+      <w:r>
+        <w:rPr>
+          <w:b/>
+          <w:bCs/>
+          <w:lang w:val="en-US"/>
+        </w:rPr>
+        <w:t xml:space="preserve"> baseline wander by zeroing approximation coefficients and keeping detail</w:t>
+      </w:r>
+    </w:p>
+    <w:p>
+      <w:pPr>
+        <w:rPr>
+          <w:b/>
+          <w:bCs/>
+          <w:lang w:val="en-US"/>
+        </w:rPr>
+      </w:pPr>
+      <w:r>
+        <w:rPr>
+          <w:b/>
+          <w:bCs/>
+          <w:lang w:val="en-US"/>
+        </w:rPr>
+        <w:t>coefficients. Store those coefficients in a variable. Reconstruct the signal without the</w:t>
+      </w:r>
+    </w:p>
+    <w:p>
+      <w:pPr>
+        <w:rPr>
+          <w:b/>
+          <w:bCs/>
+          <w:lang w:val="en-US"/>
+        </w:rPr>
+      </w:pPr>
+      <w:r>
+        <w:rPr>
+          <w:b/>
+          <w:bCs/>
+          <w:lang w:val="en-US"/>
+        </w:rPr>
+        <w:t>baseline. Plot the original and reconstructed signal without baseline.</w:t>
+      </w:r>
+    </w:p>
+    <w:p>
+      <w:pPr>
+        <w:rPr>
+          <w:b/>
+          <w:bCs/>
+          <w:lang w:val="en-US"/>
+        </w:rPr>
+      </w:pPr>
+    </w:p>
+    <w:p>
+      <w:pPr>
+        <w:rPr>
+          <w:b/>
+          <w:bCs/>
+          <w:color w:val="C00000"/>
+          <w:lang w:val="en-US"/>
+        </w:rPr>
+      </w:pPr>
+      <w:r>
+        <w:rPr>
+          <w:b/>
+          <w:bCs/>
+          <w:color w:val="C00000"/>
+          <w:lang w:val="en-US"/>
+        </w:rPr>
+        <w:t>TODO</w:t>
+      </w:r>
+    </w:p>
+    <w:p>
+      <w:pPr>
+        <w:rPr>
+          <w:b/>
+          <w:bCs/>
+          <w:lang w:val="en-US"/>
+        </w:rPr>
+      </w:pPr>
+    </w:p>
+    <w:p>
+      <w:pPr>
+        <w:rPr>
+          <w:b/>
+          <w:bCs/>
+          <w:lang w:val="en-US"/>
+        </w:rPr>
+      </w:pPr>
+    </w:p>
+    <w:p>
+      <w:pPr>
+        <w:rPr>
+          <w:b/>
+          <w:bCs/>
+          <w:lang w:val="en-US"/>
+        </w:rPr>
+      </w:pPr>
+      <w:r>
+        <w:rPr>
+          <w:b/>
+          <w:bCs/>
+          <w:lang w:val="en-US"/>
+        </w:rPr>
+        <w:t>e</w:t>
+      </w:r>
+      <w:proofErr w:type="gramStart"/>
+      <w:r>
+        <w:rPr>
+          <w:b/>
+          <w:bCs/>
+          <w:lang w:val="en-US"/>
+        </w:rPr>
+        <w:t xml:space="preserve">. </w:t>
+      </w:r>
+      <w:r>
+        <w:rPr>
+          <w:b/>
+          <w:bCs/>
+          <w:lang w:val="en-US"/>
+        </w:rPr>
+        <w:tab/>
+      </w:r>
+      <w:r>
+        <w:rPr>
+          <w:b/>
+          <w:bCs/>
+          <w:lang w:val="en-US"/>
+        </w:rPr>
+        <w:t>Experiment</w:t>
+      </w:r>
+      <w:proofErr w:type="gramEnd"/>
+      <w:r>
+        <w:rPr>
+          <w:b/>
+          <w:bCs/>
+          <w:lang w:val="en-US"/>
+        </w:rPr>
+        <w:t xml:space="preserve"> with the mother wavelets 'db4', 'sym4', 'bior3.9', and the levels of</w:t>
+      </w:r>
+    </w:p>
+    <w:p>
+      <w:pPr>
+        <w:rPr>
+          <w:b/>
+          <w:bCs/>
+          <w:lang w:val="en-US"/>
+        </w:rPr>
+      </w:pPr>
+      <w:r>
+        <w:rPr>
+          <w:b/>
+          <w:bCs/>
+          <w:lang w:val="en-US"/>
+        </w:rPr>
+        <w:t>decomposition 6, 8, 10. Plot the original signal and the signal without baseline for each</w:t>
+      </w:r>
+    </w:p>
+    <w:p>
+      <w:pPr>
+        <w:rPr>
+          <w:b/>
+          <w:bCs/>
+          <w:lang w:val="en-US"/>
+        </w:rPr>
+      </w:pPr>
+      <w:r>
+        <w:rPr>
+          <w:b/>
+          <w:bCs/>
+          <w:lang w:val="en-US"/>
+        </w:rPr>
+        <w:t>case.</w:t>
+      </w:r>
+    </w:p>
+    <w:p>
+      <w:pPr>
+        <w:rPr>
+          <w:b/>
+          <w:bCs/>
+          <w:lang w:val="en-US"/>
+        </w:rPr>
+      </w:pPr>
+    </w:p>
+    <w:p>
+      <w:pPr>
+        <w:rPr>
+          <w:b/>
+          <w:bCs/>
+          <w:color w:val="C00000"/>
+          <w:lang w:val="en-US"/>
+        </w:rPr>
+      </w:pPr>
+      <w:r>
+        <w:rPr>
+          <w:b/>
+          <w:bCs/>
+          <w:color w:val="C00000"/>
+          <w:lang w:val="en-US"/>
+        </w:rPr>
+        <w:t>TODO</w:t>
+      </w:r>
+    </w:p>
+    <w:p>
+      <w:pPr>
+        <w:rPr>
+          <w:b/>
+          <w:bCs/>
+          <w:lang w:val="en-US"/>
+        </w:rPr>
+      </w:pPr>
+    </w:p>
+    <w:p>
+      <w:pPr>
+        <w:rPr>
+          <w:b/>
+          <w:bCs/>
+          <w:lang w:val="en-US"/>
+        </w:rPr>
+      </w:pPr>
+    </w:p>
+    <w:p>
+      <w:pPr>
+        <w:rPr>
+          <w:b/>
+          <w:bCs/>
+          <w:lang w:val="en-US"/>
+        </w:rPr>
+      </w:pPr>
+      <w:r>
+        <w:rPr>
+          <w:b/>
+          <w:bCs/>
+          <w:lang w:val="en-US"/>
+        </w:rPr>
+        <w:t xml:space="preserve">Discuss, in one paragraph (max. 200 words), about the </w:t>
+      </w:r>
+      <w:proofErr w:type="gramStart"/>
+      <w:r>
+        <w:rPr>
+          <w:b/>
+          <w:bCs/>
+          <w:lang w:val="en-US"/>
+        </w:rPr>
+        <w:t>followed</w:t>
+      </w:r>
+      <w:proofErr w:type="gramEnd"/>
+      <w:r>
+        <w:rPr>
+          <w:b/>
+          <w:bCs/>
+          <w:lang w:val="en-US"/>
+        </w:rPr>
+        <w:t xml:space="preserve"> procedure and the results</w:t>
+      </w:r>
+    </w:p>
+    <w:p>
+      <w:pPr>
+        <w:rPr>
+          <w:b/>
+          <w:bCs/>
+          <w:lang w:val="en-US"/>
+        </w:rPr>
+      </w:pPr>
+      <w:r>
+        <w:rPr>
+          <w:b/>
+          <w:bCs/>
+          <w:lang w:val="en-US"/>
+        </w:rPr>
+        <w:t>you got. What might you conclude from them? What changes do you observe when changing</w:t>
+      </w:r>
+    </w:p>
+    <w:p>
+      <w:pPr>
+        <w:rPr>
+          <w:b/>
+          <w:bCs/>
+          <w:lang w:val="en-US"/>
+        </w:rPr>
+      </w:pPr>
+      <w:r>
+        <w:rPr>
+          <w:b/>
+          <w:bCs/>
+          <w:lang w:val="en-US"/>
+        </w:rPr>
+        <w:t>the levels of decomposition and mother wavelet?</w:t>
+      </w:r>
+    </w:p>
+    <w:p>
+      <w:pPr>
+        <w:rPr>
+          <w:b/>
+          <w:bCs/>
+          <w:lang w:val="en-US"/>
+        </w:rPr>
+      </w:pPr>
+    </w:p>
+    <w:p>
+      <w:pPr>
+        <w:rPr>
+          <w:b/>
+          <w:bCs/>
+          <w:lang w:val="en-US"/>
+        </w:rPr>
+      </w:pPr>
+    </w:p>
+    <w:p>
+      <w:pPr>
+        <w:rPr>
+          <w:b/>
+          <w:bCs/>
+          <w:color w:val="C00000"/>
+          <w:lang w:val="en-US"/>
+        </w:rPr>
+      </w:pPr>
+      <w:r>
+        <w:rPr>
+          <w:b/>
+          <w:bCs/>
+          <w:color w:val="C00000"/>
+          <w:lang w:val="en-US"/>
+        </w:rPr>
+        <w:t>TODO</w:t>
+      </w:r>
+    </w:p>
+    <w:p>
+      <w:pPr>
+        <w:rPr>
+          <w:b/>
+          <w:bCs/>
+          <w:lang w:val="en-US"/>
+        </w:rPr>
+      </w:pPr>
+    </w:p>
+    <w:p>
+      <w:pPr>
+        <w:rPr>
+          <w:b/>
+          <w:bCs/>
+          <w:lang w:val="en-US"/>
+        </w:rPr>
+      </w:pPr>
+      <w:r>
+        <w:rPr>
+          <w:b/>
+          <w:bCs/>
+          <w:lang w:val="en-US"/>
+        </w:rPr>
+        <w:t xml:space="preserve">Q10. </w:t>
+      </w:r>
+      <w:r>
+        <w:rPr>
+          <w:b/>
+          <w:bCs/>
+          <w:lang w:val="en-US"/>
+        </w:rPr>
+        <w:tab/>
+      </w:r>
+      <w:r>
+        <w:rPr>
+          <w:b/>
+          <w:bCs/>
+          <w:lang w:val="en-US"/>
+        </w:rPr>
+        <w:t>Denoising using the DWT (0.5 points)</w:t>
+      </w:r>
+    </w:p>
+    <w:p>
+      <w:pPr>
+        <w:rPr>
+          <w:b/>
+          <w:bCs/>
+          <w:lang w:val="en-US"/>
+        </w:rPr>
+      </w:pPr>
+    </w:p>
+    <w:p>
+      <w:pPr>
+        <w:rPr>
+          <w:b/>
+          <w:bCs/>
+          <w:lang w:val="en-US"/>
+        </w:rPr>
+      </w:pPr>
+      <w:r>
+        <w:rPr>
+          <w:b/>
+          <w:bCs/>
+          <w:lang w:val="en-US"/>
+        </w:rPr>
+        <w:t>a</w:t>
+      </w:r>
+      <w:proofErr w:type="gramStart"/>
+      <w:r>
+        <w:rPr>
+          <w:b/>
+          <w:bCs/>
+          <w:lang w:val="en-US"/>
+        </w:rPr>
+        <w:t xml:space="preserve">. </w:t>
+      </w:r>
+      <w:r>
+        <w:rPr>
+          <w:b/>
+          <w:bCs/>
+          <w:lang w:val="en-US"/>
+        </w:rPr>
+        <w:tab/>
+      </w:r>
+      <w:r>
+        <w:rPr>
+          <w:b/>
+          <w:bCs/>
+          <w:lang w:val="en-US"/>
+        </w:rPr>
+        <w:t>Take</w:t>
+      </w:r>
+      <w:proofErr w:type="gramEnd"/>
+      <w:r>
+        <w:rPr>
+          <w:b/>
+          <w:bCs/>
+          <w:lang w:val="en-US"/>
+        </w:rPr>
+        <w:t xml:space="preserve"> a twenty-second segment of an ECG signal. Determine the maximum useful level</w:t>
+      </w:r>
+    </w:p>
+    <w:p>
+      <w:pPr>
+        <w:rPr>
+          <w:b/>
+          <w:bCs/>
+          <w:lang w:val="en-US"/>
+        </w:rPr>
+      </w:pPr>
+      <w:r>
+        <w:rPr>
+          <w:b/>
+          <w:bCs/>
+          <w:lang w:val="en-US"/>
+        </w:rPr>
+        <w:t>of decomposition for that signal. Bear this in mind for the following steps.</w:t>
+      </w:r>
+    </w:p>
+    <w:p>
+      <w:pPr>
+        <w:rPr>
+          <w:b/>
+          <w:bCs/>
+          <w:lang w:val="en-US"/>
+        </w:rPr>
+      </w:pPr>
+    </w:p>
+    <w:p>
+      <w:pPr>
+        <w:rPr>
+          <w:b/>
+          <w:bCs/>
+          <w:color w:val="C00000"/>
+          <w:lang w:val="en-US"/>
+        </w:rPr>
+      </w:pPr>
+      <w:r>
+        <w:rPr>
+          <w:b/>
+          <w:bCs/>
+          <w:color w:val="C00000"/>
+          <w:lang w:val="en-US"/>
+        </w:rPr>
+        <w:t>TODO</w:t>
+      </w:r>
+    </w:p>
+    <w:p>
+      <w:pPr>
+        <w:rPr>
+          <w:b/>
+          <w:bCs/>
+          <w:lang w:val="en-US"/>
+        </w:rPr>
+      </w:pPr>
+    </w:p>
+    <w:p>
+      <w:pPr>
+        <w:rPr>
+          <w:b/>
+          <w:bCs/>
+          <w:lang w:val="en-US"/>
+        </w:rPr>
+      </w:pPr>
+    </w:p>
+    <w:p>
+      <w:pPr>
+        <w:rPr>
+          <w:b/>
+          <w:bCs/>
+          <w:lang w:val="en-US"/>
+        </w:rPr>
+      </w:pPr>
+      <w:r>
+        <w:rPr>
+          <w:b/>
+          <w:bCs/>
+          <w:lang w:val="en-US"/>
+        </w:rPr>
+        <w:t>b</w:t>
+      </w:r>
+      <w:proofErr w:type="gramStart"/>
+      <w:r>
+        <w:rPr>
+          <w:b/>
+          <w:bCs/>
+          <w:lang w:val="en-US"/>
+        </w:rPr>
+        <w:t xml:space="preserve">. </w:t>
+      </w:r>
+      <w:r>
+        <w:rPr>
+          <w:b/>
+          <w:bCs/>
+          <w:lang w:val="en-US"/>
+        </w:rPr>
+        <w:tab/>
+      </w:r>
+      <w:r>
+        <w:rPr>
+          <w:b/>
+          <w:bCs/>
+          <w:lang w:val="en-US"/>
+        </w:rPr>
+        <w:t>Perform</w:t>
+      </w:r>
+      <w:proofErr w:type="gramEnd"/>
+      <w:r>
+        <w:rPr>
+          <w:b/>
+          <w:bCs/>
+          <w:lang w:val="en-US"/>
+        </w:rPr>
+        <w:t xml:space="preserve"> DWT decomposition. Plot the signal and decomposition coefficients (samples</w:t>
+      </w:r>
+    </w:p>
+    <w:p>
+      <w:pPr>
+        <w:rPr>
+          <w:b/>
+          <w:bCs/>
+          <w:lang w:val="en-US"/>
+        </w:rPr>
+      </w:pPr>
+      <w:r>
+        <w:rPr>
+          <w:b/>
+          <w:bCs/>
+          <w:lang w:val="en-US"/>
+        </w:rPr>
+        <w:t>in horizontal axis).</w:t>
+      </w:r>
+    </w:p>
+    <w:p>
+      <w:pPr>
+        <w:rPr>
+          <w:b/>
+          <w:bCs/>
+          <w:lang w:val="en-US"/>
+        </w:rPr>
+      </w:pPr>
+    </w:p>
+    <w:p>
+      <w:pPr>
+        <w:rPr>
+          <w:b/>
+          <w:bCs/>
+          <w:lang w:val="en-US"/>
+        </w:rPr>
+      </w:pPr>
+    </w:p>
+    <w:p>
+      <w:pPr>
+        <w:rPr>
+          <w:b/>
+          <w:bCs/>
+          <w:color w:val="C00000"/>
+          <w:lang w:val="en-US"/>
+        </w:rPr>
+      </w:pPr>
+      <w:r>
+        <w:rPr>
+          <w:b/>
+          <w:bCs/>
+          <w:color w:val="C00000"/>
+          <w:lang w:val="en-US"/>
+        </w:rPr>
+        <w:t>TODO</w:t>
+      </w:r>
+    </w:p>
+    <w:p>
+      <w:pPr>
+        <w:rPr>
+          <w:b/>
+          <w:bCs/>
+          <w:lang w:val="en-US"/>
+        </w:rPr>
+      </w:pPr>
+    </w:p>
+    <w:p>
+      <w:pPr>
+        <w:rPr>
+          <w:b/>
+          <w:bCs/>
+          <w:lang w:val="en-US"/>
+        </w:rPr>
+      </w:pPr>
+    </w:p>
+    <w:p>
+      <w:pPr>
+        <w:rPr>
+          <w:b/>
+          <w:bCs/>
+          <w:lang w:val="en-US"/>
+        </w:rPr>
+      </w:pPr>
+      <w:r>
+        <w:rPr>
+          <w:b/>
+          <w:bCs/>
+          <w:lang w:val="en-US"/>
+        </w:rPr>
+        <w:t>c</w:t>
+      </w:r>
+      <w:proofErr w:type="gramStart"/>
+      <w:r>
+        <w:rPr>
+          <w:b/>
+          <w:bCs/>
+          <w:lang w:val="en-US"/>
+        </w:rPr>
+        <w:t xml:space="preserve">. </w:t>
+      </w:r>
+      <w:r>
+        <w:rPr>
+          <w:b/>
+          <w:bCs/>
+          <w:lang w:val="en-US"/>
+        </w:rPr>
+        <w:tab/>
+      </w:r>
+      <w:r>
+        <w:rPr>
+          <w:b/>
+          <w:bCs/>
+          <w:lang w:val="en-US"/>
+        </w:rPr>
+        <w:t>Filtering</w:t>
+      </w:r>
+      <w:proofErr w:type="gramEnd"/>
+      <w:r>
+        <w:rPr>
+          <w:b/>
+          <w:bCs/>
+          <w:lang w:val="en-US"/>
+        </w:rPr>
+        <w:t xml:space="preserve"> process is performed by zeroing detail coefficients (that usually contain the</w:t>
+      </w:r>
+    </w:p>
+    <w:p>
+      <w:pPr>
+        <w:rPr>
+          <w:b/>
+          <w:bCs/>
+          <w:lang w:val="en-US"/>
+        </w:rPr>
+      </w:pPr>
+      <w:r>
+        <w:rPr>
+          <w:b/>
+          <w:bCs/>
+          <w:lang w:val="en-US"/>
+        </w:rPr>
+        <w:t>noise) and afterwards reconstructing the signal.</w:t>
+      </w:r>
+    </w:p>
+    <w:p>
+      <w:pPr>
+        <w:rPr>
+          <w:b/>
+          <w:bCs/>
+          <w:lang w:val="en-US"/>
+        </w:rPr>
+      </w:pPr>
+      <w:r>
+        <w:rPr>
+          <w:b/>
+          <w:bCs/>
+          <w:lang w:val="en-US"/>
+        </w:rPr>
+        <w:t>Experiment by zeroing different detail coefficients D1, D2, D3. Reconstruct the signal.</w:t>
+      </w:r>
+    </w:p>
+    <w:p>
+      <w:pPr>
+        <w:rPr>
+          <w:b/>
+          <w:bCs/>
+          <w:lang w:val="en-US"/>
+        </w:rPr>
+      </w:pPr>
+      <w:r>
+        <w:rPr>
+          <w:b/>
+          <w:bCs/>
+          <w:lang w:val="en-US"/>
+        </w:rPr>
+        <w:t>Plot the original and filtered signal.</w:t>
+      </w:r>
+    </w:p>
+    <w:p>
+      <w:pPr>
+        <w:rPr>
+          <w:b/>
+          <w:bCs/>
+          <w:lang w:val="en-US"/>
+        </w:rPr>
+      </w:pPr>
+    </w:p>
+    <w:p>
+      <w:pPr>
+        <w:rPr>
+          <w:b/>
+          <w:bCs/>
+          <w:lang w:val="en-US"/>
+        </w:rPr>
+      </w:pPr>
+    </w:p>
+    <w:p>
+      <w:pPr>
+        <w:rPr>
+          <w:b/>
+          <w:bCs/>
+          <w:color w:val="C00000"/>
+          <w:lang w:val="en-US"/>
+        </w:rPr>
+      </w:pPr>
+      <w:r>
+        <w:rPr>
+          <w:b/>
+          <w:bCs/>
+          <w:color w:val="C00000"/>
+          <w:lang w:val="en-US"/>
+        </w:rPr>
+        <w:t>TODO</w:t>
+      </w:r>
+    </w:p>
+    <w:p>
+      <w:pPr>
+        <w:rPr>
+          <w:b/>
+          <w:bCs/>
+          <w:lang w:val="en-US"/>
+        </w:rPr>
+      </w:pPr>
+    </w:p>
+    <w:p>
+      <w:pPr>
+        <w:rPr>
+          <w:b/>
+          <w:bCs/>
+          <w:lang w:val="en-US"/>
+        </w:rPr>
+      </w:pPr>
+    </w:p>
+    <w:p>
+      <w:pPr>
+        <w:rPr>
+          <w:b/>
+          <w:bCs/>
+          <w:lang w:val="en-US"/>
+        </w:rPr>
+      </w:pPr>
+    </w:p>
+    <w:p>
+      <w:pPr>
+        <w:rPr>
+          <w:b/>
+          <w:bCs/>
+          <w:lang w:val="en-US"/>
+        </w:rPr>
+      </w:pPr>
+      <w:r>
+        <w:rPr>
+          <w:b/>
+          <w:bCs/>
+          <w:lang w:val="en-US"/>
+        </w:rPr>
+        <w:t>d</w:t>
+      </w:r>
+      <w:proofErr w:type="gramStart"/>
+      <w:r>
+        <w:rPr>
+          <w:b/>
+          <w:bCs/>
+          <w:lang w:val="en-US"/>
+        </w:rPr>
+        <w:t xml:space="preserve">. </w:t>
+      </w:r>
+      <w:r>
+        <w:rPr>
+          <w:b/>
+          <w:bCs/>
+          <w:lang w:val="en-US"/>
+        </w:rPr>
+        <w:tab/>
+      </w:r>
+      <w:r>
+        <w:rPr>
+          <w:b/>
+          <w:bCs/>
+          <w:lang w:val="en-US"/>
+        </w:rPr>
+        <w:t>Experiment</w:t>
+      </w:r>
+      <w:proofErr w:type="gramEnd"/>
+      <w:r>
+        <w:rPr>
+          <w:b/>
+          <w:bCs/>
+          <w:lang w:val="en-US"/>
+        </w:rPr>
+        <w:t xml:space="preserve"> with the mother wavelets 'db4', 'sym4', 'bior3.9', and the levels of</w:t>
+      </w:r>
+    </w:p>
+    <w:p>
+      <w:pPr>
+        <w:rPr>
+          <w:b/>
+          <w:bCs/>
+          <w:lang w:val="en-US"/>
+        </w:rPr>
+      </w:pPr>
+      <w:r>
+        <w:rPr>
+          <w:b/>
+          <w:bCs/>
+          <w:lang w:val="en-US"/>
+        </w:rPr>
+        <w:t>decomposition 6, 8, 10. Plot the original signal and the signal without noise for each</w:t>
+      </w:r>
+    </w:p>
+    <w:p>
+      <w:pPr>
+        <w:rPr>
+          <w:b/>
+          <w:bCs/>
+          <w:lang w:val="en-US"/>
+        </w:rPr>
+      </w:pPr>
+      <w:r>
+        <w:rPr>
+          <w:b/>
+          <w:bCs/>
+          <w:lang w:val="en-US"/>
+        </w:rPr>
+        <w:t>case.</w:t>
+      </w:r>
+    </w:p>
+    <w:p>
+      <w:pPr>
+        <w:rPr>
+          <w:b/>
+          <w:bCs/>
+          <w:lang w:val="en-US"/>
+        </w:rPr>
+      </w:pPr>
+    </w:p>
+    <w:p>
+      <w:pPr>
+        <w:rPr>
+          <w:b/>
+          <w:bCs/>
+          <w:color w:val="C00000"/>
+          <w:lang w:val="en-US"/>
+        </w:rPr>
+      </w:pPr>
+      <w:r>
+        <w:rPr>
+          <w:b/>
+          <w:bCs/>
+          <w:color w:val="C00000"/>
+          <w:lang w:val="en-US"/>
+        </w:rPr>
+        <w:lastRenderedPageBreak/>
+        <w:t>TODO</w:t>
+      </w:r>
+    </w:p>
+    <w:p>
+      <w:pPr>
+        <w:rPr>
+          <w:b/>
+          <w:bCs/>
+          <w:lang w:val="en-US"/>
+        </w:rPr>
+      </w:pPr>
+    </w:p>
+    <w:p>
+      <w:pPr>
+        <w:rPr>
+          <w:b/>
+          <w:bCs/>
+          <w:lang w:val="en-US"/>
+        </w:rPr>
+      </w:pPr>
+    </w:p>
+    <w:p>
+      <w:pPr>
+        <w:rPr>
+          <w:b/>
+          <w:bCs/>
+          <w:lang w:val="en-US"/>
+        </w:rPr>
+      </w:pPr>
+      <w:r>
+        <w:rPr>
+          <w:b/>
+          <w:bCs/>
+          <w:lang w:val="en-US"/>
+        </w:rPr>
+        <w:t xml:space="preserve">Discuss, in one paragraph (max. 200 words), about the </w:t>
+      </w:r>
+      <w:proofErr w:type="gramStart"/>
+      <w:r>
+        <w:rPr>
+          <w:b/>
+          <w:bCs/>
+          <w:lang w:val="en-US"/>
+        </w:rPr>
+        <w:t>followed</w:t>
+      </w:r>
+      <w:proofErr w:type="gramEnd"/>
+      <w:r>
+        <w:rPr>
+          <w:b/>
+          <w:bCs/>
+          <w:lang w:val="en-US"/>
+        </w:rPr>
+        <w:t xml:space="preserve"> procedure and the results</w:t>
+      </w:r>
+    </w:p>
+    <w:p>
+      <w:pPr>
+        <w:rPr>
+          <w:b/>
+          <w:bCs/>
+          <w:lang w:val="en-US"/>
+        </w:rPr>
+      </w:pPr>
+      <w:r>
+        <w:rPr>
+          <w:b/>
+          <w:bCs/>
+          <w:lang w:val="en-US"/>
+        </w:rPr>
+        <w:t>you got. What might you conclude from them? What changes do you observe when changing</w:t>
+      </w:r>
+    </w:p>
+    <w:p>
+      <w:pPr>
+        <w:rPr>
+          <w:b/>
+          <w:bCs/>
+          <w:lang w:val="en-US"/>
+        </w:rPr>
+      </w:pPr>
+      <w:r>
+        <w:rPr>
+          <w:b/>
+          <w:bCs/>
+          <w:lang w:val="en-US"/>
+        </w:rPr>
+        <w:t>the levels of decomposition and mother wavelet?</w:t>
+      </w:r>
+    </w:p>
+    <w:p>
+      <w:pPr>
+        <w:rPr>
+          <w:b/>
+          <w:bCs/>
+          <w:lang w:val="en-US"/>
+        </w:rPr>
+      </w:pPr>
+    </w:p>
+    <w:p>
+      <w:pPr>
+        <w:rPr>
+          <w:b/>
+          <w:bCs/>
+          <w:lang w:val="en-US"/>
+        </w:rPr>
+      </w:pPr>
+    </w:p>
+    <w:p>
+      <w:pPr>
+        <w:rPr>
+          <w:b/>
+          <w:bCs/>
+          <w:color w:val="C00000"/>
+          <w:lang w:val="en-US"/>
+        </w:rPr>
+      </w:pPr>
+      <w:r>
+        <w:rPr>
+          <w:b/>
+          <w:bCs/>
+          <w:color w:val="C00000"/>
+          <w:lang w:val="en-US"/>
+        </w:rPr>
+        <w:t>TODO</w:t>
+      </w:r>
+    </w:p>
+    <w:p>
+      <w:pPr>
+        <w:rPr>
+          <w:b/>
+          <w:bCs/>
+          <w:lang w:val="en-US"/>
+        </w:rPr>
+      </w:pPr>
+    </w:p>
+    <w:p>
+      <w:pPr>
+        <w:rPr>
+          <w:b/>
+          <w:bCs/>
+          <w:lang w:val="en-US"/>
+        </w:rPr>
+      </w:pPr>
+    </w:p>
+    <w:p>
+      <w:pPr>
+        <w:rPr>
+          <w:b/>
+          <w:bCs/>
+          <w:lang w:val="en-US"/>
+        </w:rPr>
+      </w:pPr>
+    </w:p>
+    <w:p>
+      <w:pPr>
+        <w:rPr>
+          <w:b/>
+          <w:bCs/>
+          <w:lang w:val="en-US"/>
+        </w:rPr>
+      </w:pPr>
+    </w:p>
+    <w:p>
+      <w:pPr>
+        <w:rPr>
+          <w:b/>
+          <w:bCs/>
+          <w:lang w:val="en-US"/>
+        </w:rPr>
+      </w:pPr>
+    </w:p>
+    <w:p>
+      <w:pPr>
+        <w:rPr>
+          <w:b/>
+          <w:bCs/>
+          <w:lang w:val="en-US"/>
+        </w:rPr>
+      </w:pPr>
+    </w:p>
+    <w:p>
+      <w:pPr>
+        <w:rPr>
+          <w:b/>
+          <w:bCs/>
+          <w:lang w:val="en-US"/>
+        </w:rPr>
+      </w:pPr>
+    </w:p>
+    <w:p>
+      <w:pPr>
+        <w:rPr>
+          <w:b/>
+          <w:bCs/>
+          <w:lang w:val="en-US"/>
+        </w:rPr>
+      </w:pPr>
+    </w:p>
+    <w:p>
+      <w:pPr>
+        <w:rPr>
+          <w:b/>
+          <w:bCs/>
+          <w:lang w:val="en-US"/>
+        </w:rPr>
+      </w:pPr>
+    </w:p>
+    <w:p>
+      <w:pPr>
+        <w:rPr>
+          <w:b/>
+          <w:bCs/>
+          <w:lang w:val="en-US"/>
+        </w:rPr>
+      </w:pPr>
+    </w:p>
+    <w:p>
+      <w:pPr>
+        <w:rPr>
+          <w:b/>
+          <w:bCs/>
+          <w:lang w:val="en-US"/>
+        </w:rPr>
+      </w:pPr>
+    </w:p>
+    <w:p>
+      <w:pPr>
+        <w:rPr>
+          <w:b/>
+          <w:bCs/>
+          <w:lang w:val="en-US"/>
+        </w:rPr>
+      </w:pPr>
+    </w:p>
+    <w:p>
+      <w:pPr>
+        <w:rPr>
+          <w:b/>
+          <w:bCs/>
+          <w:lang w:val="en-US"/>
+        </w:rPr>
+      </w:pPr>
+    </w:p>
+    <w:p>
+      <w:pPr>
+        <w:rPr>
+          <w:b/>
+          <w:bCs/>
+          <w:lang w:val="en-US"/>
+        </w:rPr>
+      </w:pPr>
+    </w:p>
+    <w:p>
+      <w:pPr>
+        <w:rPr>
+          <w:b/>
+          <w:bCs/>
+          <w:lang w:val="en-US"/>
+        </w:rPr>
+      </w:pPr>
+    </w:p>
+    <w:p>
+      <w:pPr>
+        <w:rPr>
+          <w:b/>
+          <w:bCs/>
+          <w:lang w:val="en-US"/>
+        </w:rPr>
+      </w:pPr>
+    </w:p>
+    <w:p>
+      <w:pPr>
+        <w:rPr>
+          <w:b/>
+          <w:bCs/>
+          <w:lang w:val="en-US"/>
+        </w:rPr>
+      </w:pPr>
     </w:p>
     <w:p>
       <w:pPr>
@@ -13305,8 +20869,8 @@
       </w:r>
     </w:p>
     <w:sectPr>
-      <w:headerReference w:type="default" r:id="rId11"/>
-      <w:footerReference w:type="default" r:id="rId12"/>
+      <w:headerReference w:type="default" r:id="rId47"/>
+      <w:footerReference w:type="default" r:id="rId48"/>
       <w:pgSz w:w="11906" w:h="16838"/>
       <w:pgMar w:top="1667" w:right="1134" w:bottom="1418" w:left="1701" w:header="709" w:footer="769" w:gutter="0"/>
       <w:pgNumType w:start="0"/>
@@ -14145,6 +21709,95 @@
     </w:lvl>
   </w:abstractNum>
   <w:abstractNum w:abstractNumId="5" w15:restartNumberingAfterBreak="0">
+    <w:nsid w:val="1AB96B2A"/>
+    <w:multiLevelType w:val="hybridMultilevel"/>
+    <w:tmpl w:val="AB4E8558"/>
+    <w:lvl w:ilvl="0" w:tplc="20000019">
+      <w:start w:val="1"/>
+      <w:numFmt w:val="lowerLetter"/>
+      <w:lvlText w:val="%1."/>
+      <w:lvlJc w:val="left"/>
+      <w:pPr>
+        <w:ind w:left="360" w:hanging="360"/>
+      </w:pPr>
+      <w:rPr>
+        <w:rFonts w:hint="default"/>
+      </w:rPr>
+    </w:lvl>
+    <w:lvl w:ilvl="1" w:tplc="20000019">
+      <w:start w:val="1"/>
+      <w:numFmt w:val="lowerLetter"/>
+      <w:lvlText w:val="%2."/>
+      <w:lvlJc w:val="left"/>
+      <w:pPr>
+        <w:ind w:left="1080" w:hanging="360"/>
+      </w:pPr>
+    </w:lvl>
+    <w:lvl w:ilvl="2" w:tplc="2000001B" w:tentative="1">
+      <w:start w:val="1"/>
+      <w:numFmt w:val="lowerRoman"/>
+      <w:lvlText w:val="%3."/>
+      <w:lvlJc w:val="right"/>
+      <w:pPr>
+        <w:ind w:left="1800" w:hanging="180"/>
+      </w:pPr>
+    </w:lvl>
+    <w:lvl w:ilvl="3" w:tplc="2000000F" w:tentative="1">
+      <w:start w:val="1"/>
+      <w:numFmt w:val="decimal"/>
+      <w:lvlText w:val="%4."/>
+      <w:lvlJc w:val="left"/>
+      <w:pPr>
+        <w:ind w:left="2520" w:hanging="360"/>
+      </w:pPr>
+    </w:lvl>
+    <w:lvl w:ilvl="4" w:tplc="20000019" w:tentative="1">
+      <w:start w:val="1"/>
+      <w:numFmt w:val="lowerLetter"/>
+      <w:lvlText w:val="%5."/>
+      <w:lvlJc w:val="left"/>
+      <w:pPr>
+        <w:ind w:left="3240" w:hanging="360"/>
+      </w:pPr>
+    </w:lvl>
+    <w:lvl w:ilvl="5" w:tplc="2000001B" w:tentative="1">
+      <w:start w:val="1"/>
+      <w:numFmt w:val="lowerRoman"/>
+      <w:lvlText w:val="%6."/>
+      <w:lvlJc w:val="right"/>
+      <w:pPr>
+        <w:ind w:left="3960" w:hanging="180"/>
+      </w:pPr>
+    </w:lvl>
+    <w:lvl w:ilvl="6" w:tplc="2000000F" w:tentative="1">
+      <w:start w:val="1"/>
+      <w:numFmt w:val="decimal"/>
+      <w:lvlText w:val="%7."/>
+      <w:lvlJc w:val="left"/>
+      <w:pPr>
+        <w:ind w:left="4680" w:hanging="360"/>
+      </w:pPr>
+    </w:lvl>
+    <w:lvl w:ilvl="7" w:tplc="20000019" w:tentative="1">
+      <w:start w:val="1"/>
+      <w:numFmt w:val="lowerLetter"/>
+      <w:lvlText w:val="%8."/>
+      <w:lvlJc w:val="left"/>
+      <w:pPr>
+        <w:ind w:left="5400" w:hanging="360"/>
+      </w:pPr>
+    </w:lvl>
+    <w:lvl w:ilvl="8" w:tplc="2000001B" w:tentative="1">
+      <w:start w:val="1"/>
+      <w:numFmt w:val="lowerRoman"/>
+      <w:lvlText w:val="%9."/>
+      <w:lvlJc w:val="right"/>
+      <w:pPr>
+        <w:ind w:left="6120" w:hanging="180"/>
+      </w:pPr>
+    </w:lvl>
+  </w:abstractNum>
+  <w:abstractNum w:abstractNumId="6" w15:restartNumberingAfterBreak="0">
     <w:nsid w:val="2BA22471"/>
     <w:multiLevelType w:val="hybridMultilevel"/>
     <w:tmpl w:val="CF08F344"/>
@@ -14244,7 +21897,7 @@
       </w:pPr>
     </w:lvl>
   </w:abstractNum>
-  <w:abstractNum w:abstractNumId="6" w15:restartNumberingAfterBreak="0">
+  <w:abstractNum w:abstractNumId="7" w15:restartNumberingAfterBreak="0">
     <w:nsid w:val="33A9096C"/>
     <w:multiLevelType w:val="hybridMultilevel"/>
     <w:tmpl w:val="371A2F2A"/>
@@ -14356,7 +22009,7 @@
       </w:rPr>
     </w:lvl>
   </w:abstractNum>
-  <w:abstractNum w:abstractNumId="7" w15:restartNumberingAfterBreak="0">
+  <w:abstractNum w:abstractNumId="8" w15:restartNumberingAfterBreak="0">
     <w:nsid w:val="459B0189"/>
     <w:multiLevelType w:val="hybridMultilevel"/>
     <w:tmpl w:val="CC92BA34"/>
@@ -14469,7 +22122,7 @@
       </w:rPr>
     </w:lvl>
   </w:abstractNum>
-  <w:abstractNum w:abstractNumId="8" w15:restartNumberingAfterBreak="0">
+  <w:abstractNum w:abstractNumId="9" w15:restartNumberingAfterBreak="0">
     <w:nsid w:val="7A5D0410"/>
     <w:multiLevelType w:val="hybridMultilevel"/>
     <w:tmpl w:val="ACB89998"/>
@@ -14585,10 +22238,10 @@
     <w:abstractNumId w:val="3"/>
   </w:num>
   <w:num w:numId="2" w16cid:durableId="2118089601">
-    <w:abstractNumId w:val="7"/>
+    <w:abstractNumId w:val="8"/>
   </w:num>
   <w:num w:numId="3" w16cid:durableId="1326785911">
-    <w:abstractNumId w:val="5"/>
+    <w:abstractNumId w:val="6"/>
   </w:num>
   <w:num w:numId="4" w16cid:durableId="1828596408">
     <w:abstractNumId w:val="0"/>
@@ -14597,16 +22250,19 @@
     <w:abstractNumId w:val="2"/>
   </w:num>
   <w:num w:numId="6" w16cid:durableId="803739473">
-    <w:abstractNumId w:val="8"/>
+    <w:abstractNumId w:val="9"/>
   </w:num>
   <w:num w:numId="7" w16cid:durableId="404497130">
-    <w:abstractNumId w:val="6"/>
+    <w:abstractNumId w:val="7"/>
   </w:num>
   <w:num w:numId="8" w16cid:durableId="1541748282">
     <w:abstractNumId w:val="4"/>
   </w:num>
   <w:num w:numId="9" w16cid:durableId="1338997214">
     <w:abstractNumId w:val="1"/>
+  </w:num>
+  <w:num w:numId="10" w16cid:durableId="1114519781">
+    <w:abstractNumId w:val="5"/>
   </w:num>
 </w:numbering>
 </file>
@@ -15248,6 +22904,7 @@
   <w:style w:type="character" w:default="1" w:styleId="DefaultParagraphFont">
     <w:name w:val="Default Paragraph Font"/>
     <w:uiPriority w:val="1"/>
+    <w:semiHidden/>
     <w:unhideWhenUsed/>
   </w:style>
   <w:style w:type="table" w:default="1" w:styleId="TableNormal">
@@ -16279,7 +23936,9 @@
     <w:rsidRoot w:val="000A2E78"/>
     <w:rsid w:val="000A2E78"/>
     <w:rsid w:val="000C62A0"/>
+    <w:rsid w:val="001D4425"/>
     <w:rsid w:val="00390A6A"/>
+    <w:rsid w:val="00421665"/>
     <w:rsid w:val="00532719"/>
     <w:rsid w:val="0061450D"/>
     <w:rsid w:val="006A7CFE"/>
@@ -16289,6 +23948,7 @@
     <w:rsid w:val="00A36F1E"/>
     <w:rsid w:val="00A467CE"/>
     <w:rsid w:val="00C04012"/>
+    <w:rsid w:val="00C46E4C"/>
     <w:rsid w:val="00E36E2A"/>
     <w:rsid w:val="00F56F7F"/>
     <w:rsid w:val="00F86BB7"/>
@@ -16306,10 +23966,10 @@
     <m:intLim m:val="subSup"/>
     <m:naryLim m:val="undOvr"/>
   </m:mathPr>
-  <w:themeFontLang/>
+  <w:themeFontLang w:val="en-DE"/>
   <w:clrSchemeMapping w:bg1="light1" w:t1="dark1" w:bg2="light2" w:t2="dark2" w:accent1="accent1" w:accent2="accent2" w:accent3="accent3" w:accent4="accent4" w:accent5="accent5" w:accent6="accent6" w:hyperlink="hyperlink" w:followedHyperlink="followedHyperlink"/>
   <w:decimalSymbol w:val=","/>
-  <w:listSeparator w:val=";"/>
+  <w:listSeparator w:val=","/>
   <w15:chartTrackingRefBased/>
 </w:settings>
 </file>
@@ -16323,7 +23983,7 @@
         <w:kern w:val="2"/>
         <w:sz w:val="24"/>
         <w:szCs w:val="24"/>
-        <w:lang w:bidi="ar-SA"/>
+        <w:lang w:val="en-DE" w:eastAsia="en-DE" w:bidi="ar-SA"/>
         <w14:ligatures w14:val="standardContextual"/>
       </w:rPr>
     </w:rPrDefault>
